--- a/Prompt para sistema de cálculo.docx
+++ b/Prompt para sistema de cálculo.docx
@@ -4,6 +4,6238 @@
   <w:body>
     <w:p>
       <w:pPr>
+        <w:jc w:val="center"/>
+        <w:rPr>
+          <w:rFonts w:ascii="Arial" w:hAnsi="Arial" w:cs="Arial"/>
+          <w:sz w:val="24"/>
+          <w:szCs w:val="24"/>
+        </w:rPr>
+      </w:pPr>
+      <w:r>
+        <w:rPr>
+          <w:rFonts w:ascii="Arial" w:hAnsi="Arial" w:cs="Arial"/>
+          <w:b/>
+          <w:bCs/>
+          <w:sz w:val="24"/>
+          <w:szCs w:val="24"/>
+        </w:rPr>
+        <w:t xml:space="preserve">SISTEMA DE </w:t>
+      </w:r>
+      <w:r>
+        <w:rPr>
+          <w:rFonts w:ascii="Arial" w:hAnsi="Arial" w:cs="Arial"/>
+          <w:b/>
+          <w:bCs/>
+          <w:sz w:val="24"/>
+          <w:szCs w:val="24"/>
+        </w:rPr>
+        <w:t>ESCRITURA</w:t>
+      </w:r>
+    </w:p>
+    <w:p>
+      <w:pPr>
+        <w:rPr>
+          <w:rFonts w:ascii="Arial" w:hAnsi="Arial" w:cs="Arial"/>
+          <w:sz w:val="24"/>
+          <w:szCs w:val="24"/>
+        </w:rPr>
+      </w:pPr>
+    </w:p>
+    <w:p>
+      <w:pPr>
+        <w:rPr>
+          <w:rFonts w:ascii="Arial" w:hAnsi="Arial" w:cs="Arial"/>
+          <w:b/>
+          <w:bCs/>
+          <w:sz w:val="24"/>
+          <w:szCs w:val="24"/>
+        </w:rPr>
+      </w:pPr>
+    </w:p>
+    <w:p>
+      <w:pPr>
+        <w:rPr>
+          <w:rFonts w:ascii="Arial" w:hAnsi="Arial" w:cs="Arial"/>
+          <w:b/>
+          <w:bCs/>
+          <w:sz w:val="24"/>
+          <w:szCs w:val="24"/>
+        </w:rPr>
+      </w:pPr>
+    </w:p>
+    <w:p>
+      <w:pPr>
+        <w:rPr>
+          <w:rFonts w:ascii="Arial" w:hAnsi="Arial" w:cs="Arial"/>
+          <w:sz w:val="24"/>
+          <w:szCs w:val="24"/>
+        </w:rPr>
+      </w:pPr>
+      <w:r>
+        <w:rPr>
+          <w:rFonts w:ascii="Arial" w:hAnsi="Arial" w:cs="Arial"/>
+          <w:b/>
+          <w:bCs/>
+          <w:sz w:val="24"/>
+          <w:szCs w:val="24"/>
+        </w:rPr>
+        <w:t>MÓDULO</w:t>
+      </w:r>
+      <w:r>
+        <w:rPr>
+          <w:rFonts w:ascii="Arial" w:hAnsi="Arial" w:cs="Arial"/>
+          <w:b/>
+          <w:bCs/>
+          <w:sz w:val="24"/>
+          <w:szCs w:val="24"/>
+        </w:rPr>
+        <w:t xml:space="preserve"> DE </w:t>
+      </w:r>
+      <w:r>
+        <w:rPr>
+          <w:rFonts w:ascii="Arial" w:hAnsi="Arial" w:cs="Arial"/>
+          <w:b/>
+          <w:bCs/>
+          <w:sz w:val="24"/>
+          <w:szCs w:val="24"/>
+        </w:rPr>
+        <w:t>ADMINISTRADOR</w:t>
+      </w:r>
+      <w:r>
+        <w:rPr>
+          <w:rFonts w:ascii="Arial" w:hAnsi="Arial" w:cs="Arial"/>
+          <w:sz w:val="24"/>
+          <w:szCs w:val="24"/>
+        </w:rPr>
+        <w:t>:</w:t>
+      </w:r>
+    </w:p>
+    <w:p>
+      <w:pPr>
+        <w:rPr>
+          <w:rFonts w:ascii="Arial" w:hAnsi="Arial" w:cs="Arial"/>
+          <w:sz w:val="24"/>
+          <w:szCs w:val="24"/>
+        </w:rPr>
+      </w:pPr>
+      <w:r>
+        <w:rPr>
+          <w:rFonts w:ascii="Arial" w:hAnsi="Arial" w:cs="Arial"/>
+          <w:sz w:val="24"/>
+          <w:szCs w:val="24"/>
+          <w:u w:val="single"/>
+        </w:rPr>
+        <w:t xml:space="preserve">Cadastrar, consultar, editar, e excluir </w:t>
+      </w:r>
+      <w:r>
+        <w:rPr>
+          <w:rFonts w:ascii="Arial" w:hAnsi="Arial" w:cs="Arial"/>
+          <w:sz w:val="24"/>
+          <w:szCs w:val="24"/>
+          <w:u w:val="single"/>
+        </w:rPr>
+        <w:t>e</w:t>
+      </w:r>
+      <w:r>
+        <w:rPr>
+          <w:rFonts w:ascii="Arial" w:hAnsi="Arial" w:cs="Arial"/>
+          <w:sz w:val="24"/>
+          <w:szCs w:val="24"/>
+          <w:u w:val="single"/>
+        </w:rPr>
+        <w:t>screventes</w:t>
+      </w:r>
+      <w:r>
+        <w:rPr>
+          <w:rFonts w:ascii="Arial" w:hAnsi="Arial" w:cs="Arial"/>
+          <w:sz w:val="24"/>
+          <w:szCs w:val="24"/>
+          <w:u w:val="single"/>
+        </w:rPr>
+        <w:t xml:space="preserve"> e intermediadores</w:t>
+      </w:r>
+      <w:r>
+        <w:rPr>
+          <w:rFonts w:ascii="Arial" w:hAnsi="Arial" w:cs="Arial"/>
+          <w:sz w:val="24"/>
+          <w:szCs w:val="24"/>
+        </w:rPr>
+        <w:t>:</w:t>
+      </w:r>
+    </w:p>
+    <w:p>
+      <w:pPr>
+        <w:rPr>
+          <w:rFonts w:ascii="Arial" w:hAnsi="Arial" w:cs="Arial"/>
+          <w:sz w:val="24"/>
+          <w:szCs w:val="24"/>
+        </w:rPr>
+      </w:pPr>
+      <w:r>
+        <w:rPr>
+          <w:rFonts w:ascii="Arial" w:hAnsi="Arial" w:cs="Arial"/>
+          <w:sz w:val="24"/>
+          <w:szCs w:val="24"/>
+        </w:rPr>
+        <w:t>Nessa tela precisamos ter nome</w:t>
+      </w:r>
+      <w:r>
+        <w:rPr>
+          <w:rFonts w:ascii="Arial" w:hAnsi="Arial" w:cs="Arial"/>
+          <w:sz w:val="24"/>
+          <w:szCs w:val="24"/>
+        </w:rPr>
+        <w:t>,</w:t>
+      </w:r>
+      <w:r>
+        <w:rPr>
+          <w:rFonts w:ascii="Arial" w:hAnsi="Arial" w:cs="Arial"/>
+          <w:sz w:val="24"/>
+          <w:szCs w:val="24"/>
+        </w:rPr>
+        <w:t xml:space="preserve"> função</w:t>
+      </w:r>
+      <w:r>
+        <w:rPr>
+          <w:rFonts w:ascii="Arial" w:hAnsi="Arial" w:cs="Arial"/>
+          <w:sz w:val="24"/>
+          <w:szCs w:val="24"/>
+        </w:rPr>
+        <w:t>, e senha</w:t>
+      </w:r>
+      <w:r>
+        <w:rPr>
+          <w:rFonts w:ascii="Arial" w:hAnsi="Arial" w:cs="Arial"/>
+          <w:sz w:val="24"/>
+          <w:szCs w:val="24"/>
+        </w:rPr>
+        <w:t xml:space="preserve"> dos escreventes</w:t>
+      </w:r>
+      <w:r>
+        <w:rPr>
+          <w:rFonts w:ascii="Arial" w:hAnsi="Arial" w:cs="Arial"/>
+          <w:sz w:val="24"/>
+          <w:szCs w:val="24"/>
+        </w:rPr>
+        <w:t xml:space="preserve"> e também dos intermediadores.</w:t>
+      </w:r>
+    </w:p>
+    <w:p>
+      <w:pPr>
+        <w:rPr>
+          <w:rFonts w:ascii="Arial" w:hAnsi="Arial" w:cs="Arial"/>
+          <w:sz w:val="24"/>
+          <w:szCs w:val="24"/>
+        </w:rPr>
+      </w:pPr>
+      <w:r>
+        <w:rPr>
+          <w:rFonts w:ascii="Arial" w:hAnsi="Arial" w:cs="Arial"/>
+          <w:sz w:val="24"/>
+          <w:szCs w:val="24"/>
+          <w:u w:val="single"/>
+        </w:rPr>
+        <w:t>Cadastrar, consultar, editar, e excluir</w:t>
+      </w:r>
+      <w:r>
+        <w:rPr>
+          <w:rFonts w:ascii="Arial" w:hAnsi="Arial" w:cs="Arial"/>
+          <w:sz w:val="24"/>
+          <w:szCs w:val="24"/>
+          <w:u w:val="single"/>
+        </w:rPr>
+        <w:t xml:space="preserve"> modelos</w:t>
+      </w:r>
+    </w:p>
+    <w:p>
+      <w:pPr>
+        <w:rPr>
+          <w:rFonts w:ascii="Arial" w:hAnsi="Arial" w:cs="Arial"/>
+          <w:sz w:val="24"/>
+          <w:szCs w:val="24"/>
+        </w:rPr>
+      </w:pPr>
+      <w:r>
+        <w:rPr>
+          <w:rFonts w:ascii="Arial" w:hAnsi="Arial" w:cs="Arial"/>
+          <w:sz w:val="24"/>
+          <w:szCs w:val="24"/>
+        </w:rPr>
+        <w:t>Nessa tela precisamos ter</w:t>
+      </w:r>
+      <w:r>
+        <w:rPr>
+          <w:rFonts w:ascii="Arial" w:hAnsi="Arial" w:cs="Arial"/>
+          <w:sz w:val="24"/>
+          <w:szCs w:val="24"/>
+        </w:rPr>
+        <w:t xml:space="preserve"> opção de cadastrar todos os modelos</w:t>
+      </w:r>
+      <w:r>
+        <w:rPr>
+          <w:rFonts w:ascii="Arial" w:hAnsi="Arial" w:cs="Arial"/>
+          <w:sz w:val="24"/>
+          <w:szCs w:val="24"/>
+        </w:rPr>
+        <w:t xml:space="preserve"> de escrituras.</w:t>
+      </w:r>
+    </w:p>
+    <w:p>
+      <w:pPr>
+        <w:rPr>
+          <w:rFonts w:ascii="Arial" w:hAnsi="Arial" w:cs="Arial"/>
+          <w:sz w:val="24"/>
+          <w:szCs w:val="24"/>
+        </w:rPr>
+      </w:pPr>
+      <w:r>
+        <w:rPr>
+          <w:rFonts w:ascii="Arial" w:hAnsi="Arial" w:cs="Arial"/>
+          <w:sz w:val="24"/>
+          <w:szCs w:val="24"/>
+        </w:rPr>
+        <w:t xml:space="preserve">Já deverão </w:t>
+      </w:r>
+      <w:r>
+        <w:rPr>
+          <w:rFonts w:ascii="Arial" w:hAnsi="Arial" w:cs="Arial"/>
+          <w:sz w:val="24"/>
+          <w:szCs w:val="24"/>
+        </w:rPr>
+        <w:t>ter</w:t>
+      </w:r>
+      <w:r>
+        <w:rPr>
+          <w:rFonts w:ascii="Arial" w:hAnsi="Arial" w:cs="Arial"/>
+          <w:sz w:val="24"/>
+          <w:szCs w:val="24"/>
+        </w:rPr>
+        <w:t xml:space="preserve"> cadastr</w:t>
+      </w:r>
+      <w:r>
+        <w:rPr>
+          <w:rFonts w:ascii="Arial" w:hAnsi="Arial" w:cs="Arial"/>
+          <w:sz w:val="24"/>
+          <w:szCs w:val="24"/>
+        </w:rPr>
+        <w:t>o</w:t>
+      </w:r>
+      <w:r>
+        <w:rPr>
+          <w:rFonts w:ascii="Arial" w:hAnsi="Arial" w:cs="Arial"/>
+          <w:sz w:val="24"/>
+          <w:szCs w:val="24"/>
+        </w:rPr>
+        <w:t>s</w:t>
+      </w:r>
+      <w:r>
+        <w:rPr>
+          <w:rFonts w:ascii="Arial" w:hAnsi="Arial" w:cs="Arial"/>
+          <w:sz w:val="24"/>
+          <w:szCs w:val="24"/>
+        </w:rPr>
+        <w:t xml:space="preserve"> os seguintes modelos</w:t>
+      </w:r>
+      <w:r>
+        <w:rPr>
+          <w:rFonts w:ascii="Arial" w:hAnsi="Arial" w:cs="Arial"/>
+          <w:sz w:val="24"/>
+          <w:szCs w:val="24"/>
+        </w:rPr>
+        <w:t>: vend</w:t>
+      </w:r>
+      <w:r>
+        <w:rPr>
+          <w:rFonts w:ascii="Arial" w:hAnsi="Arial" w:cs="Arial"/>
+          <w:sz w:val="24"/>
+          <w:szCs w:val="24"/>
+        </w:rPr>
+        <w:t>a</w:t>
+      </w:r>
+      <w:r>
+        <w:rPr>
+          <w:rFonts w:ascii="Arial" w:hAnsi="Arial" w:cs="Arial"/>
+          <w:sz w:val="24"/>
+          <w:szCs w:val="24"/>
+        </w:rPr>
+        <w:t xml:space="preserve"> </w:t>
+      </w:r>
+      <w:r>
+        <w:rPr>
+          <w:rFonts w:ascii="Arial" w:hAnsi="Arial" w:cs="Arial"/>
+          <w:sz w:val="24"/>
+          <w:szCs w:val="24"/>
+        </w:rPr>
+        <w:t xml:space="preserve">e </w:t>
+      </w:r>
+      <w:r>
+        <w:rPr>
+          <w:rFonts w:ascii="Arial" w:hAnsi="Arial" w:cs="Arial"/>
+          <w:sz w:val="24"/>
+          <w:szCs w:val="24"/>
+        </w:rPr>
+        <w:t>compra</w:t>
+      </w:r>
+      <w:r>
+        <w:rPr>
+          <w:rFonts w:ascii="Arial" w:hAnsi="Arial" w:cs="Arial"/>
+          <w:sz w:val="24"/>
+          <w:szCs w:val="24"/>
+        </w:rPr>
+        <w:t xml:space="preserve">, </w:t>
+      </w:r>
+      <w:r>
+        <w:rPr>
+          <w:rFonts w:ascii="Arial" w:hAnsi="Arial" w:cs="Arial"/>
+          <w:sz w:val="24"/>
+          <w:szCs w:val="24"/>
+        </w:rPr>
+        <w:t>vend</w:t>
+      </w:r>
+      <w:r>
+        <w:rPr>
+          <w:rFonts w:ascii="Arial" w:hAnsi="Arial" w:cs="Arial"/>
+          <w:sz w:val="24"/>
+          <w:szCs w:val="24"/>
+        </w:rPr>
+        <w:t>a</w:t>
+      </w:r>
+      <w:r>
+        <w:rPr>
+          <w:rFonts w:ascii="Arial" w:hAnsi="Arial" w:cs="Arial"/>
+          <w:sz w:val="24"/>
+          <w:szCs w:val="24"/>
+        </w:rPr>
+        <w:t xml:space="preserve"> </w:t>
+      </w:r>
+      <w:r>
+        <w:rPr>
+          <w:rFonts w:ascii="Arial" w:hAnsi="Arial" w:cs="Arial"/>
+          <w:sz w:val="24"/>
+          <w:szCs w:val="24"/>
+        </w:rPr>
+        <w:t xml:space="preserve">e </w:t>
+      </w:r>
+      <w:r>
+        <w:rPr>
+          <w:rFonts w:ascii="Arial" w:hAnsi="Arial" w:cs="Arial"/>
+          <w:sz w:val="24"/>
+          <w:szCs w:val="24"/>
+        </w:rPr>
+        <w:t>compra</w:t>
+      </w:r>
+      <w:r>
+        <w:rPr>
+          <w:rFonts w:ascii="Arial" w:hAnsi="Arial" w:cs="Arial"/>
+          <w:sz w:val="24"/>
+          <w:szCs w:val="24"/>
+        </w:rPr>
+        <w:t xml:space="preserve"> </w:t>
+      </w:r>
+      <w:r>
+        <w:rPr>
+          <w:rFonts w:ascii="Arial" w:hAnsi="Arial" w:cs="Arial"/>
+          <w:sz w:val="24"/>
+          <w:szCs w:val="24"/>
+        </w:rPr>
+        <w:t>empresa</w:t>
+      </w:r>
+      <w:r>
+        <w:rPr>
+          <w:rFonts w:ascii="Arial" w:hAnsi="Arial" w:cs="Arial"/>
+          <w:sz w:val="24"/>
+          <w:szCs w:val="24"/>
+        </w:rPr>
+        <w:t>,</w:t>
+      </w:r>
+      <w:r>
+        <w:rPr>
+          <w:rFonts w:ascii="Arial" w:hAnsi="Arial" w:cs="Arial"/>
+          <w:sz w:val="24"/>
+          <w:szCs w:val="24"/>
+        </w:rPr>
+        <w:t xml:space="preserve"> </w:t>
+      </w:r>
+      <w:r>
+        <w:rPr>
+          <w:rFonts w:ascii="Arial" w:hAnsi="Arial" w:cs="Arial"/>
+          <w:sz w:val="24"/>
+          <w:szCs w:val="24"/>
+        </w:rPr>
+        <w:t>vend</w:t>
+      </w:r>
+      <w:r>
+        <w:rPr>
+          <w:rFonts w:ascii="Arial" w:hAnsi="Arial" w:cs="Arial"/>
+          <w:sz w:val="24"/>
+          <w:szCs w:val="24"/>
+        </w:rPr>
+        <w:t>a</w:t>
+      </w:r>
+      <w:r>
+        <w:rPr>
+          <w:rFonts w:ascii="Arial" w:hAnsi="Arial" w:cs="Arial"/>
+          <w:sz w:val="24"/>
+          <w:szCs w:val="24"/>
+        </w:rPr>
+        <w:t xml:space="preserve"> </w:t>
+      </w:r>
+      <w:r>
+        <w:rPr>
+          <w:rFonts w:ascii="Arial" w:hAnsi="Arial" w:cs="Arial"/>
+          <w:sz w:val="24"/>
+          <w:szCs w:val="24"/>
+        </w:rPr>
+        <w:t>e compra e cessão</w:t>
+      </w:r>
+      <w:r>
+        <w:rPr>
+          <w:rFonts w:ascii="Arial" w:hAnsi="Arial" w:cs="Arial"/>
+          <w:sz w:val="24"/>
+          <w:szCs w:val="24"/>
+        </w:rPr>
+        <w:t xml:space="preserve">, </w:t>
+      </w:r>
+      <w:r>
+        <w:rPr>
+          <w:rFonts w:ascii="Arial" w:hAnsi="Arial" w:cs="Arial"/>
+          <w:sz w:val="24"/>
+          <w:szCs w:val="24"/>
+        </w:rPr>
+        <w:t>vend</w:t>
+      </w:r>
+      <w:r>
+        <w:rPr>
+          <w:rFonts w:ascii="Arial" w:hAnsi="Arial" w:cs="Arial"/>
+          <w:sz w:val="24"/>
+          <w:szCs w:val="24"/>
+        </w:rPr>
+        <w:t>a</w:t>
+      </w:r>
+      <w:r>
+        <w:rPr>
+          <w:rFonts w:ascii="Arial" w:hAnsi="Arial" w:cs="Arial"/>
+          <w:sz w:val="24"/>
+          <w:szCs w:val="24"/>
+        </w:rPr>
+        <w:t xml:space="preserve"> e compra e cessão</w:t>
+      </w:r>
+      <w:r>
+        <w:rPr>
+          <w:rFonts w:ascii="Arial" w:hAnsi="Arial" w:cs="Arial"/>
+          <w:sz w:val="24"/>
+          <w:szCs w:val="24"/>
+        </w:rPr>
+        <w:t xml:space="preserve"> empresa</w:t>
+      </w:r>
+      <w:r>
+        <w:rPr>
+          <w:rFonts w:ascii="Arial" w:hAnsi="Arial" w:cs="Arial"/>
+          <w:sz w:val="24"/>
+          <w:szCs w:val="24"/>
+        </w:rPr>
+        <w:t xml:space="preserve">, </w:t>
+      </w:r>
+      <w:r>
+        <w:rPr>
+          <w:rFonts w:ascii="Arial" w:hAnsi="Arial" w:cs="Arial"/>
+          <w:sz w:val="24"/>
+          <w:szCs w:val="24"/>
+        </w:rPr>
+        <w:t>vend</w:t>
+      </w:r>
+      <w:r>
+        <w:rPr>
+          <w:rFonts w:ascii="Arial" w:hAnsi="Arial" w:cs="Arial"/>
+          <w:sz w:val="24"/>
+          <w:szCs w:val="24"/>
+        </w:rPr>
+        <w:t>a</w:t>
+      </w:r>
+      <w:r>
+        <w:rPr>
+          <w:rFonts w:ascii="Arial" w:hAnsi="Arial" w:cs="Arial"/>
+          <w:sz w:val="24"/>
+          <w:szCs w:val="24"/>
+        </w:rPr>
+        <w:t xml:space="preserve"> </w:t>
+      </w:r>
+      <w:r>
+        <w:rPr>
+          <w:rFonts w:ascii="Arial" w:hAnsi="Arial" w:cs="Arial"/>
+          <w:sz w:val="24"/>
+          <w:szCs w:val="24"/>
+        </w:rPr>
+        <w:t xml:space="preserve">e </w:t>
+      </w:r>
+      <w:r>
+        <w:rPr>
+          <w:rFonts w:ascii="Arial" w:hAnsi="Arial" w:cs="Arial"/>
+          <w:sz w:val="24"/>
+          <w:szCs w:val="24"/>
+        </w:rPr>
+        <w:t>compra com alienação fiduciária</w:t>
+      </w:r>
+      <w:r>
+        <w:rPr>
+          <w:rFonts w:ascii="Arial" w:hAnsi="Arial" w:cs="Arial"/>
+          <w:sz w:val="24"/>
+          <w:szCs w:val="24"/>
+        </w:rPr>
+        <w:t xml:space="preserve">, </w:t>
+      </w:r>
+      <w:r>
+        <w:rPr>
+          <w:rFonts w:ascii="Arial" w:hAnsi="Arial" w:cs="Arial"/>
+          <w:sz w:val="24"/>
+          <w:szCs w:val="24"/>
+        </w:rPr>
+        <w:t>v</w:t>
+      </w:r>
+      <w:r>
+        <w:rPr>
+          <w:rFonts w:ascii="Arial" w:hAnsi="Arial" w:cs="Arial"/>
+          <w:sz w:val="24"/>
+          <w:szCs w:val="24"/>
+        </w:rPr>
+        <w:t>enda com condição resolutiva</w:t>
+      </w:r>
+      <w:r>
+        <w:rPr>
+          <w:rFonts w:ascii="Arial" w:hAnsi="Arial" w:cs="Arial"/>
+          <w:sz w:val="24"/>
+          <w:szCs w:val="24"/>
+        </w:rPr>
+        <w:t>, doação</w:t>
+      </w:r>
+      <w:r>
+        <w:rPr>
+          <w:rFonts w:ascii="Arial" w:hAnsi="Arial" w:cs="Arial"/>
+          <w:sz w:val="24"/>
+          <w:szCs w:val="24"/>
+        </w:rPr>
+        <w:t>, d</w:t>
+      </w:r>
+      <w:r>
+        <w:rPr>
+          <w:rFonts w:ascii="Arial" w:hAnsi="Arial" w:cs="Arial"/>
+          <w:sz w:val="24"/>
+          <w:szCs w:val="24"/>
+        </w:rPr>
+        <w:t>oação com cláusulas</w:t>
+      </w:r>
+      <w:r>
+        <w:rPr>
+          <w:rFonts w:ascii="Arial" w:hAnsi="Arial" w:cs="Arial"/>
+          <w:sz w:val="24"/>
+          <w:szCs w:val="24"/>
+        </w:rPr>
+        <w:t>, doação isenta, doação com reserva de usufruto</w:t>
+      </w:r>
+      <w:r>
+        <w:rPr>
+          <w:rFonts w:ascii="Arial" w:hAnsi="Arial" w:cs="Arial"/>
+          <w:sz w:val="24"/>
+          <w:szCs w:val="24"/>
+        </w:rPr>
+        <w:t xml:space="preserve">, </w:t>
+      </w:r>
+      <w:r>
+        <w:rPr>
+          <w:rFonts w:ascii="Arial" w:hAnsi="Arial" w:cs="Arial"/>
+          <w:sz w:val="24"/>
+          <w:szCs w:val="24"/>
+        </w:rPr>
+        <w:t>r</w:t>
+      </w:r>
+      <w:r>
+        <w:rPr>
+          <w:rFonts w:ascii="Arial" w:hAnsi="Arial" w:cs="Arial"/>
+          <w:sz w:val="24"/>
+          <w:szCs w:val="24"/>
+        </w:rPr>
+        <w:t>enúncia de usufruto</w:t>
+      </w:r>
+      <w:r>
+        <w:rPr>
+          <w:rFonts w:ascii="Arial" w:hAnsi="Arial" w:cs="Arial"/>
+          <w:sz w:val="24"/>
+          <w:szCs w:val="24"/>
+        </w:rPr>
+        <w:t>, venda com usufruto, dação em pagamento, permuta, divisão amigável, inventário</w:t>
+      </w:r>
+      <w:r>
+        <w:rPr>
+          <w:rFonts w:ascii="Arial" w:hAnsi="Arial" w:cs="Arial"/>
+          <w:sz w:val="24"/>
+          <w:szCs w:val="24"/>
+        </w:rPr>
+        <w:t xml:space="preserve">, </w:t>
+      </w:r>
+      <w:r>
+        <w:rPr>
+          <w:rFonts w:ascii="Arial" w:hAnsi="Arial" w:cs="Arial"/>
+          <w:sz w:val="24"/>
+          <w:szCs w:val="24"/>
+        </w:rPr>
+        <w:t>inventário sem partilha</w:t>
+      </w:r>
+      <w:r>
+        <w:rPr>
+          <w:rFonts w:ascii="Arial" w:hAnsi="Arial" w:cs="Arial"/>
+          <w:sz w:val="24"/>
+          <w:szCs w:val="24"/>
+        </w:rPr>
+        <w:t>, s</w:t>
+      </w:r>
+      <w:r>
+        <w:rPr>
+          <w:rFonts w:ascii="Arial" w:hAnsi="Arial" w:cs="Arial"/>
+          <w:sz w:val="24"/>
+          <w:szCs w:val="24"/>
+        </w:rPr>
+        <w:t>obrepartilha</w:t>
+      </w:r>
+      <w:r>
+        <w:rPr>
+          <w:rFonts w:ascii="Arial" w:hAnsi="Arial" w:cs="Arial"/>
+          <w:sz w:val="24"/>
+          <w:szCs w:val="24"/>
+        </w:rPr>
+        <w:t xml:space="preserve">, </w:t>
+      </w:r>
+      <w:r>
+        <w:rPr>
+          <w:rFonts w:ascii="Arial" w:hAnsi="Arial" w:cs="Arial"/>
+          <w:sz w:val="24"/>
+          <w:szCs w:val="24"/>
+        </w:rPr>
+        <w:t>inventário</w:t>
+      </w:r>
+      <w:r>
+        <w:rPr>
+          <w:rFonts w:ascii="Arial" w:hAnsi="Arial" w:cs="Arial"/>
+          <w:sz w:val="24"/>
+          <w:szCs w:val="24"/>
+        </w:rPr>
+        <w:t>/</w:t>
+      </w:r>
+      <w:r>
+        <w:rPr>
+          <w:rFonts w:ascii="Arial" w:hAnsi="Arial" w:cs="Arial"/>
+          <w:sz w:val="24"/>
+          <w:szCs w:val="24"/>
+        </w:rPr>
+        <w:t>adjudicação</w:t>
+      </w:r>
+      <w:r>
+        <w:rPr>
+          <w:rFonts w:ascii="Arial" w:hAnsi="Arial" w:cs="Arial"/>
+          <w:sz w:val="24"/>
+          <w:szCs w:val="24"/>
+        </w:rPr>
+        <w:t>, procuração, divórcio</w:t>
+      </w:r>
+      <w:r>
+        <w:rPr>
+          <w:rFonts w:ascii="Arial" w:hAnsi="Arial" w:cs="Arial"/>
+          <w:sz w:val="24"/>
+          <w:szCs w:val="24"/>
+        </w:rPr>
+        <w:t xml:space="preserve"> </w:t>
+      </w:r>
+      <w:r>
+        <w:rPr>
+          <w:rFonts w:ascii="Arial" w:hAnsi="Arial" w:cs="Arial"/>
+          <w:sz w:val="24"/>
+          <w:szCs w:val="24"/>
+        </w:rPr>
+        <w:t>s</w:t>
+      </w:r>
+      <w:r>
+        <w:rPr>
+          <w:rFonts w:ascii="Arial" w:hAnsi="Arial" w:cs="Arial"/>
+          <w:sz w:val="24"/>
+          <w:szCs w:val="24"/>
+        </w:rPr>
+        <w:t>em partilha</w:t>
+      </w:r>
+      <w:r>
+        <w:rPr>
+          <w:rFonts w:ascii="Arial" w:hAnsi="Arial" w:cs="Arial"/>
+          <w:sz w:val="24"/>
+          <w:szCs w:val="24"/>
+        </w:rPr>
+        <w:t xml:space="preserve">, </w:t>
+      </w:r>
+      <w:r>
+        <w:rPr>
+          <w:rFonts w:ascii="Arial" w:hAnsi="Arial" w:cs="Arial"/>
+          <w:sz w:val="24"/>
+          <w:szCs w:val="24"/>
+        </w:rPr>
+        <w:t>divórcio com</w:t>
+      </w:r>
+      <w:r>
+        <w:rPr>
+          <w:rFonts w:ascii="Arial" w:hAnsi="Arial" w:cs="Arial"/>
+          <w:sz w:val="24"/>
+          <w:szCs w:val="24"/>
+        </w:rPr>
+        <w:t xml:space="preserve"> </w:t>
+      </w:r>
+      <w:r>
+        <w:rPr>
+          <w:rFonts w:ascii="Arial" w:hAnsi="Arial" w:cs="Arial"/>
+          <w:sz w:val="24"/>
+          <w:szCs w:val="24"/>
+        </w:rPr>
+        <w:t>partilha</w:t>
+      </w:r>
+      <w:r>
+        <w:rPr>
+          <w:rFonts w:ascii="Arial" w:hAnsi="Arial" w:cs="Arial"/>
+          <w:sz w:val="24"/>
+          <w:szCs w:val="24"/>
+        </w:rPr>
+        <w:t xml:space="preserve">, </w:t>
+      </w:r>
+      <w:r>
+        <w:rPr>
+          <w:rFonts w:ascii="Arial" w:hAnsi="Arial" w:cs="Arial"/>
+          <w:sz w:val="24"/>
+          <w:szCs w:val="24"/>
+        </w:rPr>
+        <w:t>u</w:t>
+      </w:r>
+      <w:r>
+        <w:rPr>
+          <w:rFonts w:ascii="Arial" w:hAnsi="Arial" w:cs="Arial"/>
+          <w:sz w:val="24"/>
+          <w:szCs w:val="24"/>
+        </w:rPr>
+        <w:t>nião estável</w:t>
+      </w:r>
+      <w:r>
+        <w:rPr>
+          <w:rFonts w:ascii="Arial" w:hAnsi="Arial" w:cs="Arial"/>
+          <w:sz w:val="24"/>
+          <w:szCs w:val="24"/>
+        </w:rPr>
+        <w:t xml:space="preserve">, </w:t>
+      </w:r>
+      <w:r>
+        <w:rPr>
+          <w:rFonts w:ascii="Arial" w:hAnsi="Arial" w:cs="Arial"/>
+          <w:sz w:val="24"/>
+          <w:szCs w:val="24"/>
+        </w:rPr>
+        <w:t>dissolução de união estável</w:t>
+      </w:r>
+      <w:r>
+        <w:rPr>
+          <w:rFonts w:ascii="Arial" w:hAnsi="Arial" w:cs="Arial"/>
+          <w:sz w:val="24"/>
+          <w:szCs w:val="24"/>
+        </w:rPr>
+        <w:t xml:space="preserve">, </w:t>
+      </w:r>
+      <w:r>
+        <w:rPr>
+          <w:rFonts w:ascii="Arial" w:hAnsi="Arial" w:cs="Arial"/>
+          <w:sz w:val="24"/>
+          <w:szCs w:val="24"/>
+        </w:rPr>
+        <w:t xml:space="preserve">dissolução de </w:t>
+      </w:r>
+      <w:r>
+        <w:rPr>
+          <w:rFonts w:ascii="Arial" w:hAnsi="Arial" w:cs="Arial"/>
+          <w:sz w:val="24"/>
+          <w:szCs w:val="24"/>
+        </w:rPr>
+        <w:t>união</w:t>
+      </w:r>
+      <w:r>
+        <w:rPr>
+          <w:rFonts w:ascii="Arial" w:hAnsi="Arial" w:cs="Arial"/>
+          <w:sz w:val="24"/>
+          <w:szCs w:val="24"/>
+        </w:rPr>
+        <w:t xml:space="preserve"> estável com</w:t>
+      </w:r>
+      <w:r>
+        <w:rPr>
+          <w:rFonts w:ascii="Arial" w:hAnsi="Arial" w:cs="Arial"/>
+          <w:sz w:val="24"/>
+          <w:szCs w:val="24"/>
+        </w:rPr>
+        <w:t xml:space="preserve"> </w:t>
+      </w:r>
+      <w:r>
+        <w:rPr>
+          <w:rFonts w:ascii="Arial" w:hAnsi="Arial" w:cs="Arial"/>
+          <w:sz w:val="24"/>
+          <w:szCs w:val="24"/>
+        </w:rPr>
+        <w:t>partilha, usucapião, adjudicação compulsória</w:t>
+      </w:r>
+      <w:r>
+        <w:rPr>
+          <w:rFonts w:ascii="Arial" w:hAnsi="Arial" w:cs="Arial"/>
+          <w:sz w:val="24"/>
+          <w:szCs w:val="24"/>
+        </w:rPr>
+        <w:t xml:space="preserve">, </w:t>
+      </w:r>
+      <w:r>
+        <w:rPr>
+          <w:rFonts w:ascii="Arial" w:hAnsi="Arial" w:cs="Arial"/>
+          <w:sz w:val="24"/>
+          <w:szCs w:val="24"/>
+        </w:rPr>
+        <w:t>a</w:t>
+      </w:r>
+      <w:r>
+        <w:rPr>
+          <w:rFonts w:ascii="Arial" w:hAnsi="Arial" w:cs="Arial"/>
+          <w:sz w:val="24"/>
+          <w:szCs w:val="24"/>
+        </w:rPr>
+        <w:t>ta retificativa</w:t>
+      </w:r>
+      <w:r>
+        <w:rPr>
+          <w:rFonts w:ascii="Arial" w:hAnsi="Arial" w:cs="Arial"/>
+          <w:sz w:val="24"/>
+          <w:szCs w:val="24"/>
+        </w:rPr>
+        <w:t>, d</w:t>
+      </w:r>
+      <w:r>
+        <w:rPr>
+          <w:rFonts w:ascii="Arial" w:hAnsi="Arial" w:cs="Arial"/>
+          <w:sz w:val="24"/>
+          <w:szCs w:val="24"/>
+        </w:rPr>
+        <w:t>eclaração de únicos herdeiros</w:t>
+      </w:r>
+      <w:r>
+        <w:rPr>
+          <w:rFonts w:ascii="Arial" w:hAnsi="Arial" w:cs="Arial"/>
+          <w:sz w:val="24"/>
+          <w:szCs w:val="24"/>
+        </w:rPr>
+        <w:t>, c</w:t>
+      </w:r>
+      <w:r>
+        <w:rPr>
+          <w:rFonts w:ascii="Arial" w:hAnsi="Arial" w:cs="Arial"/>
+          <w:sz w:val="24"/>
+          <w:szCs w:val="24"/>
+        </w:rPr>
+        <w:t>onfissão de dívida</w:t>
+      </w:r>
+      <w:r>
+        <w:rPr>
+          <w:rFonts w:ascii="Arial" w:hAnsi="Arial" w:cs="Arial"/>
+          <w:sz w:val="24"/>
+          <w:szCs w:val="24"/>
+        </w:rPr>
+        <w:t>, i</w:t>
+      </w:r>
+      <w:r>
+        <w:rPr>
+          <w:rFonts w:ascii="Arial" w:hAnsi="Arial" w:cs="Arial"/>
+          <w:sz w:val="24"/>
+          <w:szCs w:val="24"/>
+        </w:rPr>
+        <w:t>nstituição de bem de família</w:t>
+      </w:r>
+      <w:r>
+        <w:rPr>
+          <w:rFonts w:ascii="Arial" w:hAnsi="Arial" w:cs="Arial"/>
+          <w:sz w:val="24"/>
+          <w:szCs w:val="24"/>
+        </w:rPr>
+        <w:t xml:space="preserve">, </w:t>
+      </w:r>
+      <w:r>
+        <w:rPr>
+          <w:rFonts w:ascii="Arial" w:hAnsi="Arial" w:cs="Arial"/>
+          <w:sz w:val="24"/>
+          <w:szCs w:val="24"/>
+        </w:rPr>
+        <w:t>pacto antenupcial</w:t>
+      </w:r>
+      <w:r>
+        <w:rPr>
+          <w:rFonts w:ascii="Arial" w:hAnsi="Arial" w:cs="Arial"/>
+          <w:sz w:val="24"/>
+          <w:szCs w:val="24"/>
+        </w:rPr>
+        <w:t>, p</w:t>
+      </w:r>
+      <w:r>
+        <w:rPr>
+          <w:rFonts w:ascii="Arial" w:hAnsi="Arial" w:cs="Arial"/>
+          <w:sz w:val="24"/>
+          <w:szCs w:val="24"/>
+        </w:rPr>
+        <w:t>artilha de bens</w:t>
+      </w:r>
+      <w:r>
+        <w:rPr>
+          <w:rFonts w:ascii="Arial" w:hAnsi="Arial" w:cs="Arial"/>
+          <w:sz w:val="24"/>
+          <w:szCs w:val="24"/>
+        </w:rPr>
+        <w:t>, incorporação de capital social, modelo livre.</w:t>
+      </w:r>
+    </w:p>
+    <w:p>
+      <w:pPr>
+        <w:rPr>
+          <w:rFonts w:ascii="Arial" w:hAnsi="Arial" w:cs="Arial"/>
+          <w:sz w:val="24"/>
+          <w:szCs w:val="24"/>
+        </w:rPr>
+      </w:pPr>
+      <w:r>
+        <w:rPr>
+          <w:rFonts w:ascii="Arial" w:hAnsi="Arial" w:cs="Arial"/>
+          <w:sz w:val="24"/>
+          <w:szCs w:val="24"/>
+        </w:rPr>
+        <w:t>Por padrão o modelo no combobox deverá vir como venda e compra.</w:t>
+      </w:r>
+    </w:p>
+    <w:p>
+      <w:pPr>
+        <w:rPr>
+          <w:rFonts w:ascii="Arial" w:hAnsi="Arial" w:cs="Arial"/>
+          <w:sz w:val="24"/>
+          <w:szCs w:val="24"/>
+        </w:rPr>
+      </w:pPr>
+      <w:r>
+        <w:rPr>
+          <w:rFonts w:ascii="Arial" w:hAnsi="Arial" w:cs="Arial"/>
+          <w:sz w:val="24"/>
+          <w:szCs w:val="24"/>
+        </w:rPr>
+        <w:t>Deverá ter a opção de cadastrar novo</w:t>
+      </w:r>
+      <w:r>
+        <w:rPr>
+          <w:rFonts w:ascii="Arial" w:hAnsi="Arial" w:cs="Arial"/>
+          <w:sz w:val="24"/>
+          <w:szCs w:val="24"/>
+        </w:rPr>
+        <w:t>s</w:t>
+      </w:r>
+      <w:r>
+        <w:rPr>
+          <w:rFonts w:ascii="Arial" w:hAnsi="Arial" w:cs="Arial"/>
+          <w:sz w:val="24"/>
+          <w:szCs w:val="24"/>
+        </w:rPr>
+        <w:t xml:space="preserve"> modelos também.</w:t>
+      </w:r>
+    </w:p>
+    <w:p>
+      <w:pPr>
+        <w:rPr>
+          <w:rFonts w:ascii="Arial" w:hAnsi="Arial" w:cs="Arial"/>
+          <w:sz w:val="24"/>
+          <w:szCs w:val="24"/>
+        </w:rPr>
+      </w:pPr>
+    </w:p>
+    <w:p>
+      <w:pPr>
+        <w:rPr>
+          <w:rFonts w:ascii="Arial" w:hAnsi="Arial" w:cs="Arial"/>
+          <w:sz w:val="24"/>
+          <w:szCs w:val="24"/>
+        </w:rPr>
+      </w:pPr>
+      <w:r>
+        <w:rPr>
+          <w:rFonts w:ascii="Arial" w:hAnsi="Arial" w:cs="Arial"/>
+          <w:sz w:val="24"/>
+          <w:szCs w:val="24"/>
+          <w:u w:val="single"/>
+        </w:rPr>
+        <w:t>Consultar relatório financeiro</w:t>
+      </w:r>
+      <w:r>
+        <w:rPr>
+          <w:rFonts w:ascii="Arial" w:hAnsi="Arial" w:cs="Arial"/>
+          <w:sz w:val="24"/>
+          <w:szCs w:val="24"/>
+        </w:rPr>
+        <w:t>:</w:t>
+      </w:r>
+    </w:p>
+    <w:p>
+      <w:pPr>
+        <w:rPr>
+          <w:rFonts w:ascii="Arial" w:hAnsi="Arial" w:cs="Arial"/>
+          <w:sz w:val="24"/>
+          <w:szCs w:val="24"/>
+        </w:rPr>
+      </w:pPr>
+      <w:r>
+        <w:rPr>
+          <w:rFonts w:ascii="Arial" w:hAnsi="Arial" w:cs="Arial"/>
+          <w:sz w:val="24"/>
+          <w:szCs w:val="24"/>
+        </w:rPr>
+        <w:t>Nessa tela deverá aparecer a consulta de comissão, e de certidões pelo período definido por cada escrevente, tendo as opções rápidas por mês, por semana ou do ano inteiro.</w:t>
+      </w:r>
+    </w:p>
+    <w:p>
+      <w:pPr>
+        <w:rPr>
+          <w:rFonts w:ascii="Arial" w:hAnsi="Arial" w:cs="Arial"/>
+          <w:sz w:val="24"/>
+          <w:szCs w:val="24"/>
+          <w:u w:val="single"/>
+        </w:rPr>
+      </w:pPr>
+      <w:r>
+        <w:rPr>
+          <w:rFonts w:ascii="Arial" w:hAnsi="Arial" w:cs="Arial"/>
+          <w:sz w:val="24"/>
+          <w:szCs w:val="24"/>
+        </w:rPr>
+        <w:t>Mas apenas o usuário administrador ou o próprio escrevente poderão acessar os seus relatórios.</w:t>
+      </w:r>
+    </w:p>
+    <w:p>
+      <w:pPr>
+        <w:rPr>
+          <w:rFonts w:ascii="Arial" w:hAnsi="Arial" w:cs="Arial"/>
+          <w:sz w:val="24"/>
+          <w:szCs w:val="24"/>
+        </w:rPr>
+      </w:pPr>
+    </w:p>
+    <w:p>
+      <w:pPr>
+        <w:rPr>
+          <w:rFonts w:ascii="Arial" w:hAnsi="Arial" w:cs="Arial"/>
+          <w:sz w:val="24"/>
+          <w:szCs w:val="24"/>
+        </w:rPr>
+      </w:pPr>
+      <w:r>
+        <w:rPr>
+          <w:rFonts w:ascii="Arial" w:hAnsi="Arial" w:cs="Arial"/>
+          <w:sz w:val="24"/>
+          <w:szCs w:val="24"/>
+          <w:u w:val="single"/>
+        </w:rPr>
+        <w:t xml:space="preserve">Cadastrar, consultar, editar, e excluir </w:t>
+      </w:r>
+      <w:r>
+        <w:rPr>
+          <w:rFonts w:ascii="Arial" w:hAnsi="Arial" w:cs="Arial"/>
+          <w:sz w:val="24"/>
+          <w:szCs w:val="24"/>
+          <w:u w:val="single"/>
+        </w:rPr>
+        <w:t>atos</w:t>
+      </w:r>
+      <w:r>
+        <w:rPr>
+          <w:rFonts w:ascii="Arial" w:hAnsi="Arial" w:cs="Arial"/>
+          <w:sz w:val="24"/>
+          <w:szCs w:val="24"/>
+        </w:rPr>
+        <w:t>:</w:t>
+      </w:r>
+    </w:p>
+    <w:p>
+      <w:pPr>
+        <w:rPr>
+          <w:rFonts w:ascii="Arial" w:hAnsi="Arial" w:cs="Arial"/>
+          <w:sz w:val="24"/>
+          <w:szCs w:val="24"/>
+        </w:rPr>
+      </w:pPr>
+      <w:r>
+        <w:rPr>
+          <w:rFonts w:ascii="Arial" w:hAnsi="Arial" w:cs="Arial"/>
+          <w:sz w:val="24"/>
+          <w:szCs w:val="24"/>
+        </w:rPr>
+        <w:t xml:space="preserve">Nessa tela precisamos ter os </w:t>
+      </w:r>
+      <w:r>
+        <w:rPr>
+          <w:rFonts w:ascii="Arial" w:hAnsi="Arial" w:cs="Arial"/>
+          <w:sz w:val="24"/>
+          <w:szCs w:val="24"/>
+        </w:rPr>
+        <w:t>c</w:t>
+      </w:r>
+      <w:r>
+        <w:rPr>
+          <w:rFonts w:ascii="Arial" w:hAnsi="Arial" w:cs="Arial"/>
+          <w:sz w:val="24"/>
+          <w:szCs w:val="24"/>
+        </w:rPr>
+        <w:t xml:space="preserve">ampos </w:t>
+      </w:r>
+      <w:r>
+        <w:rPr>
+          <w:rFonts w:ascii="Arial" w:hAnsi="Arial" w:cs="Arial"/>
+          <w:sz w:val="24"/>
+          <w:szCs w:val="24"/>
+        </w:rPr>
+        <w:t>desta forma:</w:t>
+      </w:r>
+      <w:r>
+        <w:rPr>
+          <w:rFonts w:ascii="Arial" w:hAnsi="Arial" w:cs="Arial"/>
+          <w:sz w:val="24"/>
+          <w:szCs w:val="24"/>
+        </w:rPr>
+        <w:br/>
+        <w:t>No início da tela teremos a base da escritura com</w:t>
+      </w:r>
+      <w:r>
+        <w:rPr>
+          <w:rFonts w:ascii="Arial" w:hAnsi="Arial" w:cs="Arial"/>
+          <w:sz w:val="24"/>
+          <w:szCs w:val="24"/>
+        </w:rPr>
+        <w:t xml:space="preserve"> os campos</w:t>
+      </w:r>
+      <w:r>
+        <w:rPr>
+          <w:rFonts w:ascii="Arial" w:hAnsi="Arial" w:cs="Arial"/>
+          <w:sz w:val="24"/>
+          <w:szCs w:val="24"/>
+        </w:rPr>
+        <w:t xml:space="preserve"> </w:t>
+      </w:r>
+      <w:r>
+        <w:rPr>
+          <w:rFonts w:ascii="Arial" w:hAnsi="Arial" w:cs="Arial"/>
+          <w:sz w:val="24"/>
+          <w:szCs w:val="24"/>
+        </w:rPr>
+        <w:t>data</w:t>
+      </w:r>
+      <w:r>
+        <w:rPr>
+          <w:rFonts w:ascii="Arial" w:hAnsi="Arial" w:cs="Arial"/>
+          <w:sz w:val="24"/>
+          <w:szCs w:val="24"/>
+        </w:rPr>
+        <w:t xml:space="preserve"> da lavratura</w:t>
+      </w:r>
+      <w:r>
+        <w:rPr>
+          <w:rFonts w:ascii="Arial" w:hAnsi="Arial" w:cs="Arial"/>
+          <w:sz w:val="24"/>
+          <w:szCs w:val="24"/>
+        </w:rPr>
+        <w:t>, data de validade</w:t>
+      </w:r>
+      <w:r>
+        <w:rPr>
+          <w:rFonts w:ascii="Arial" w:hAnsi="Arial" w:cs="Arial"/>
+          <w:sz w:val="24"/>
+          <w:szCs w:val="24"/>
+        </w:rPr>
+        <w:t xml:space="preserve">, </w:t>
+      </w:r>
+      <w:r>
+        <w:rPr>
+          <w:rFonts w:ascii="Arial" w:hAnsi="Arial" w:cs="Arial"/>
+          <w:sz w:val="24"/>
+          <w:szCs w:val="24"/>
+        </w:rPr>
+        <w:t>tipo de ato</w:t>
+      </w:r>
+      <w:r>
+        <w:rPr>
+          <w:rFonts w:ascii="Arial" w:hAnsi="Arial" w:cs="Arial"/>
+          <w:sz w:val="24"/>
+          <w:szCs w:val="24"/>
+        </w:rPr>
+        <w:t>, tipo de imóvel</w:t>
+      </w:r>
+      <w:r>
+        <w:rPr>
+          <w:rFonts w:ascii="Arial" w:hAnsi="Arial" w:cs="Arial"/>
+          <w:sz w:val="24"/>
+          <w:szCs w:val="24"/>
+        </w:rPr>
+        <w:t>, combobox “e-notariado” com as opções sim e não</w:t>
+      </w:r>
+      <w:r>
+        <w:rPr>
+          <w:rFonts w:ascii="Arial" w:hAnsi="Arial" w:cs="Arial"/>
+          <w:sz w:val="24"/>
+          <w:szCs w:val="24"/>
+        </w:rPr>
+        <w:t>, escrevente, subscrevente</w:t>
+      </w:r>
+      <w:r>
+        <w:rPr>
+          <w:rFonts w:ascii="Arial" w:hAnsi="Arial" w:cs="Arial"/>
+          <w:sz w:val="24"/>
+          <w:szCs w:val="24"/>
+        </w:rPr>
+        <w:t>, valor do negócio, valor venal</w:t>
+      </w:r>
+      <w:r>
+        <w:rPr>
+          <w:rFonts w:ascii="Arial" w:hAnsi="Arial" w:cs="Arial"/>
+          <w:sz w:val="24"/>
+          <w:szCs w:val="24"/>
+        </w:rPr>
+        <w:t>, valor tabelionato, valor da escritura</w:t>
+      </w:r>
+      <w:r>
+        <w:rPr>
+          <w:rFonts w:ascii="Arial" w:hAnsi="Arial" w:cs="Arial"/>
+          <w:sz w:val="24"/>
+          <w:szCs w:val="24"/>
+        </w:rPr>
+        <w:t>, livro, página inicial</w:t>
+      </w:r>
+      <w:r>
+        <w:rPr>
+          <w:rFonts w:ascii="Arial" w:hAnsi="Arial" w:cs="Arial"/>
+          <w:sz w:val="24"/>
+          <w:szCs w:val="24"/>
+        </w:rPr>
+        <w:t xml:space="preserve">, </w:t>
+      </w:r>
+      <w:r>
+        <w:rPr>
+          <w:rFonts w:ascii="Arial" w:hAnsi="Arial" w:cs="Arial"/>
+          <w:sz w:val="24"/>
+          <w:szCs w:val="24"/>
+        </w:rPr>
+        <w:t>página final</w:t>
+      </w:r>
+      <w:r>
+        <w:rPr>
+          <w:rFonts w:ascii="Arial" w:hAnsi="Arial" w:cs="Arial"/>
+          <w:sz w:val="24"/>
+          <w:szCs w:val="24"/>
+        </w:rPr>
+        <w:t xml:space="preserve">, arquivo </w:t>
+      </w:r>
+      <w:r>
+        <w:rPr>
+          <w:rFonts w:ascii="Arial" w:hAnsi="Arial" w:cs="Arial"/>
+          <w:sz w:val="24"/>
+          <w:szCs w:val="24"/>
+        </w:rPr>
+        <w:lastRenderedPageBreak/>
+        <w:t>matrícula, arquivo ITBI, arquivo procuração, arquivo JUCESP, arquivo contrato social, arquivo alvará, arquivo inventário, arquivo laudêmio</w:t>
+      </w:r>
+      <w:r>
+        <w:rPr>
+          <w:rFonts w:ascii="Arial" w:hAnsi="Arial" w:cs="Arial"/>
+          <w:sz w:val="24"/>
+          <w:szCs w:val="24"/>
+        </w:rPr>
+        <w:t xml:space="preserve">, intermediador, certidões, </w:t>
+      </w:r>
+      <w:r>
+        <w:rPr>
+          <w:rFonts w:ascii="Arial" w:hAnsi="Arial" w:cs="Arial"/>
+          <w:sz w:val="24"/>
+          <w:szCs w:val="24"/>
+        </w:rPr>
+        <w:t xml:space="preserve">combobox </w:t>
+      </w:r>
+      <w:r>
+        <w:rPr>
+          <w:rFonts w:ascii="Arial" w:hAnsi="Arial" w:cs="Arial"/>
+          <w:sz w:val="24"/>
+          <w:szCs w:val="24"/>
+        </w:rPr>
+        <w:t xml:space="preserve">“registro” </w:t>
+      </w:r>
+      <w:r>
+        <w:rPr>
+          <w:rFonts w:ascii="Arial" w:hAnsi="Arial" w:cs="Arial"/>
+          <w:sz w:val="24"/>
+          <w:szCs w:val="24"/>
+        </w:rPr>
+        <w:t>com as opções sim e não</w:t>
+      </w:r>
+      <w:r>
+        <w:rPr>
+          <w:rFonts w:ascii="Arial" w:hAnsi="Arial" w:cs="Arial"/>
+          <w:sz w:val="24"/>
+          <w:szCs w:val="24"/>
+        </w:rPr>
+        <w:t>, valor do registro</w:t>
+      </w:r>
+      <w:r>
+        <w:rPr>
+          <w:rFonts w:ascii="Arial" w:hAnsi="Arial" w:cs="Arial"/>
+          <w:sz w:val="24"/>
+          <w:szCs w:val="24"/>
+        </w:rPr>
+        <w:t>, observações</w:t>
+      </w:r>
+      <w:r>
+        <w:rPr>
+          <w:rFonts w:ascii="Arial" w:hAnsi="Arial" w:cs="Arial"/>
+          <w:sz w:val="24"/>
+          <w:szCs w:val="24"/>
+        </w:rPr>
+        <w:t xml:space="preserve">, </w:t>
+      </w:r>
+      <w:r>
+        <w:rPr>
+          <w:rFonts w:ascii="Arial" w:hAnsi="Arial" w:cs="Arial"/>
+          <w:sz w:val="24"/>
+          <w:szCs w:val="24"/>
+        </w:rPr>
+        <w:t xml:space="preserve">depósito registro, </w:t>
+      </w:r>
+      <w:r>
+        <w:rPr>
+          <w:rFonts w:ascii="Arial" w:hAnsi="Arial" w:cs="Arial"/>
+          <w:sz w:val="24"/>
+          <w:szCs w:val="24"/>
+        </w:rPr>
+        <w:t xml:space="preserve">data da prenotação, </w:t>
+      </w:r>
+      <w:r>
+        <w:rPr>
+          <w:rFonts w:ascii="Arial" w:hAnsi="Arial" w:cs="Arial"/>
+          <w:sz w:val="24"/>
+          <w:szCs w:val="24"/>
+        </w:rPr>
+        <w:t>protocolo AC, prenotação, senha</w:t>
+      </w:r>
+      <w:r>
+        <w:rPr>
+          <w:rFonts w:ascii="Arial" w:hAnsi="Arial" w:cs="Arial"/>
+          <w:sz w:val="24"/>
+          <w:szCs w:val="24"/>
+        </w:rPr>
+        <w:t xml:space="preserve"> do registro</w:t>
+      </w:r>
+      <w:r>
+        <w:rPr>
+          <w:rFonts w:ascii="Arial" w:hAnsi="Arial" w:cs="Arial"/>
+          <w:sz w:val="24"/>
+          <w:szCs w:val="24"/>
+        </w:rPr>
+        <w:t xml:space="preserve">, </w:t>
+      </w:r>
+      <w:r>
+        <w:rPr>
+          <w:rFonts w:ascii="Arial" w:hAnsi="Arial" w:cs="Arial"/>
+          <w:sz w:val="24"/>
+          <w:szCs w:val="24"/>
+        </w:rPr>
+        <w:t>data prevista de entrega</w:t>
+      </w:r>
+      <w:r>
+        <w:rPr>
+          <w:rFonts w:ascii="Arial" w:hAnsi="Arial" w:cs="Arial"/>
+          <w:sz w:val="24"/>
+          <w:szCs w:val="24"/>
+        </w:rPr>
+        <w:t xml:space="preserve">, data do registro, </w:t>
+      </w:r>
+      <w:r>
+        <w:rPr>
+          <w:rFonts w:ascii="Arial" w:hAnsi="Arial" w:cs="Arial"/>
+          <w:sz w:val="24"/>
+          <w:szCs w:val="24"/>
+        </w:rPr>
+        <w:t>valor pago no registro</w:t>
+      </w:r>
+      <w:r>
+        <w:rPr>
+          <w:rFonts w:ascii="Arial" w:hAnsi="Arial" w:cs="Arial"/>
+          <w:sz w:val="24"/>
+          <w:szCs w:val="24"/>
+        </w:rPr>
+        <w:t xml:space="preserve">, </w:t>
+      </w:r>
+      <w:r>
+        <w:rPr>
+          <w:rFonts w:ascii="Arial" w:hAnsi="Arial" w:cs="Arial"/>
+          <w:sz w:val="24"/>
+          <w:szCs w:val="24"/>
+        </w:rPr>
+        <w:t>data da transferência d</w:t>
+      </w:r>
+      <w:r>
+        <w:rPr>
+          <w:rFonts w:ascii="Arial" w:hAnsi="Arial" w:cs="Arial"/>
+          <w:sz w:val="24"/>
+          <w:szCs w:val="24"/>
+        </w:rPr>
+        <w:t>o</w:t>
+      </w:r>
+      <w:r>
+        <w:rPr>
+          <w:rFonts w:ascii="Arial" w:hAnsi="Arial" w:cs="Arial"/>
+          <w:sz w:val="24"/>
+          <w:szCs w:val="24"/>
+        </w:rPr>
+        <w:t xml:space="preserve"> IPTU</w:t>
+      </w:r>
+      <w:r>
+        <w:rPr>
+          <w:rFonts w:ascii="Arial" w:hAnsi="Arial" w:cs="Arial"/>
+          <w:sz w:val="24"/>
+          <w:szCs w:val="24"/>
+        </w:rPr>
+        <w:t xml:space="preserve"> e</w:t>
+      </w:r>
+      <w:r>
+        <w:rPr>
+          <w:rFonts w:ascii="Arial" w:hAnsi="Arial" w:cs="Arial"/>
+          <w:sz w:val="24"/>
+          <w:szCs w:val="24"/>
+        </w:rPr>
+        <w:t xml:space="preserve"> data de entrega</w:t>
+      </w:r>
+      <w:r>
+        <w:rPr>
+          <w:rFonts w:ascii="Arial" w:hAnsi="Arial" w:cs="Arial"/>
+          <w:sz w:val="24"/>
+          <w:szCs w:val="24"/>
+        </w:rPr>
+        <w:t>.</w:t>
+      </w:r>
+    </w:p>
+    <w:p>
+      <w:pPr>
+        <w:rPr>
+          <w:rFonts w:ascii="Arial" w:hAnsi="Arial" w:cs="Arial"/>
+          <w:sz w:val="24"/>
+          <w:szCs w:val="24"/>
+        </w:rPr>
+      </w:pPr>
+      <w:r>
+        <w:rPr>
+          <w:rFonts w:ascii="Arial" w:hAnsi="Arial" w:cs="Arial"/>
+          <w:sz w:val="24"/>
+          <w:szCs w:val="24"/>
+        </w:rPr>
+        <w:t xml:space="preserve">Por padrão o combobox </w:t>
+      </w:r>
+      <w:r>
+        <w:rPr>
+          <w:rFonts w:ascii="Arial" w:hAnsi="Arial" w:cs="Arial"/>
+          <w:sz w:val="24"/>
+          <w:szCs w:val="24"/>
+        </w:rPr>
+        <w:t xml:space="preserve">e-notariado </w:t>
+      </w:r>
+      <w:r>
+        <w:rPr>
+          <w:rFonts w:ascii="Arial" w:hAnsi="Arial" w:cs="Arial"/>
+          <w:sz w:val="24"/>
+          <w:szCs w:val="24"/>
+        </w:rPr>
+        <w:t>deverá vir como</w:t>
+      </w:r>
+      <w:r>
+        <w:rPr>
+          <w:rFonts w:ascii="Arial" w:hAnsi="Arial" w:cs="Arial"/>
+          <w:sz w:val="24"/>
+          <w:szCs w:val="24"/>
+        </w:rPr>
+        <w:t xml:space="preserve"> “não”, e o </w:t>
+      </w:r>
+      <w:r>
+        <w:rPr>
+          <w:rFonts w:ascii="Arial" w:hAnsi="Arial" w:cs="Arial"/>
+          <w:sz w:val="24"/>
+          <w:szCs w:val="24"/>
+        </w:rPr>
+        <w:t xml:space="preserve">combobox </w:t>
+      </w:r>
+      <w:r>
+        <w:rPr>
+          <w:rFonts w:ascii="Arial" w:hAnsi="Arial" w:cs="Arial"/>
+          <w:sz w:val="24"/>
+          <w:szCs w:val="24"/>
+        </w:rPr>
+        <w:t xml:space="preserve">registro </w:t>
+      </w:r>
+      <w:r>
+        <w:rPr>
+          <w:rFonts w:ascii="Arial" w:hAnsi="Arial" w:cs="Arial"/>
+          <w:sz w:val="24"/>
+          <w:szCs w:val="24"/>
+        </w:rPr>
+        <w:t>deverá vir como</w:t>
+      </w:r>
+      <w:r>
+        <w:rPr>
+          <w:rFonts w:ascii="Arial" w:hAnsi="Arial" w:cs="Arial"/>
+          <w:sz w:val="24"/>
+          <w:szCs w:val="24"/>
+        </w:rPr>
+        <w:t xml:space="preserve"> “sim”.</w:t>
+      </w:r>
+    </w:p>
+    <w:p>
+      <w:pPr>
+        <w:rPr>
+          <w:rFonts w:ascii="Arial" w:hAnsi="Arial" w:cs="Arial"/>
+          <w:sz w:val="24"/>
+          <w:szCs w:val="24"/>
+        </w:rPr>
+      </w:pPr>
+      <w:r>
+        <w:rPr>
+          <w:rFonts w:ascii="Arial" w:hAnsi="Arial" w:cs="Arial"/>
+          <w:sz w:val="24"/>
+          <w:szCs w:val="24"/>
+        </w:rPr>
+        <w:t>Os campos: “valor tabelionato”, “valor da escritura”, e “valor do registro” deverão ser preenchidos com base no sistema de cálculo que já está pronto.</w:t>
+      </w:r>
+    </w:p>
+    <w:p>
+      <w:pPr>
+        <w:rPr>
+          <w:rFonts w:ascii="Arial" w:hAnsi="Arial" w:cs="Arial"/>
+          <w:sz w:val="24"/>
+          <w:szCs w:val="24"/>
+        </w:rPr>
+      </w:pPr>
+    </w:p>
+    <w:p>
+      <w:pPr>
+        <w:rPr>
+          <w:rFonts w:ascii="Arial" w:hAnsi="Arial" w:cs="Arial"/>
+          <w:sz w:val="24"/>
+          <w:szCs w:val="24"/>
+        </w:rPr>
+      </w:pPr>
+      <w:r>
+        <w:rPr>
+          <w:rFonts w:ascii="Arial" w:hAnsi="Arial" w:cs="Arial"/>
+          <w:sz w:val="24"/>
+          <w:szCs w:val="24"/>
+          <w:u w:val="single"/>
+        </w:rPr>
+        <w:t xml:space="preserve">Cadastrar, consultar, editar, e excluir </w:t>
+      </w:r>
+      <w:r>
+        <w:rPr>
+          <w:rFonts w:ascii="Arial" w:hAnsi="Arial" w:cs="Arial"/>
+          <w:sz w:val="24"/>
+          <w:szCs w:val="24"/>
+          <w:u w:val="single"/>
+        </w:rPr>
+        <w:t>partes</w:t>
+      </w:r>
+      <w:r>
+        <w:rPr>
+          <w:rFonts w:ascii="Arial" w:hAnsi="Arial" w:cs="Arial"/>
+          <w:sz w:val="24"/>
+          <w:szCs w:val="24"/>
+        </w:rPr>
+        <w:t>:</w:t>
+      </w:r>
+    </w:p>
+    <w:p>
+      <w:pPr>
+        <w:rPr>
+          <w:rFonts w:ascii="Arial" w:hAnsi="Arial" w:cs="Arial"/>
+          <w:sz w:val="24"/>
+          <w:szCs w:val="24"/>
+        </w:rPr>
+      </w:pPr>
+    </w:p>
+    <w:p>
+      <w:pPr>
+        <w:rPr>
+          <w:rFonts w:ascii="Arial" w:hAnsi="Arial" w:cs="Arial"/>
+          <w:sz w:val="24"/>
+          <w:szCs w:val="24"/>
+        </w:rPr>
+      </w:pPr>
+      <w:r>
+        <w:rPr>
+          <w:rFonts w:ascii="Arial" w:hAnsi="Arial" w:cs="Arial"/>
+          <w:sz w:val="24"/>
+          <w:szCs w:val="24"/>
+        </w:rPr>
+        <w:t>Deverá ter um combobox “tipo de parte” com as opções: outorgante</w:t>
+      </w:r>
+      <w:r>
+        <w:rPr>
+          <w:rFonts w:ascii="Arial" w:hAnsi="Arial" w:cs="Arial"/>
+          <w:sz w:val="24"/>
+          <w:szCs w:val="24"/>
+        </w:rPr>
+        <w:t>, anuente do outorgante</w:t>
+      </w:r>
+      <w:r>
+        <w:rPr>
+          <w:rFonts w:ascii="Arial" w:hAnsi="Arial" w:cs="Arial"/>
+          <w:sz w:val="24"/>
+          <w:szCs w:val="24"/>
+        </w:rPr>
+        <w:t>, outorgado</w:t>
+      </w:r>
+      <w:r>
+        <w:rPr>
+          <w:rFonts w:ascii="Arial" w:hAnsi="Arial" w:cs="Arial"/>
+          <w:sz w:val="24"/>
+          <w:szCs w:val="24"/>
+        </w:rPr>
+        <w:t>, cônjuge</w:t>
+      </w:r>
+      <w:r>
+        <w:rPr>
+          <w:rFonts w:ascii="Arial" w:hAnsi="Arial" w:cs="Arial"/>
+          <w:sz w:val="24"/>
+          <w:szCs w:val="24"/>
+        </w:rPr>
+        <w:t>, outorgante/outorgado, anuente cedente</w:t>
+      </w:r>
+      <w:r>
+        <w:rPr>
+          <w:rFonts w:ascii="Arial" w:hAnsi="Arial" w:cs="Arial"/>
+          <w:sz w:val="24"/>
+          <w:szCs w:val="24"/>
+        </w:rPr>
+        <w:t>, representante</w:t>
+      </w:r>
+      <w:r>
+        <w:rPr>
+          <w:rFonts w:ascii="Arial" w:hAnsi="Arial" w:cs="Arial"/>
+          <w:sz w:val="24"/>
+          <w:szCs w:val="24"/>
+        </w:rPr>
+        <w:t>, viúvo/meeiro, autor da herança, herdeiro, inventariante</w:t>
+      </w:r>
+      <w:r>
+        <w:rPr>
+          <w:rFonts w:ascii="Arial" w:hAnsi="Arial" w:cs="Arial"/>
+          <w:sz w:val="24"/>
+          <w:szCs w:val="24"/>
+        </w:rPr>
+        <w:t>, advogado, anuente interveniente, credor fiduciário, devedor fiduciante, testemunha, a rogo</w:t>
+      </w:r>
+      <w:r>
+        <w:rPr>
+          <w:rFonts w:ascii="Arial" w:hAnsi="Arial" w:cs="Arial"/>
+          <w:sz w:val="24"/>
+          <w:szCs w:val="24"/>
+        </w:rPr>
+        <w:t>,</w:t>
+      </w:r>
+      <w:r>
+        <w:rPr>
+          <w:rFonts w:ascii="Arial" w:hAnsi="Arial" w:cs="Arial"/>
+          <w:sz w:val="24"/>
+          <w:szCs w:val="24"/>
+        </w:rPr>
+        <w:t xml:space="preserve"> e renunciante.</w:t>
+      </w:r>
+    </w:p>
+    <w:p>
+      <w:pPr>
+        <w:rPr>
+          <w:rFonts w:ascii="Arial" w:hAnsi="Arial" w:cs="Arial"/>
+          <w:sz w:val="24"/>
+          <w:szCs w:val="24"/>
+        </w:rPr>
+      </w:pPr>
+      <w:r>
+        <w:rPr>
+          <w:rFonts w:ascii="Arial" w:hAnsi="Arial" w:cs="Arial"/>
+          <w:sz w:val="24"/>
+          <w:szCs w:val="24"/>
+        </w:rPr>
+        <w:t xml:space="preserve">Terão também os campos: </w:t>
+      </w:r>
+      <w:r>
+        <w:rPr>
+          <w:rFonts w:ascii="Arial" w:hAnsi="Arial" w:cs="Arial"/>
+          <w:sz w:val="24"/>
+          <w:szCs w:val="24"/>
+        </w:rPr>
+        <w:t>CPF</w:t>
+      </w:r>
+      <w:r>
+        <w:rPr>
+          <w:rFonts w:ascii="Arial" w:hAnsi="Arial" w:cs="Arial"/>
+          <w:sz w:val="24"/>
+          <w:szCs w:val="24"/>
+        </w:rPr>
+        <w:t xml:space="preserve">, </w:t>
+      </w:r>
+      <w:r>
+        <w:rPr>
+          <w:rFonts w:ascii="Arial" w:hAnsi="Arial" w:cs="Arial"/>
+          <w:sz w:val="24"/>
+          <w:szCs w:val="24"/>
+        </w:rPr>
+        <w:t>nome</w:t>
+      </w:r>
+      <w:r>
+        <w:rPr>
+          <w:rFonts w:ascii="Arial" w:hAnsi="Arial" w:cs="Arial"/>
+          <w:sz w:val="24"/>
+          <w:szCs w:val="24"/>
+        </w:rPr>
+        <w:t>, nacionalidade</w:t>
+      </w:r>
+      <w:r>
+        <w:rPr>
+          <w:rFonts w:ascii="Arial" w:hAnsi="Arial" w:cs="Arial"/>
+          <w:sz w:val="24"/>
+          <w:szCs w:val="24"/>
+        </w:rPr>
+        <w:t>, profissão,</w:t>
+      </w:r>
+      <w:r>
+        <w:rPr>
+          <w:rFonts w:ascii="Arial" w:hAnsi="Arial" w:cs="Arial"/>
+          <w:sz w:val="24"/>
+          <w:szCs w:val="24"/>
+        </w:rPr>
+        <w:t xml:space="preserve"> </w:t>
+      </w:r>
+      <w:r>
+        <w:rPr>
+          <w:rFonts w:ascii="Arial" w:hAnsi="Arial" w:cs="Arial"/>
+          <w:sz w:val="24"/>
+          <w:szCs w:val="24"/>
+        </w:rPr>
+        <w:t>estado civil</w:t>
+      </w:r>
+      <w:r>
+        <w:rPr>
+          <w:rFonts w:ascii="Arial" w:hAnsi="Arial" w:cs="Arial"/>
+          <w:sz w:val="24"/>
+          <w:szCs w:val="24"/>
+        </w:rPr>
+        <w:t xml:space="preserve">, </w:t>
+      </w:r>
+      <w:r>
+        <w:rPr>
+          <w:rFonts w:ascii="Arial" w:hAnsi="Arial" w:cs="Arial"/>
+          <w:sz w:val="24"/>
+          <w:szCs w:val="24"/>
+        </w:rPr>
+        <w:t>combobox com as opções “</w:t>
+      </w:r>
+      <w:r>
+        <w:rPr>
+          <w:rFonts w:ascii="Arial" w:hAnsi="Arial" w:cs="Arial"/>
+          <w:sz w:val="24"/>
+          <w:szCs w:val="24"/>
+        </w:rPr>
+        <w:t>RG</w:t>
+      </w:r>
+      <w:r>
+        <w:rPr>
+          <w:rFonts w:ascii="Arial" w:hAnsi="Arial" w:cs="Arial"/>
+          <w:sz w:val="24"/>
+          <w:szCs w:val="24"/>
+        </w:rPr>
+        <w:t>” (padrão)</w:t>
+      </w:r>
+      <w:r>
+        <w:rPr>
+          <w:rFonts w:ascii="Arial" w:hAnsi="Arial" w:cs="Arial"/>
+          <w:sz w:val="24"/>
+          <w:szCs w:val="24"/>
+        </w:rPr>
+        <w:t xml:space="preserve">, </w:t>
+      </w:r>
+      <w:r>
+        <w:rPr>
+          <w:rFonts w:ascii="Arial" w:hAnsi="Arial" w:cs="Arial"/>
+          <w:sz w:val="24"/>
+          <w:szCs w:val="24"/>
+        </w:rPr>
+        <w:t>“</w:t>
+      </w:r>
+      <w:r>
+        <w:rPr>
+          <w:rFonts w:ascii="Arial" w:hAnsi="Arial" w:cs="Arial"/>
+          <w:sz w:val="24"/>
+          <w:szCs w:val="24"/>
+        </w:rPr>
+        <w:t>CIN</w:t>
+      </w:r>
+      <w:r>
+        <w:rPr>
+          <w:rFonts w:ascii="Arial" w:hAnsi="Arial" w:cs="Arial"/>
+          <w:sz w:val="24"/>
+          <w:szCs w:val="24"/>
+        </w:rPr>
+        <w:t xml:space="preserve">”, “RNM”, “RNE”, ou podendo ser digitado outro tipo pelo usuário; órgão expedidor com as opções “SSP/SP” </w:t>
+      </w:r>
+      <w:r>
+        <w:rPr>
+          <w:rFonts w:ascii="Arial" w:hAnsi="Arial" w:cs="Arial"/>
+          <w:sz w:val="24"/>
+          <w:szCs w:val="24"/>
+        </w:rPr>
+        <w:t>(padrão)</w:t>
+      </w:r>
+      <w:r>
+        <w:rPr>
+          <w:rFonts w:ascii="Arial" w:hAnsi="Arial" w:cs="Arial"/>
+          <w:sz w:val="24"/>
+          <w:szCs w:val="24"/>
+        </w:rPr>
+        <w:t xml:space="preserve">, “SE/DPMAF/DPF”, “CGPI/DIREX/EX”, “DETRAN/SP”, </w:t>
+      </w:r>
+      <w:r>
+        <w:rPr>
+          <w:rFonts w:ascii="Arial" w:hAnsi="Arial" w:cs="Arial"/>
+          <w:sz w:val="24"/>
+          <w:szCs w:val="24"/>
+        </w:rPr>
+        <w:t>ou podendo ser digitado outro tipo pelo usuário</w:t>
+      </w:r>
+      <w:r>
+        <w:rPr>
+          <w:rFonts w:ascii="Arial" w:hAnsi="Arial" w:cs="Arial"/>
+          <w:sz w:val="24"/>
+          <w:szCs w:val="24"/>
+        </w:rPr>
+        <w:t xml:space="preserve">, </w:t>
+      </w:r>
+      <w:r>
+        <w:rPr>
+          <w:rFonts w:ascii="Arial" w:hAnsi="Arial" w:cs="Arial"/>
+          <w:sz w:val="24"/>
+          <w:szCs w:val="24"/>
+        </w:rPr>
+        <w:t>endereço</w:t>
+      </w:r>
+      <w:r>
+        <w:rPr>
+          <w:rFonts w:ascii="Arial" w:hAnsi="Arial" w:cs="Arial"/>
+          <w:sz w:val="24"/>
+          <w:szCs w:val="24"/>
+        </w:rPr>
+        <w:t>, sexo “masculino” e “feminino”</w:t>
+      </w:r>
+      <w:r>
+        <w:rPr>
+          <w:rFonts w:ascii="Arial" w:hAnsi="Arial" w:cs="Arial"/>
+          <w:sz w:val="24"/>
+          <w:szCs w:val="24"/>
+        </w:rPr>
+        <w:t>, data de nascimento, data do casamento, nome do pai, nome da mãe</w:t>
+      </w:r>
+      <w:r>
+        <w:rPr>
+          <w:rFonts w:ascii="Arial" w:hAnsi="Arial" w:cs="Arial"/>
+          <w:sz w:val="24"/>
+          <w:szCs w:val="24"/>
+        </w:rPr>
+        <w:t>, telefone e e-mail.</w:t>
+      </w:r>
+    </w:p>
+    <w:p>
+      <w:pPr>
+        <w:rPr>
+          <w:rFonts w:ascii="Arial" w:hAnsi="Arial" w:cs="Arial"/>
+          <w:sz w:val="24"/>
+          <w:szCs w:val="24"/>
+        </w:rPr>
+      </w:pPr>
+      <w:r>
+        <w:rPr>
+          <w:rFonts w:ascii="Arial" w:hAnsi="Arial" w:cs="Arial"/>
+          <w:sz w:val="24"/>
+          <w:szCs w:val="24"/>
+        </w:rPr>
+        <w:t>Ao digitar o número do CPF o sistema deverá procurar o nome do cliente</w:t>
+      </w:r>
+      <w:r>
+        <w:rPr>
+          <w:rFonts w:ascii="Arial" w:hAnsi="Arial" w:cs="Arial"/>
+          <w:sz w:val="24"/>
+          <w:szCs w:val="24"/>
+        </w:rPr>
+        <w:t xml:space="preserve"> </w:t>
+      </w:r>
+      <w:r>
+        <w:rPr>
+          <w:rFonts w:ascii="Arial" w:hAnsi="Arial" w:cs="Arial"/>
+          <w:sz w:val="24"/>
+          <w:szCs w:val="24"/>
+        </w:rPr>
+        <w:t>na base de dados da receita federal, e também procurar</w:t>
+      </w:r>
+      <w:r>
+        <w:rPr>
+          <w:rFonts w:ascii="Arial" w:hAnsi="Arial" w:cs="Arial"/>
+          <w:sz w:val="24"/>
+          <w:szCs w:val="24"/>
+        </w:rPr>
+        <w:t xml:space="preserve"> </w:t>
+      </w:r>
+      <w:r>
+        <w:rPr>
+          <w:rFonts w:ascii="Arial" w:hAnsi="Arial" w:cs="Arial"/>
+          <w:sz w:val="24"/>
+          <w:szCs w:val="24"/>
+        </w:rPr>
+        <w:t xml:space="preserve">no cadastro do </w:t>
+      </w:r>
+      <w:r>
+        <w:rPr>
+          <w:rFonts w:ascii="Arial" w:hAnsi="Arial" w:cs="Arial"/>
+          <w:sz w:val="24"/>
+          <w:szCs w:val="24"/>
+        </w:rPr>
+        <w:t xml:space="preserve">nosso </w:t>
+      </w:r>
+      <w:r>
+        <w:rPr>
+          <w:rFonts w:ascii="Arial" w:hAnsi="Arial" w:cs="Arial"/>
+          <w:sz w:val="24"/>
+          <w:szCs w:val="24"/>
+        </w:rPr>
+        <w:t>banco de dados as informações do cliente</w:t>
+      </w:r>
+      <w:r>
+        <w:rPr>
+          <w:rFonts w:ascii="Arial" w:hAnsi="Arial" w:cs="Arial"/>
+          <w:sz w:val="24"/>
+          <w:szCs w:val="24"/>
+        </w:rPr>
+        <w:t>.</w:t>
+      </w:r>
+      <w:r>
+        <w:rPr>
+          <w:rFonts w:ascii="Arial" w:hAnsi="Arial" w:cs="Arial"/>
+          <w:sz w:val="24"/>
+          <w:szCs w:val="24"/>
+        </w:rPr>
+        <w:t xml:space="preserve"> </w:t>
+      </w:r>
+      <w:r>
+        <w:rPr>
+          <w:rFonts w:ascii="Arial" w:hAnsi="Arial" w:cs="Arial"/>
+          <w:sz w:val="24"/>
+          <w:szCs w:val="24"/>
+        </w:rPr>
+        <w:t>Caso o cliente já tenha cadastro no nosso banco de dados</w:t>
+      </w:r>
+      <w:r>
+        <w:rPr>
+          <w:rFonts w:ascii="Arial" w:hAnsi="Arial" w:cs="Arial"/>
+          <w:sz w:val="24"/>
+          <w:szCs w:val="24"/>
+        </w:rPr>
+        <w:t>,</w:t>
+      </w:r>
+      <w:r>
+        <w:rPr>
+          <w:rFonts w:ascii="Arial" w:hAnsi="Arial" w:cs="Arial"/>
+          <w:sz w:val="24"/>
+          <w:szCs w:val="24"/>
+        </w:rPr>
+        <w:t xml:space="preserve"> todas as suas informações deverão ser preenchidas automaticamente</w:t>
+      </w:r>
+      <w:r>
+        <w:rPr>
+          <w:rFonts w:ascii="Arial" w:hAnsi="Arial" w:cs="Arial"/>
+          <w:sz w:val="24"/>
+          <w:szCs w:val="24"/>
+        </w:rPr>
+        <w:t>.</w:t>
+      </w:r>
+    </w:p>
+    <w:p>
+      <w:pPr>
+        <w:rPr>
+          <w:rFonts w:ascii="Arial" w:hAnsi="Arial" w:cs="Arial"/>
+          <w:sz w:val="24"/>
+          <w:szCs w:val="24"/>
+        </w:rPr>
+      </w:pPr>
+      <w:r>
+        <w:rPr>
+          <w:rFonts w:ascii="Arial" w:hAnsi="Arial" w:cs="Arial"/>
+          <w:sz w:val="24"/>
+          <w:szCs w:val="24"/>
+        </w:rPr>
+        <w:t>No campo do estado civil</w:t>
+      </w:r>
+      <w:r>
+        <w:rPr>
+          <w:rFonts w:ascii="Arial" w:hAnsi="Arial" w:cs="Arial"/>
+          <w:sz w:val="24"/>
+          <w:szCs w:val="24"/>
+        </w:rPr>
+        <w:t xml:space="preserve"> deverá ter um combobox para o cliente escolher casado, solteiro</w:t>
+      </w:r>
+      <w:r>
+        <w:rPr>
+          <w:rFonts w:ascii="Arial" w:hAnsi="Arial" w:cs="Arial"/>
+          <w:sz w:val="24"/>
+          <w:szCs w:val="24"/>
+        </w:rPr>
+        <w:t>,</w:t>
+      </w:r>
+      <w:r>
+        <w:rPr>
+          <w:rFonts w:ascii="Arial" w:hAnsi="Arial" w:cs="Arial"/>
+          <w:sz w:val="24"/>
+          <w:szCs w:val="24"/>
+        </w:rPr>
+        <w:t xml:space="preserve"> separado, união estável, ou viúvo</w:t>
+      </w:r>
+      <w:r>
+        <w:rPr>
+          <w:rFonts w:ascii="Arial" w:hAnsi="Arial" w:cs="Arial"/>
+          <w:sz w:val="24"/>
+          <w:szCs w:val="24"/>
+        </w:rPr>
+        <w:t>.</w:t>
+      </w:r>
+    </w:p>
+    <w:p>
+      <w:pPr>
+        <w:rPr>
+          <w:rFonts w:ascii="Arial" w:hAnsi="Arial" w:cs="Arial"/>
+          <w:sz w:val="24"/>
+          <w:szCs w:val="24"/>
+        </w:rPr>
+      </w:pPr>
+      <w:r>
+        <w:rPr>
+          <w:rFonts w:ascii="Arial" w:hAnsi="Arial" w:cs="Arial"/>
+          <w:sz w:val="24"/>
+          <w:szCs w:val="24"/>
+        </w:rPr>
+        <w:t>No campo d</w:t>
+      </w:r>
+      <w:r>
+        <w:rPr>
+          <w:rFonts w:ascii="Arial" w:hAnsi="Arial" w:cs="Arial"/>
+          <w:sz w:val="24"/>
+          <w:szCs w:val="24"/>
+        </w:rPr>
+        <w:t>a</w:t>
+      </w:r>
+      <w:r>
+        <w:rPr>
+          <w:rFonts w:ascii="Arial" w:hAnsi="Arial" w:cs="Arial"/>
+          <w:sz w:val="24"/>
+          <w:szCs w:val="24"/>
+        </w:rPr>
+        <w:t xml:space="preserve"> </w:t>
+      </w:r>
+      <w:r>
+        <w:rPr>
+          <w:rFonts w:ascii="Arial" w:hAnsi="Arial" w:cs="Arial"/>
+          <w:sz w:val="24"/>
+          <w:szCs w:val="24"/>
+        </w:rPr>
+        <w:t>nacionalidade</w:t>
+      </w:r>
+      <w:r>
+        <w:rPr>
+          <w:rFonts w:ascii="Arial" w:hAnsi="Arial" w:cs="Arial"/>
+          <w:sz w:val="24"/>
+          <w:szCs w:val="24"/>
+        </w:rPr>
+        <w:t xml:space="preserve"> deverá ter um combobox para o cliente escolher</w:t>
+      </w:r>
+      <w:r>
+        <w:rPr>
+          <w:rFonts w:ascii="Arial" w:hAnsi="Arial" w:cs="Arial"/>
+          <w:sz w:val="24"/>
+          <w:szCs w:val="24"/>
+        </w:rPr>
+        <w:t xml:space="preserve"> a sua nacionalidade (preencha esse combobox com as nacionalidades existentes). Deixe como padrão a nacionalidade brasileira.</w:t>
+      </w:r>
+    </w:p>
+    <w:p>
+      <w:pPr>
+        <w:rPr>
+          <w:rFonts w:ascii="Arial" w:hAnsi="Arial" w:cs="Arial"/>
+          <w:sz w:val="24"/>
+          <w:szCs w:val="24"/>
+        </w:rPr>
+      </w:pPr>
+    </w:p>
+    <w:p>
+      <w:pPr>
+        <w:rPr>
+          <w:rFonts w:ascii="Arial" w:hAnsi="Arial" w:cs="Arial"/>
+          <w:sz w:val="24"/>
+          <w:szCs w:val="24"/>
+        </w:rPr>
+      </w:pPr>
+      <w:r>
+        <w:rPr>
+          <w:rFonts w:ascii="Arial" w:hAnsi="Arial" w:cs="Arial"/>
+          <w:sz w:val="24"/>
+          <w:szCs w:val="24"/>
+        </w:rPr>
+        <w:t>Caso o cliente escolha casado ou união estável, deverá aparecer um outro com</w:t>
+      </w:r>
+      <w:r>
+        <w:rPr>
+          <w:rFonts w:ascii="Arial" w:hAnsi="Arial" w:cs="Arial"/>
+          <w:sz w:val="24"/>
+          <w:szCs w:val="24"/>
+        </w:rPr>
+        <w:t>b</w:t>
+      </w:r>
+      <w:r>
+        <w:rPr>
+          <w:rFonts w:ascii="Arial" w:hAnsi="Arial" w:cs="Arial"/>
+          <w:sz w:val="24"/>
+          <w:szCs w:val="24"/>
+        </w:rPr>
+        <w:t>obox para escolher o regime de bens, que serão: comunhão parcial de bens</w:t>
+      </w:r>
+      <w:r>
+        <w:rPr>
+          <w:rFonts w:ascii="Arial" w:hAnsi="Arial" w:cs="Arial"/>
+          <w:sz w:val="24"/>
+          <w:szCs w:val="24"/>
+        </w:rPr>
+        <w:t>,</w:t>
+      </w:r>
+      <w:r>
+        <w:rPr>
+          <w:rFonts w:ascii="Arial" w:hAnsi="Arial" w:cs="Arial"/>
+          <w:sz w:val="24"/>
+          <w:szCs w:val="24"/>
+        </w:rPr>
+        <w:t xml:space="preserve"> separação total de bens, comunhão universal de bens, separação obrigatória de bens, e participação final nos aquestos</w:t>
+      </w:r>
+      <w:r>
+        <w:rPr>
+          <w:rFonts w:ascii="Arial" w:hAnsi="Arial" w:cs="Arial"/>
+          <w:sz w:val="24"/>
+          <w:szCs w:val="24"/>
+        </w:rPr>
+        <w:t>.</w:t>
+      </w:r>
+    </w:p>
+    <w:p>
+      <w:pPr>
+        <w:rPr>
+          <w:rFonts w:ascii="Arial" w:hAnsi="Arial" w:cs="Arial"/>
+          <w:sz w:val="24"/>
+          <w:szCs w:val="24"/>
+        </w:rPr>
+      </w:pPr>
+      <w:r>
+        <w:rPr>
+          <w:rFonts w:ascii="Arial" w:hAnsi="Arial" w:cs="Arial"/>
+          <w:sz w:val="24"/>
+          <w:szCs w:val="24"/>
+        </w:rPr>
+        <w:lastRenderedPageBreak/>
+        <w:t xml:space="preserve">Por padrão o combobox </w:t>
+      </w:r>
+      <w:r>
+        <w:rPr>
+          <w:rFonts w:ascii="Arial" w:hAnsi="Arial" w:cs="Arial"/>
+          <w:sz w:val="24"/>
+          <w:szCs w:val="24"/>
+        </w:rPr>
+        <w:t xml:space="preserve">regime de bens </w:t>
+      </w:r>
+      <w:r>
+        <w:rPr>
+          <w:rFonts w:ascii="Arial" w:hAnsi="Arial" w:cs="Arial"/>
+          <w:sz w:val="24"/>
+          <w:szCs w:val="24"/>
+        </w:rPr>
+        <w:t>deverá vir como</w:t>
+      </w:r>
+      <w:r>
+        <w:rPr>
+          <w:rFonts w:ascii="Arial" w:hAnsi="Arial" w:cs="Arial"/>
+          <w:sz w:val="24"/>
+          <w:szCs w:val="24"/>
+        </w:rPr>
+        <w:t xml:space="preserve"> “comunhão parcial de bens”.</w:t>
+      </w:r>
+    </w:p>
+    <w:p>
+      <w:pPr>
+        <w:rPr>
+          <w:rFonts w:ascii="Arial" w:hAnsi="Arial" w:cs="Arial"/>
+          <w:sz w:val="24"/>
+          <w:szCs w:val="24"/>
+        </w:rPr>
+      </w:pPr>
+      <w:r>
+        <w:rPr>
+          <w:rFonts w:ascii="Arial" w:hAnsi="Arial" w:cs="Arial"/>
+          <w:sz w:val="24"/>
+          <w:szCs w:val="24"/>
+        </w:rPr>
+        <w:t>No campo de endereço deverá ter a opção de digitar o número do CEP e já buscar o endereço correto na base dos Correios</w:t>
+      </w:r>
+      <w:r>
+        <w:rPr>
+          <w:rFonts w:ascii="Arial" w:hAnsi="Arial" w:cs="Arial"/>
+          <w:sz w:val="24"/>
+          <w:szCs w:val="24"/>
+        </w:rPr>
+        <w:t>.</w:t>
+      </w:r>
+    </w:p>
+    <w:p>
+      <w:pPr>
+        <w:rPr>
+          <w:rFonts w:ascii="Arial" w:hAnsi="Arial" w:cs="Arial"/>
+          <w:sz w:val="24"/>
+          <w:szCs w:val="24"/>
+        </w:rPr>
+      </w:pPr>
+      <w:r>
+        <w:rPr>
+          <w:rFonts w:ascii="Arial" w:hAnsi="Arial" w:cs="Arial"/>
+          <w:sz w:val="24"/>
+          <w:szCs w:val="24"/>
+        </w:rPr>
+        <w:t>Deverá ter um combobox para escolher se a parte está sendo representada com a opções sim ou não.</w:t>
+      </w:r>
+    </w:p>
+    <w:p>
+      <w:pPr>
+        <w:rPr>
+          <w:rFonts w:ascii="Arial" w:hAnsi="Arial" w:cs="Arial"/>
+          <w:sz w:val="24"/>
+          <w:szCs w:val="24"/>
+        </w:rPr>
+      </w:pPr>
+      <w:r>
+        <w:rPr>
+          <w:rFonts w:ascii="Arial" w:hAnsi="Arial" w:cs="Arial"/>
+          <w:sz w:val="24"/>
+          <w:szCs w:val="24"/>
+        </w:rPr>
+        <w:t>Por padrão o combobox deverá vir como</w:t>
+      </w:r>
+      <w:r>
+        <w:rPr>
+          <w:rFonts w:ascii="Arial" w:hAnsi="Arial" w:cs="Arial"/>
+          <w:sz w:val="24"/>
+          <w:szCs w:val="24"/>
+        </w:rPr>
+        <w:t xml:space="preserve"> “não”.</w:t>
+      </w:r>
+    </w:p>
+    <w:p>
+      <w:pPr>
+        <w:rPr>
+          <w:rFonts w:ascii="Arial" w:hAnsi="Arial" w:cs="Arial"/>
+          <w:sz w:val="24"/>
+          <w:szCs w:val="24"/>
+        </w:rPr>
+      </w:pPr>
+      <w:r>
+        <w:rPr>
+          <w:rFonts w:ascii="Arial" w:hAnsi="Arial" w:cs="Arial"/>
+          <w:sz w:val="24"/>
+          <w:szCs w:val="24"/>
+        </w:rPr>
+        <w:t>Deverá ter botões para adicionar todas as partes que forem necessári</w:t>
+      </w:r>
+      <w:r>
+        <w:rPr>
+          <w:rFonts w:ascii="Arial" w:hAnsi="Arial" w:cs="Arial"/>
+          <w:sz w:val="24"/>
+          <w:szCs w:val="24"/>
+        </w:rPr>
+        <w:t>as</w:t>
+      </w:r>
+      <w:r>
+        <w:rPr>
+          <w:rFonts w:ascii="Arial" w:hAnsi="Arial" w:cs="Arial"/>
+          <w:sz w:val="24"/>
+          <w:szCs w:val="24"/>
+        </w:rPr>
+        <w:t>, e, também, editar e excluir partes.</w:t>
+      </w:r>
+    </w:p>
+    <w:p>
+      <w:pPr>
+        <w:rPr>
+          <w:rFonts w:ascii="Arial" w:hAnsi="Arial" w:cs="Arial"/>
+          <w:sz w:val="24"/>
+          <w:szCs w:val="24"/>
+        </w:rPr>
+      </w:pPr>
+      <w:r>
+        <w:rPr>
+          <w:rFonts w:ascii="Arial" w:hAnsi="Arial" w:cs="Arial"/>
+          <w:sz w:val="24"/>
+          <w:szCs w:val="24"/>
+        </w:rPr>
+        <w:t>Caso a parte seja “advogado”, deverá aparecer um campo “número da OAB” no lugar do campo “RG”.</w:t>
+      </w:r>
+    </w:p>
+    <w:p>
+      <w:pPr>
+        <w:rPr>
+          <w:rFonts w:ascii="Arial" w:hAnsi="Arial" w:cs="Arial"/>
+          <w:sz w:val="24"/>
+          <w:szCs w:val="24"/>
+        </w:rPr>
+      </w:pPr>
+      <w:r>
+        <w:rPr>
+          <w:rFonts w:ascii="Arial" w:hAnsi="Arial" w:cs="Arial"/>
+          <w:sz w:val="24"/>
+          <w:szCs w:val="24"/>
+        </w:rPr>
+        <w:t>Precisa ter um campo grande e editável abaixo do cadastro para verificar e editar previamente o texto que será inserido na escritura, pois dependendo de cada escolha será uma redação diferente, como demonstrado abaixo:</w:t>
+      </w:r>
+      <w:r>
+        <w:rPr>
+          <w:rFonts w:ascii="Arial" w:hAnsi="Arial" w:cs="Arial"/>
+          <w:sz w:val="24"/>
+          <w:szCs w:val="24"/>
+        </w:rPr>
+        <w:br/>
+      </w:r>
+      <w:r>
+        <w:rPr>
+          <w:rFonts w:ascii="Arial" w:hAnsi="Arial" w:cs="Arial"/>
+          <w:sz w:val="24"/>
+          <w:szCs w:val="24"/>
+        </w:rPr>
+        <w:br/>
+        <w:t>Caso seja escolhida a opção outorgante, anuente cedente ou devedor fiduciante, e o estado civil for solteiro, separado, divorciado ou viúvo, o texto ficará assim:</w:t>
+      </w:r>
+    </w:p>
+    <w:p>
+      <w:pPr>
+        <w:rPr>
+          <w:rFonts w:ascii="Arial" w:hAnsi="Arial" w:cs="Arial"/>
+          <w:sz w:val="24"/>
+          <w:szCs w:val="24"/>
+        </w:rPr>
+      </w:pPr>
+    </w:p>
+    <w:p>
+      <w:pPr>
+        <w:pBdr>
+          <w:top w:val="single" w:sz="4" w:space="1" w:color="auto"/>
+          <w:left w:val="single" w:sz="4" w:space="4" w:color="auto"/>
+          <w:bottom w:val="single" w:sz="4" w:space="1" w:color="auto"/>
+          <w:right w:val="single" w:sz="4" w:space="4" w:color="auto"/>
+        </w:pBdr>
+        <w:jc w:val="both"/>
+        <w:rPr>
+          <w:rFonts w:ascii="Arial" w:hAnsi="Arial" w:cs="Arial"/>
+          <w:sz w:val="24"/>
+          <w:szCs w:val="24"/>
+        </w:rPr>
+      </w:pPr>
+      <w:r>
+        <w:rPr>
+          <w:rFonts w:ascii="Arial" w:hAnsi="Arial" w:cs="Arial"/>
+          <w:b/>
+          <w:bCs/>
+          <w:color w:val="000000"/>
+          <w:sz w:val="24"/>
+        </w:rPr>
+        <w:t>NOME_OUTORGANTE</w:t>
+      </w:r>
+      <w:r>
+        <w:rPr>
+          <w:rFonts w:ascii="Arial" w:hAnsi="Arial" w:cs="Arial"/>
+          <w:color w:val="000000"/>
+          <w:sz w:val="24"/>
+        </w:rPr>
+        <w:t xml:space="preserve">, </w:t>
+      </w:r>
+      <w:r>
+        <w:rPr>
+          <w:rFonts w:ascii="Arial" w:hAnsi="Arial" w:cs="Arial"/>
+          <w:color w:val="000000"/>
+          <w:sz w:val="24"/>
+        </w:rPr>
+        <w:t>“</w:t>
+      </w:r>
+      <w:r>
+        <w:rPr>
+          <w:rFonts w:ascii="Arial" w:hAnsi="Arial" w:cs="Arial"/>
+          <w:color w:val="000000"/>
+          <w:sz w:val="24"/>
+        </w:rPr>
+        <w:t>nacionalidade</w:t>
+      </w:r>
+      <w:r>
+        <w:rPr>
+          <w:rFonts w:ascii="Arial" w:hAnsi="Arial" w:cs="Arial"/>
+          <w:color w:val="000000"/>
+          <w:sz w:val="24"/>
+        </w:rPr>
+        <w:t>”</w:t>
+      </w:r>
+      <w:r>
+        <w:rPr>
+          <w:rFonts w:ascii="Arial" w:hAnsi="Arial" w:cs="Arial"/>
+          <w:color w:val="000000"/>
+          <w:sz w:val="24"/>
+        </w:rPr>
+        <w:t xml:space="preserve">, </w:t>
+      </w:r>
+      <w:r>
+        <w:rPr>
+          <w:rFonts w:ascii="Arial" w:hAnsi="Arial" w:cs="Arial"/>
+          <w:color w:val="000000"/>
+          <w:sz w:val="24"/>
+        </w:rPr>
+        <w:t>“estado civil”</w:t>
+      </w:r>
+      <w:r>
+        <w:rPr>
+          <w:rFonts w:ascii="Arial" w:hAnsi="Arial" w:cs="Arial"/>
+          <w:color w:val="000000"/>
+          <w:sz w:val="24"/>
+        </w:rPr>
+        <w:t>,</w:t>
+      </w:r>
+      <w:r>
+        <w:rPr>
+          <w:rFonts w:ascii="Arial" w:hAnsi="Arial" w:cs="Arial"/>
+          <w:color w:val="000000"/>
+          <w:sz w:val="24"/>
+        </w:rPr>
+        <w:t xml:space="preserve"> </w:t>
+      </w:r>
+      <w:r>
+        <w:rPr>
+          <w:rFonts w:ascii="Arial" w:hAnsi="Arial" w:cs="Arial"/>
+          <w:color w:val="000000"/>
+          <w:sz w:val="24"/>
+        </w:rPr>
+        <w:t xml:space="preserve">maior, </w:t>
+      </w:r>
+      <w:r>
+        <w:rPr>
+          <w:rFonts w:ascii="Arial" w:hAnsi="Arial" w:cs="Arial"/>
+          <w:color w:val="000000"/>
+          <w:sz w:val="24"/>
+        </w:rPr>
+        <w:t>“profissão”</w:t>
+      </w:r>
+      <w:r>
+        <w:rPr>
+          <w:rFonts w:ascii="Arial" w:hAnsi="Arial" w:cs="Arial"/>
+          <w:color w:val="000000"/>
+          <w:sz w:val="24"/>
+        </w:rPr>
+        <w:t xml:space="preserve">, declara não conviver em união estável, </w:t>
+      </w:r>
+      <w:r>
+        <w:rPr>
+          <w:rFonts w:ascii="Arial" w:hAnsi="Arial" w:cs="Arial"/>
+          <w:color w:val="000000"/>
+          <w:sz w:val="24"/>
+        </w:rPr>
+        <w:t xml:space="preserve">portador da cédula de identidade RG nº </w:t>
+      </w:r>
+      <w:r>
+        <w:rPr>
+          <w:rFonts w:ascii="Arial" w:hAnsi="Arial" w:cs="Arial"/>
+          <w:color w:val="000000"/>
+          <w:sz w:val="24"/>
+        </w:rPr>
+        <w:t>“RG”</w:t>
+      </w:r>
+      <w:r>
+        <w:rPr>
+          <w:rFonts w:ascii="Arial" w:hAnsi="Arial" w:cs="Arial"/>
+          <w:color w:val="000000"/>
+          <w:sz w:val="24"/>
+        </w:rPr>
+        <w:t>-</w:t>
+      </w:r>
+      <w:r>
+        <w:rPr>
+          <w:rFonts w:ascii="Arial" w:hAnsi="Arial" w:cs="Arial"/>
+          <w:color w:val="000000"/>
+          <w:sz w:val="24"/>
+        </w:rPr>
+        <w:t>“órgão expedidor”</w:t>
+      </w:r>
+      <w:r>
+        <w:rPr>
+          <w:rFonts w:ascii="Arial" w:hAnsi="Arial" w:cs="Arial"/>
+          <w:color w:val="000000"/>
+          <w:sz w:val="24"/>
+        </w:rPr>
+        <w:t xml:space="preserve">, e inscrito no CPF/MF nº </w:t>
+      </w:r>
+      <w:r>
+        <w:rPr>
+          <w:rFonts w:ascii="Arial" w:hAnsi="Arial" w:cs="Arial"/>
+          <w:color w:val="000000"/>
+          <w:sz w:val="24"/>
+        </w:rPr>
+        <w:t>“</w:t>
+      </w:r>
+      <w:r>
+        <w:rPr>
+          <w:rFonts w:ascii="Arial" w:hAnsi="Arial" w:cs="Arial"/>
+          <w:color w:val="000000"/>
+          <w:sz w:val="24"/>
+        </w:rPr>
+        <w:t>CPF</w:t>
+      </w:r>
+      <w:r>
+        <w:rPr>
+          <w:rFonts w:ascii="Arial" w:hAnsi="Arial" w:cs="Arial"/>
+          <w:color w:val="000000"/>
+          <w:sz w:val="24"/>
+        </w:rPr>
+        <w:t>”</w:t>
+      </w:r>
+      <w:r>
+        <w:rPr>
+          <w:rFonts w:ascii="Arial" w:hAnsi="Arial" w:cs="Arial"/>
+          <w:color w:val="000000"/>
+          <w:sz w:val="24"/>
+        </w:rPr>
+        <w:t xml:space="preserve">, residente e domiciliado na </w:t>
+      </w:r>
+      <w:r>
+        <w:rPr>
+          <w:rFonts w:ascii="Arial" w:hAnsi="Arial" w:cs="Arial"/>
+          <w:color w:val="000000"/>
+          <w:sz w:val="24"/>
+        </w:rPr>
+        <w:t>“</w:t>
+      </w:r>
+      <w:r>
+        <w:rPr>
+          <w:rFonts w:ascii="Arial" w:hAnsi="Arial" w:cs="Arial"/>
+          <w:color w:val="000000"/>
+          <w:sz w:val="24"/>
+        </w:rPr>
+        <w:t>endereço</w:t>
+      </w:r>
+      <w:r>
+        <w:rPr>
+          <w:rFonts w:ascii="Arial" w:hAnsi="Arial" w:cs="Arial"/>
+          <w:color w:val="000000"/>
+          <w:sz w:val="24"/>
+        </w:rPr>
+        <w:t>”</w:t>
+      </w:r>
+      <w:r>
+        <w:rPr>
+          <w:rFonts w:ascii="Arial" w:hAnsi="Arial" w:cs="Arial"/>
+          <w:color w:val="000000"/>
+          <w:sz w:val="24"/>
+        </w:rPr>
+        <w:t>.</w:t>
+      </w:r>
+    </w:p>
+    <w:p>
+      <w:pPr>
+        <w:rPr>
+          <w:rFonts w:ascii="Arial" w:hAnsi="Arial" w:cs="Arial"/>
+          <w:sz w:val="24"/>
+          <w:szCs w:val="24"/>
+        </w:rPr>
+      </w:pPr>
+      <w:r>
+        <w:rPr>
+          <w:rFonts w:ascii="Arial" w:hAnsi="Arial" w:cs="Arial"/>
+          <w:sz w:val="24"/>
+          <w:szCs w:val="24"/>
+        </w:rPr>
+        <w:t xml:space="preserve">Obs: toda a concordância pronominal deverá ser feita utilizando </w:t>
+      </w:r>
+      <w:r>
+        <w:rPr>
+          <w:rFonts w:ascii="Arial" w:hAnsi="Arial" w:cs="Arial"/>
+          <w:sz w:val="24"/>
+          <w:szCs w:val="24"/>
+        </w:rPr>
+        <w:t xml:space="preserve">a quantidade de outorgantes, ou anuentes cedentes, ou devedores fiduciantes, e também </w:t>
+      </w:r>
+      <w:r>
+        <w:rPr>
+          <w:rFonts w:ascii="Arial" w:hAnsi="Arial" w:cs="Arial"/>
+          <w:sz w:val="24"/>
+          <w:szCs w:val="24"/>
+        </w:rPr>
+        <w:t>a opção do sexo escolhido no cadastro</w:t>
+      </w:r>
+      <w:r>
+        <w:rPr>
+          <w:rFonts w:ascii="Arial" w:hAnsi="Arial" w:cs="Arial"/>
+          <w:sz w:val="24"/>
+          <w:szCs w:val="24"/>
+        </w:rPr>
+        <w:t>.</w:t>
+      </w:r>
+    </w:p>
+    <w:p>
+      <w:pPr>
+        <w:rPr>
+          <w:rFonts w:ascii="Arial" w:hAnsi="Arial" w:cs="Arial"/>
+          <w:sz w:val="24"/>
+          <w:szCs w:val="24"/>
+        </w:rPr>
+      </w:pPr>
+      <w:r>
+        <w:rPr>
+          <w:rFonts w:ascii="Arial" w:hAnsi="Arial" w:cs="Arial"/>
+          <w:sz w:val="24"/>
+          <w:szCs w:val="24"/>
+        </w:rPr>
+        <w:t xml:space="preserve">Caso seja escolhida a opção outorgante, anuente cedente ou devedor fiduciante, e o estado civil for </w:t>
+      </w:r>
+      <w:r>
+        <w:rPr>
+          <w:rFonts w:ascii="Arial" w:hAnsi="Arial" w:cs="Arial"/>
+          <w:sz w:val="24"/>
+          <w:szCs w:val="24"/>
+        </w:rPr>
+        <w:t>casado</w:t>
+      </w:r>
+      <w:r>
+        <w:rPr>
+          <w:rFonts w:ascii="Arial" w:hAnsi="Arial" w:cs="Arial"/>
+          <w:sz w:val="24"/>
+          <w:szCs w:val="24"/>
+        </w:rPr>
+        <w:t xml:space="preserve"> ou </w:t>
+      </w:r>
+      <w:r>
+        <w:rPr>
+          <w:rFonts w:ascii="Arial" w:hAnsi="Arial" w:cs="Arial"/>
+          <w:sz w:val="24"/>
+          <w:szCs w:val="24"/>
+        </w:rPr>
+        <w:t>união estável</w:t>
+      </w:r>
+      <w:r>
+        <w:rPr>
+          <w:rFonts w:ascii="Arial" w:hAnsi="Arial" w:cs="Arial"/>
+          <w:sz w:val="24"/>
+          <w:szCs w:val="24"/>
+        </w:rPr>
+        <w:t>, o texto ficará assim:</w:t>
+      </w:r>
+    </w:p>
+    <w:p>
+      <w:pPr>
+        <w:pBdr>
+          <w:top w:val="single" w:sz="4" w:space="1" w:color="auto"/>
+          <w:left w:val="single" w:sz="4" w:space="4" w:color="auto"/>
+          <w:bottom w:val="single" w:sz="4" w:space="1" w:color="auto"/>
+          <w:right w:val="single" w:sz="4" w:space="4" w:color="auto"/>
+        </w:pBdr>
+        <w:jc w:val="both"/>
+        <w:rPr>
+          <w:rFonts w:ascii="Arial" w:hAnsi="Arial" w:cs="Arial"/>
+          <w:sz w:val="24"/>
+          <w:szCs w:val="24"/>
+        </w:rPr>
+      </w:pPr>
+      <w:r>
+        <w:rPr>
+          <w:rFonts w:ascii="Arial" w:hAnsi="Arial" w:cs="Arial"/>
+          <w:b/>
+          <w:bCs/>
+          <w:color w:val="000000"/>
+          <w:sz w:val="24"/>
+        </w:rPr>
+        <w:t>NOME_OUTORGANTE</w:t>
+      </w:r>
+      <w:r>
+        <w:rPr>
+          <w:rFonts w:ascii="Arial" w:hAnsi="Arial" w:cs="Arial"/>
+          <w:bCs/>
+          <w:sz w:val="24"/>
+          <w:szCs w:val="24"/>
+        </w:rPr>
+        <w:t xml:space="preserve">, </w:t>
+      </w:r>
+      <w:r>
+        <w:rPr>
+          <w:rFonts w:ascii="Arial" w:hAnsi="Arial" w:cs="Arial"/>
+          <w:color w:val="000000"/>
+          <w:sz w:val="24"/>
+        </w:rPr>
+        <w:t>“nacionalidade”</w:t>
+      </w:r>
+      <w:r>
+        <w:rPr>
+          <w:rFonts w:ascii="Arial" w:hAnsi="Arial" w:cs="Arial"/>
+          <w:color w:val="000000"/>
+          <w:sz w:val="24"/>
+        </w:rPr>
+        <w:t xml:space="preserve">, </w:t>
+      </w:r>
+      <w:r>
+        <w:rPr>
+          <w:rFonts w:ascii="Arial" w:hAnsi="Arial" w:cs="Arial"/>
+          <w:color w:val="000000"/>
+          <w:sz w:val="24"/>
+        </w:rPr>
+        <w:t xml:space="preserve">“profissão”, </w:t>
+      </w:r>
+      <w:r>
+        <w:rPr>
+          <w:rFonts w:ascii="Arial" w:hAnsi="Arial" w:cs="Arial"/>
+          <w:bCs/>
+          <w:sz w:val="24"/>
+          <w:szCs w:val="24"/>
+        </w:rPr>
+        <w:t xml:space="preserve">portador </w:t>
+      </w:r>
+      <w:r>
+        <w:rPr>
+          <w:rFonts w:ascii="Arial" w:hAnsi="Arial" w:cs="Arial"/>
+          <w:color w:val="000000"/>
+          <w:sz w:val="24"/>
+          <w:szCs w:val="24"/>
+        </w:rPr>
+        <w:t>da cédula de identidade RG nº</w:t>
+      </w:r>
+      <w:r>
+        <w:rPr>
+          <w:rFonts w:ascii="Arial" w:hAnsi="Arial" w:cs="Arial"/>
+          <w:bCs/>
+          <w:sz w:val="24"/>
+          <w:szCs w:val="24"/>
+        </w:rPr>
+        <w:t xml:space="preserve"> </w:t>
+      </w:r>
+      <w:r>
+        <w:rPr>
+          <w:rFonts w:ascii="Arial" w:hAnsi="Arial" w:cs="Arial"/>
+          <w:bCs/>
+          <w:sz w:val="24"/>
+          <w:szCs w:val="24"/>
+        </w:rPr>
+        <w:t>“RG”</w:t>
+      </w:r>
+      <w:r>
+        <w:rPr>
+          <w:rFonts w:ascii="Arial" w:hAnsi="Arial" w:cs="Arial"/>
+          <w:bCs/>
+          <w:sz w:val="24"/>
+          <w:szCs w:val="24"/>
+        </w:rPr>
+        <w:t>-</w:t>
+      </w:r>
+      <w:r>
+        <w:rPr>
+          <w:rFonts w:ascii="Arial" w:hAnsi="Arial" w:cs="Arial"/>
+          <w:color w:val="000000"/>
+          <w:sz w:val="24"/>
+        </w:rPr>
+        <w:t xml:space="preserve"> </w:t>
+      </w:r>
+      <w:r>
+        <w:rPr>
+          <w:rFonts w:ascii="Arial" w:hAnsi="Arial" w:cs="Arial"/>
+          <w:color w:val="000000"/>
+          <w:sz w:val="24"/>
+        </w:rPr>
+        <w:t>“órgão expedidor”</w:t>
+      </w:r>
+      <w:r>
+        <w:rPr>
+          <w:rFonts w:ascii="Arial" w:hAnsi="Arial" w:cs="Arial"/>
+          <w:color w:val="000000"/>
+          <w:sz w:val="24"/>
+        </w:rPr>
+        <w:t>,</w:t>
+      </w:r>
+      <w:r>
+        <w:rPr>
+          <w:rFonts w:ascii="Arial" w:hAnsi="Arial" w:cs="Arial"/>
+          <w:bCs/>
+          <w:sz w:val="24"/>
+          <w:szCs w:val="24"/>
+        </w:rPr>
+        <w:t xml:space="preserve"> e inscrito no CPF nº </w:t>
+      </w:r>
+      <w:r>
+        <w:rPr>
+          <w:rFonts w:ascii="Arial" w:hAnsi="Arial" w:cs="Arial"/>
+          <w:bCs/>
+          <w:sz w:val="24"/>
+          <w:szCs w:val="24"/>
+        </w:rPr>
+        <w:t>“CPF”</w:t>
+      </w:r>
+      <w:r>
+        <w:rPr>
+          <w:rFonts w:ascii="Arial" w:hAnsi="Arial" w:cs="Arial"/>
+          <w:bCs/>
+          <w:sz w:val="24"/>
+          <w:szCs w:val="24"/>
+        </w:rPr>
+        <w:t xml:space="preserve">, e </w:t>
+      </w:r>
+      <w:r>
+        <w:rPr>
+          <w:rFonts w:ascii="Arial" w:hAnsi="Arial" w:cs="Arial"/>
+          <w:bCs/>
+          <w:sz w:val="24"/>
+          <w:szCs w:val="24"/>
+        </w:rPr>
+        <w:t>“</w:t>
+      </w:r>
+      <w:r>
+        <w:rPr>
+          <w:rFonts w:ascii="Arial" w:hAnsi="Arial" w:cs="Arial"/>
+          <w:bCs/>
+          <w:sz w:val="24"/>
+          <w:szCs w:val="24"/>
+        </w:rPr>
+        <w:t>sua esposa</w:t>
+      </w:r>
+      <w:r>
+        <w:rPr>
+          <w:rFonts w:ascii="Arial" w:hAnsi="Arial" w:cs="Arial"/>
+          <w:bCs/>
+          <w:sz w:val="24"/>
+          <w:szCs w:val="24"/>
+        </w:rPr>
+        <w:t>”, ou “seu esposo”, ou “sua companheira”, ou “seu companheiro”,</w:t>
+      </w:r>
+      <w:r>
+        <w:rPr>
+          <w:rFonts w:ascii="Arial" w:hAnsi="Arial" w:cs="Arial"/>
+          <w:bCs/>
+          <w:sz w:val="24"/>
+          <w:szCs w:val="24"/>
+        </w:rPr>
+        <w:t xml:space="preserve"> </w:t>
+      </w:r>
+      <w:r>
+        <w:rPr>
+          <w:rFonts w:ascii="Arial" w:hAnsi="Arial" w:cs="Arial"/>
+          <w:b/>
+          <w:bCs/>
+          <w:color w:val="000000"/>
+          <w:sz w:val="24"/>
+        </w:rPr>
+        <w:t>NOME_OUTORGANTE</w:t>
+      </w:r>
+      <w:r>
+        <w:rPr>
+          <w:rFonts w:ascii="Arial" w:hAnsi="Arial" w:cs="Arial"/>
+          <w:b/>
+          <w:bCs/>
+          <w:color w:val="000000"/>
+          <w:sz w:val="24"/>
+        </w:rPr>
+        <w:t>,</w:t>
+      </w:r>
+      <w:r>
+        <w:rPr>
+          <w:rFonts w:ascii="Arial" w:hAnsi="Arial" w:cs="Arial"/>
+          <w:bCs/>
+          <w:sz w:val="24"/>
+          <w:szCs w:val="24"/>
+        </w:rPr>
+        <w:t xml:space="preserve"> </w:t>
+      </w:r>
+      <w:r>
+        <w:rPr>
+          <w:rFonts w:ascii="Arial" w:hAnsi="Arial" w:cs="Arial"/>
+          <w:color w:val="000000"/>
+          <w:sz w:val="24"/>
+        </w:rPr>
+        <w:t>“nacionalidade”</w:t>
+      </w:r>
+      <w:r>
+        <w:rPr>
+          <w:rFonts w:ascii="Arial" w:hAnsi="Arial" w:cs="Arial"/>
+          <w:color w:val="000000"/>
+          <w:sz w:val="24"/>
+        </w:rPr>
+        <w:t xml:space="preserve">, </w:t>
+      </w:r>
+      <w:r>
+        <w:rPr>
+          <w:rFonts w:ascii="Arial" w:hAnsi="Arial" w:cs="Arial"/>
+          <w:color w:val="000000"/>
+          <w:sz w:val="24"/>
+        </w:rPr>
+        <w:t xml:space="preserve">“profissão”, </w:t>
+      </w:r>
+      <w:r>
+        <w:rPr>
+          <w:rFonts w:ascii="Arial" w:hAnsi="Arial" w:cs="Arial"/>
+          <w:bCs/>
+          <w:sz w:val="24"/>
+          <w:szCs w:val="24"/>
+        </w:rPr>
+        <w:t>portador</w:t>
+      </w:r>
+      <w:r>
+        <w:rPr>
+          <w:rFonts w:ascii="Arial" w:hAnsi="Arial" w:cs="Arial"/>
+          <w:bCs/>
+          <w:sz w:val="24"/>
+          <w:szCs w:val="24"/>
+        </w:rPr>
+        <w:t>a</w:t>
+      </w:r>
+      <w:r>
+        <w:rPr>
+          <w:rFonts w:ascii="Arial" w:hAnsi="Arial" w:cs="Arial"/>
+          <w:bCs/>
+          <w:sz w:val="24"/>
+          <w:szCs w:val="24"/>
+        </w:rPr>
+        <w:t xml:space="preserve"> </w:t>
+      </w:r>
+      <w:r>
+        <w:rPr>
+          <w:rFonts w:ascii="Arial" w:hAnsi="Arial" w:cs="Arial"/>
+          <w:color w:val="000000"/>
+          <w:sz w:val="24"/>
+          <w:szCs w:val="24"/>
+        </w:rPr>
+        <w:t>da cédula de identidade RG nº</w:t>
+      </w:r>
+      <w:r>
+        <w:rPr>
+          <w:rFonts w:ascii="Arial" w:hAnsi="Arial" w:cs="Arial"/>
+          <w:bCs/>
+          <w:sz w:val="24"/>
+          <w:szCs w:val="24"/>
+        </w:rPr>
+        <w:t xml:space="preserve"> “RG”-</w:t>
+      </w:r>
+      <w:r>
+        <w:rPr>
+          <w:rFonts w:ascii="Arial" w:hAnsi="Arial" w:cs="Arial"/>
+          <w:color w:val="000000"/>
+          <w:sz w:val="24"/>
+        </w:rPr>
+        <w:t xml:space="preserve"> </w:t>
+      </w:r>
+      <w:r>
+        <w:rPr>
+          <w:rFonts w:ascii="Arial" w:hAnsi="Arial" w:cs="Arial"/>
+          <w:color w:val="000000"/>
+          <w:sz w:val="24"/>
+        </w:rPr>
+        <w:t>“órgão expedidor”</w:t>
+      </w:r>
+      <w:r>
+        <w:rPr>
+          <w:rFonts w:ascii="Arial" w:hAnsi="Arial" w:cs="Arial"/>
+          <w:color w:val="000000"/>
+          <w:sz w:val="24"/>
+        </w:rPr>
+        <w:t>,</w:t>
+      </w:r>
+      <w:r>
+        <w:rPr>
+          <w:rFonts w:ascii="Arial" w:hAnsi="Arial" w:cs="Arial"/>
+          <w:bCs/>
+          <w:sz w:val="24"/>
+          <w:szCs w:val="24"/>
+        </w:rPr>
+        <w:t xml:space="preserve"> inscrit</w:t>
+      </w:r>
+      <w:r>
+        <w:rPr>
+          <w:rFonts w:ascii="Arial" w:hAnsi="Arial" w:cs="Arial"/>
+          <w:bCs/>
+          <w:sz w:val="24"/>
+          <w:szCs w:val="24"/>
+        </w:rPr>
+        <w:t>a</w:t>
+      </w:r>
+      <w:r>
+        <w:rPr>
+          <w:rFonts w:ascii="Arial" w:hAnsi="Arial" w:cs="Arial"/>
+          <w:bCs/>
+          <w:sz w:val="24"/>
+          <w:szCs w:val="24"/>
+        </w:rPr>
+        <w:t xml:space="preserve"> no CPF nº “CPF”, casados sob o regime da </w:t>
+      </w:r>
+      <w:r>
+        <w:rPr>
+          <w:rFonts w:ascii="Arial" w:hAnsi="Arial" w:cs="Arial"/>
+          <w:bCs/>
+          <w:sz w:val="24"/>
+          <w:szCs w:val="24"/>
+        </w:rPr>
+        <w:t>“regime de bens”</w:t>
+      </w:r>
+      <w:r>
+        <w:rPr>
+          <w:rFonts w:ascii="Arial" w:hAnsi="Arial" w:cs="Arial"/>
+          <w:bCs/>
+          <w:sz w:val="24"/>
+          <w:szCs w:val="24"/>
+        </w:rPr>
+        <w:t xml:space="preserve">, na vigência da Lei Federal nº 6.515/77, </w:t>
+      </w:r>
+      <w:r>
+        <w:rPr>
+          <w:rFonts w:ascii="Arial" w:hAnsi="Arial" w:cs="Arial"/>
+          <w:bCs/>
+          <w:sz w:val="24"/>
+          <w:szCs w:val="24"/>
+        </w:rPr>
+        <w:t>residente</w:t>
+      </w:r>
+      <w:r>
+        <w:rPr>
+          <w:rFonts w:ascii="Arial" w:hAnsi="Arial" w:cs="Arial"/>
+          <w:bCs/>
+          <w:sz w:val="24"/>
+          <w:szCs w:val="24"/>
+        </w:rPr>
+        <w:t xml:space="preserve">s e domiciliados </w:t>
+      </w:r>
+      <w:r>
+        <w:rPr>
+          <w:rFonts w:ascii="Arial" w:hAnsi="Arial" w:cs="Arial"/>
+          <w:sz w:val="24"/>
+          <w:szCs w:val="24"/>
+        </w:rPr>
+        <w:t xml:space="preserve">na </w:t>
+      </w:r>
+      <w:r>
+        <w:rPr>
+          <w:rFonts w:ascii="Arial" w:hAnsi="Arial" w:cs="Arial"/>
+          <w:sz w:val="24"/>
+          <w:szCs w:val="24"/>
+        </w:rPr>
+        <w:t>“endereço”.</w:t>
+      </w:r>
+    </w:p>
+    <w:p>
+      <w:pPr>
+        <w:rPr>
+          <w:rFonts w:ascii="Arial" w:hAnsi="Arial" w:cs="Arial"/>
+          <w:sz w:val="24"/>
+          <w:szCs w:val="24"/>
+        </w:rPr>
+      </w:pPr>
+      <w:r>
+        <w:rPr>
+          <w:rFonts w:ascii="Arial" w:hAnsi="Arial" w:cs="Arial"/>
+          <w:sz w:val="24"/>
+          <w:szCs w:val="24"/>
+        </w:rPr>
+        <w:t>Obs: toda a concordância pronominal deverá ser feita utilizando a opção do sexo escolhido no cadastro.</w:t>
+      </w:r>
+      <w:r>
+        <w:rPr>
+          <w:rFonts w:ascii="Arial" w:hAnsi="Arial" w:cs="Arial"/>
+          <w:sz w:val="24"/>
+          <w:szCs w:val="24"/>
+        </w:rPr>
+        <w:t xml:space="preserve"> Se for escolhido o estado civil casado, deverá aparecer “e sua esposa”, ou “e seu esposo”, e s</w:t>
+      </w:r>
+      <w:r>
+        <w:rPr>
+          <w:rFonts w:ascii="Arial" w:hAnsi="Arial" w:cs="Arial"/>
+          <w:sz w:val="24"/>
+          <w:szCs w:val="24"/>
+        </w:rPr>
+        <w:t xml:space="preserve">e for escolhido o estado civil </w:t>
+      </w:r>
+      <w:r>
+        <w:rPr>
+          <w:rFonts w:ascii="Arial" w:hAnsi="Arial" w:cs="Arial"/>
+          <w:sz w:val="24"/>
+          <w:szCs w:val="24"/>
+        </w:rPr>
+        <w:t>união estável</w:t>
+      </w:r>
+      <w:r>
+        <w:rPr>
+          <w:rFonts w:ascii="Arial" w:hAnsi="Arial" w:cs="Arial"/>
+          <w:sz w:val="24"/>
+          <w:szCs w:val="24"/>
+        </w:rPr>
+        <w:t xml:space="preserve">, deverá aparecer “e sua </w:t>
+      </w:r>
+      <w:r>
+        <w:rPr>
+          <w:rFonts w:ascii="Arial" w:hAnsi="Arial" w:cs="Arial"/>
+          <w:sz w:val="24"/>
+          <w:szCs w:val="24"/>
+        </w:rPr>
+        <w:t>companheira</w:t>
+      </w:r>
+      <w:r>
+        <w:rPr>
+          <w:rFonts w:ascii="Arial" w:hAnsi="Arial" w:cs="Arial"/>
+          <w:sz w:val="24"/>
+          <w:szCs w:val="24"/>
+        </w:rPr>
+        <w:t xml:space="preserve">”, ou “e seu </w:t>
+      </w:r>
+      <w:r>
+        <w:rPr>
+          <w:rFonts w:ascii="Arial" w:hAnsi="Arial" w:cs="Arial"/>
+          <w:sz w:val="24"/>
+          <w:szCs w:val="24"/>
+        </w:rPr>
+        <w:t>companheiro</w:t>
+      </w:r>
+      <w:r>
+        <w:rPr>
+          <w:rFonts w:ascii="Arial" w:hAnsi="Arial" w:cs="Arial"/>
+          <w:sz w:val="24"/>
+          <w:szCs w:val="24"/>
+        </w:rPr>
+        <w:t>”</w:t>
+      </w:r>
+      <w:r>
+        <w:rPr>
+          <w:rFonts w:ascii="Arial" w:hAnsi="Arial" w:cs="Arial"/>
+          <w:sz w:val="24"/>
+          <w:szCs w:val="24"/>
+        </w:rPr>
+        <w:t>.</w:t>
+      </w:r>
+    </w:p>
+    <w:p>
+      <w:pPr>
+        <w:rPr>
+          <w:rFonts w:ascii="Arial" w:hAnsi="Arial" w:cs="Arial"/>
+          <w:sz w:val="24"/>
+          <w:szCs w:val="24"/>
+        </w:rPr>
+      </w:pPr>
+    </w:p>
+    <w:p>
+      <w:pPr>
+        <w:rPr>
+          <w:rFonts w:ascii="Arial" w:hAnsi="Arial" w:cs="Arial"/>
+          <w:sz w:val="24"/>
+          <w:szCs w:val="24"/>
+        </w:rPr>
+      </w:pPr>
+      <w:r>
+        <w:rPr>
+          <w:rFonts w:ascii="Arial" w:hAnsi="Arial" w:cs="Arial"/>
+          <w:sz w:val="24"/>
+          <w:szCs w:val="24"/>
+        </w:rPr>
+        <w:t xml:space="preserve">Caso seja escolhida a opção </w:t>
+      </w:r>
+      <w:r>
+        <w:rPr>
+          <w:rFonts w:ascii="Arial" w:hAnsi="Arial" w:cs="Arial"/>
+          <w:sz w:val="24"/>
+          <w:szCs w:val="24"/>
+        </w:rPr>
+        <w:t>outorgado</w:t>
+      </w:r>
+      <w:r>
+        <w:rPr>
+          <w:rFonts w:ascii="Arial" w:hAnsi="Arial" w:cs="Arial"/>
+          <w:sz w:val="24"/>
+          <w:szCs w:val="24"/>
+        </w:rPr>
+        <w:t xml:space="preserve"> ou </w:t>
+      </w:r>
+      <w:r>
+        <w:rPr>
+          <w:rFonts w:ascii="Arial" w:hAnsi="Arial" w:cs="Arial"/>
+          <w:sz w:val="24"/>
+          <w:szCs w:val="24"/>
+        </w:rPr>
+        <w:t>credor fiduciário</w:t>
+      </w:r>
+      <w:r>
+        <w:rPr>
+          <w:rFonts w:ascii="Arial" w:hAnsi="Arial" w:cs="Arial"/>
+          <w:sz w:val="24"/>
+          <w:szCs w:val="24"/>
+        </w:rPr>
+        <w:t>, e o estado civil for solteiro, separado, divorciado ou viúvo, o texto ficará assim:</w:t>
+      </w:r>
+    </w:p>
+    <w:p>
+      <w:pPr>
+        <w:rPr>
+          <w:rFonts w:ascii="Arial" w:hAnsi="Arial" w:cs="Arial"/>
+          <w:sz w:val="24"/>
+          <w:szCs w:val="24"/>
+        </w:rPr>
+      </w:pPr>
+    </w:p>
+    <w:p>
+      <w:pPr>
+        <w:pBdr>
+          <w:top w:val="single" w:sz="4" w:space="0" w:color="auto"/>
+          <w:left w:val="single" w:sz="4" w:space="4" w:color="auto"/>
+          <w:bottom w:val="single" w:sz="4" w:space="1" w:color="auto"/>
+          <w:right w:val="single" w:sz="4" w:space="4" w:color="auto"/>
+        </w:pBdr>
+        <w:jc w:val="both"/>
+        <w:rPr>
+          <w:rFonts w:ascii="Arial" w:hAnsi="Arial" w:cs="Arial"/>
+          <w:sz w:val="24"/>
+          <w:szCs w:val="24"/>
+        </w:rPr>
+      </w:pPr>
+      <w:r>
+        <w:rPr>
+          <w:rFonts w:ascii="Arial" w:hAnsi="Arial" w:cs="Arial"/>
+          <w:b/>
+          <w:bCs/>
+          <w:color w:val="000000"/>
+          <w:sz w:val="24"/>
+        </w:rPr>
+        <w:t>NOME_OUTORGA</w:t>
+      </w:r>
+      <w:r>
+        <w:rPr>
+          <w:rFonts w:ascii="Arial" w:hAnsi="Arial" w:cs="Arial"/>
+          <w:b/>
+          <w:bCs/>
+          <w:color w:val="000000"/>
+          <w:sz w:val="24"/>
+        </w:rPr>
+        <w:t>DO</w:t>
+      </w:r>
+      <w:r>
+        <w:rPr>
+          <w:rFonts w:ascii="Arial" w:hAnsi="Arial" w:cs="Arial"/>
+          <w:color w:val="000000"/>
+          <w:sz w:val="24"/>
+        </w:rPr>
+        <w:t xml:space="preserve">, </w:t>
+      </w:r>
+      <w:r>
+        <w:rPr>
+          <w:rFonts w:ascii="Arial" w:hAnsi="Arial" w:cs="Arial"/>
+          <w:color w:val="000000"/>
+          <w:sz w:val="24"/>
+        </w:rPr>
+        <w:t>“nacionalidade”</w:t>
+      </w:r>
+      <w:r>
+        <w:rPr>
+          <w:rFonts w:ascii="Arial" w:hAnsi="Arial" w:cs="Arial"/>
+          <w:color w:val="000000"/>
+          <w:sz w:val="24"/>
+        </w:rPr>
+        <w:t xml:space="preserve">, </w:t>
+      </w:r>
+      <w:r>
+        <w:rPr>
+          <w:rFonts w:ascii="Arial" w:hAnsi="Arial" w:cs="Arial"/>
+          <w:color w:val="000000"/>
+          <w:sz w:val="24"/>
+        </w:rPr>
+        <w:t>“estado civil”</w:t>
+      </w:r>
+      <w:r>
+        <w:rPr>
+          <w:rFonts w:ascii="Arial" w:hAnsi="Arial" w:cs="Arial"/>
+          <w:color w:val="000000"/>
+          <w:sz w:val="24"/>
+        </w:rPr>
+        <w:t>,</w:t>
+      </w:r>
+      <w:r>
+        <w:rPr>
+          <w:rFonts w:ascii="Arial" w:hAnsi="Arial" w:cs="Arial"/>
+          <w:color w:val="000000"/>
+          <w:sz w:val="24"/>
+        </w:rPr>
+        <w:t xml:space="preserve"> </w:t>
+      </w:r>
+      <w:r>
+        <w:rPr>
+          <w:rFonts w:ascii="Arial" w:hAnsi="Arial" w:cs="Arial"/>
+          <w:color w:val="000000"/>
+          <w:sz w:val="24"/>
+        </w:rPr>
+        <w:t xml:space="preserve">maior, </w:t>
+      </w:r>
+      <w:r>
+        <w:rPr>
+          <w:rFonts w:ascii="Arial" w:hAnsi="Arial" w:cs="Arial"/>
+          <w:color w:val="000000"/>
+          <w:sz w:val="24"/>
+        </w:rPr>
+        <w:t xml:space="preserve">“profissão”, declara não conviver em união estável, </w:t>
+      </w:r>
+      <w:r>
+        <w:rPr>
+          <w:rFonts w:ascii="Arial" w:hAnsi="Arial" w:cs="Arial"/>
+          <w:color w:val="000000"/>
+          <w:sz w:val="24"/>
+        </w:rPr>
+        <w:t xml:space="preserve">portador da cédula de identidade RG nº </w:t>
+      </w:r>
+      <w:r>
+        <w:rPr>
+          <w:rFonts w:ascii="Arial" w:hAnsi="Arial" w:cs="Arial"/>
+          <w:color w:val="000000"/>
+          <w:sz w:val="24"/>
+        </w:rPr>
+        <w:t>“RG”</w:t>
+      </w:r>
+      <w:r>
+        <w:rPr>
+          <w:rFonts w:ascii="Arial" w:hAnsi="Arial" w:cs="Arial"/>
+          <w:color w:val="000000"/>
+          <w:sz w:val="24"/>
+        </w:rPr>
+        <w:t>-</w:t>
+      </w:r>
+      <w:r>
+        <w:rPr>
+          <w:rFonts w:ascii="Arial" w:hAnsi="Arial" w:cs="Arial"/>
+          <w:color w:val="000000"/>
+          <w:sz w:val="24"/>
+        </w:rPr>
+        <w:t xml:space="preserve"> </w:t>
+      </w:r>
+      <w:r>
+        <w:rPr>
+          <w:rFonts w:ascii="Arial" w:hAnsi="Arial" w:cs="Arial"/>
+          <w:color w:val="000000"/>
+          <w:sz w:val="24"/>
+        </w:rPr>
+        <w:t>“órgão expedidor”</w:t>
+      </w:r>
+      <w:r>
+        <w:rPr>
+          <w:rFonts w:ascii="Arial" w:hAnsi="Arial" w:cs="Arial"/>
+          <w:color w:val="000000"/>
+          <w:sz w:val="24"/>
+        </w:rPr>
+        <w:t xml:space="preserve">, e inscrito no CPF/MF nº </w:t>
+      </w:r>
+      <w:r>
+        <w:rPr>
+          <w:rFonts w:ascii="Arial" w:hAnsi="Arial" w:cs="Arial"/>
+          <w:color w:val="000000"/>
+          <w:sz w:val="24"/>
+        </w:rPr>
+        <w:t>“CPF”</w:t>
+      </w:r>
+      <w:r>
+        <w:rPr>
+          <w:rFonts w:ascii="Arial" w:hAnsi="Arial" w:cs="Arial"/>
+          <w:color w:val="000000"/>
+          <w:sz w:val="24"/>
+        </w:rPr>
+        <w:t xml:space="preserve">, residente e domiciliado na </w:t>
+      </w:r>
+      <w:r>
+        <w:rPr>
+          <w:rFonts w:ascii="Arial" w:hAnsi="Arial" w:cs="Arial"/>
+          <w:color w:val="000000"/>
+          <w:sz w:val="24"/>
+        </w:rPr>
+        <w:t>“endereço”.</w:t>
+      </w:r>
+    </w:p>
+    <w:p>
+      <w:pPr>
+        <w:rPr>
+          <w:rFonts w:ascii="Arial" w:hAnsi="Arial" w:cs="Arial"/>
+          <w:sz w:val="24"/>
+          <w:szCs w:val="24"/>
+        </w:rPr>
+      </w:pPr>
+      <w:r>
+        <w:rPr>
+          <w:rFonts w:ascii="Arial" w:hAnsi="Arial" w:cs="Arial"/>
+          <w:sz w:val="24"/>
+          <w:szCs w:val="24"/>
+        </w:rPr>
+        <w:t xml:space="preserve">Obs: toda a concordância pronominal deverá ser feita utilizando a quantidade de </w:t>
+      </w:r>
+      <w:r>
+        <w:rPr>
+          <w:rFonts w:ascii="Arial" w:hAnsi="Arial" w:cs="Arial"/>
+          <w:sz w:val="24"/>
+          <w:szCs w:val="24"/>
+        </w:rPr>
+        <w:t>outorgados</w:t>
+      </w:r>
+      <w:r>
+        <w:rPr>
+          <w:rFonts w:ascii="Arial" w:hAnsi="Arial" w:cs="Arial"/>
+          <w:sz w:val="24"/>
+          <w:szCs w:val="24"/>
+        </w:rPr>
+        <w:t xml:space="preserve">, ou </w:t>
+      </w:r>
+      <w:r>
+        <w:rPr>
+          <w:rFonts w:ascii="Arial" w:hAnsi="Arial" w:cs="Arial"/>
+          <w:sz w:val="24"/>
+          <w:szCs w:val="24"/>
+        </w:rPr>
+        <w:t>credores fiduciários</w:t>
+      </w:r>
+      <w:r>
+        <w:rPr>
+          <w:rFonts w:ascii="Arial" w:hAnsi="Arial" w:cs="Arial"/>
+          <w:sz w:val="24"/>
+          <w:szCs w:val="24"/>
+        </w:rPr>
+        <w:t>, e também a opção do sexo escolhido no cadastro.</w:t>
+      </w:r>
+    </w:p>
+    <w:p>
+      <w:pPr>
+        <w:rPr>
+          <w:rFonts w:ascii="Arial" w:hAnsi="Arial" w:cs="Arial"/>
+          <w:sz w:val="24"/>
+          <w:szCs w:val="24"/>
+        </w:rPr>
+      </w:pPr>
+    </w:p>
+    <w:p>
+      <w:pPr>
+        <w:rPr>
+          <w:rFonts w:ascii="Arial" w:hAnsi="Arial" w:cs="Arial"/>
+          <w:sz w:val="24"/>
+          <w:szCs w:val="24"/>
+        </w:rPr>
+      </w:pPr>
+      <w:r>
+        <w:rPr>
+          <w:rFonts w:ascii="Arial" w:hAnsi="Arial" w:cs="Arial"/>
+          <w:sz w:val="24"/>
+          <w:szCs w:val="24"/>
+        </w:rPr>
+        <w:t xml:space="preserve">Caso seja escolhida a opção </w:t>
+      </w:r>
+      <w:r>
+        <w:rPr>
+          <w:rFonts w:ascii="Arial" w:hAnsi="Arial" w:cs="Arial"/>
+          <w:sz w:val="24"/>
+          <w:szCs w:val="24"/>
+        </w:rPr>
+        <w:t>outorgado</w:t>
+      </w:r>
+      <w:r>
+        <w:rPr>
+          <w:rFonts w:ascii="Arial" w:hAnsi="Arial" w:cs="Arial"/>
+          <w:sz w:val="24"/>
+          <w:szCs w:val="24"/>
+        </w:rPr>
+        <w:t xml:space="preserve"> ou </w:t>
+      </w:r>
+      <w:r>
+        <w:rPr>
+          <w:rFonts w:ascii="Arial" w:hAnsi="Arial" w:cs="Arial"/>
+          <w:sz w:val="24"/>
+          <w:szCs w:val="24"/>
+        </w:rPr>
+        <w:t>credor fiduciário</w:t>
+      </w:r>
+      <w:r>
+        <w:rPr>
+          <w:rFonts w:ascii="Arial" w:hAnsi="Arial" w:cs="Arial"/>
+          <w:sz w:val="24"/>
+          <w:szCs w:val="24"/>
+        </w:rPr>
+        <w:t xml:space="preserve">, e o estado civil for </w:t>
+      </w:r>
+      <w:r>
+        <w:rPr>
+          <w:rFonts w:ascii="Arial" w:hAnsi="Arial" w:cs="Arial"/>
+          <w:sz w:val="24"/>
+          <w:szCs w:val="24"/>
+        </w:rPr>
+        <w:t>casado ou união estável</w:t>
+      </w:r>
+      <w:r>
+        <w:rPr>
+          <w:rFonts w:ascii="Arial" w:hAnsi="Arial" w:cs="Arial"/>
+          <w:sz w:val="24"/>
+          <w:szCs w:val="24"/>
+        </w:rPr>
+        <w:t>, o texto ficará assim:</w:t>
+      </w:r>
+    </w:p>
+    <w:p>
+      <w:pPr>
+        <w:rPr>
+          <w:rFonts w:ascii="Arial" w:hAnsi="Arial" w:cs="Arial"/>
+          <w:sz w:val="24"/>
+          <w:szCs w:val="24"/>
+        </w:rPr>
+      </w:pPr>
+    </w:p>
+    <w:p>
+      <w:pPr>
+        <w:pBdr>
+          <w:top w:val="single" w:sz="4" w:space="0" w:color="auto"/>
+          <w:left w:val="single" w:sz="4" w:space="4" w:color="auto"/>
+          <w:bottom w:val="single" w:sz="4" w:space="1" w:color="auto"/>
+          <w:right w:val="single" w:sz="4" w:space="4" w:color="auto"/>
+        </w:pBdr>
+        <w:jc w:val="both"/>
+        <w:rPr>
+          <w:rFonts w:ascii="Arial" w:hAnsi="Arial" w:cs="Arial"/>
+          <w:sz w:val="24"/>
+          <w:szCs w:val="24"/>
+        </w:rPr>
+      </w:pPr>
+      <w:r>
+        <w:rPr>
+          <w:rFonts w:ascii="Arial" w:hAnsi="Arial" w:cs="Arial"/>
+          <w:b/>
+          <w:bCs/>
+          <w:color w:val="000000"/>
+          <w:sz w:val="24"/>
+        </w:rPr>
+        <w:t>NOME_OUTORGADO</w:t>
+      </w:r>
+      <w:r>
+        <w:rPr>
+          <w:rFonts w:ascii="Arial" w:hAnsi="Arial" w:cs="Arial"/>
+          <w:color w:val="000000"/>
+          <w:sz w:val="24"/>
+        </w:rPr>
+        <w:t xml:space="preserve">, </w:t>
+      </w:r>
+      <w:r>
+        <w:rPr>
+          <w:rFonts w:ascii="Arial" w:hAnsi="Arial" w:cs="Arial"/>
+          <w:color w:val="000000"/>
+          <w:sz w:val="24"/>
+        </w:rPr>
+        <w:t>“nacionalidade”</w:t>
+      </w:r>
+      <w:r>
+        <w:rPr>
+          <w:rFonts w:ascii="Arial" w:hAnsi="Arial" w:cs="Arial"/>
+          <w:color w:val="000000"/>
+          <w:sz w:val="24"/>
+        </w:rPr>
+        <w:t xml:space="preserve">, </w:t>
+      </w:r>
+      <w:r>
+        <w:rPr>
+          <w:rFonts w:ascii="Arial" w:hAnsi="Arial" w:cs="Arial"/>
+          <w:color w:val="000000"/>
+          <w:sz w:val="24"/>
+        </w:rPr>
+        <w:t xml:space="preserve">“profissão”, </w:t>
+      </w:r>
+      <w:r>
+        <w:rPr>
+          <w:rFonts w:ascii="Arial" w:hAnsi="Arial" w:cs="Arial"/>
+          <w:color w:val="000000"/>
+          <w:sz w:val="24"/>
+        </w:rPr>
+        <w:t xml:space="preserve">portador da cédula de identidade RG nº </w:t>
+      </w:r>
+      <w:r>
+        <w:rPr>
+          <w:rFonts w:ascii="Arial" w:hAnsi="Arial" w:cs="Arial"/>
+          <w:color w:val="000000"/>
+          <w:sz w:val="24"/>
+        </w:rPr>
+        <w:t>“RG”</w:t>
+      </w:r>
+      <w:r>
+        <w:rPr>
+          <w:rFonts w:ascii="Arial" w:hAnsi="Arial" w:cs="Arial"/>
+          <w:color w:val="000000"/>
+          <w:sz w:val="24"/>
+        </w:rPr>
+        <w:t>-</w:t>
+      </w:r>
+      <w:r>
+        <w:rPr>
+          <w:rFonts w:ascii="Arial" w:hAnsi="Arial" w:cs="Arial"/>
+          <w:color w:val="000000"/>
+          <w:sz w:val="24"/>
+        </w:rPr>
+        <w:t xml:space="preserve"> </w:t>
+      </w:r>
+      <w:r>
+        <w:rPr>
+          <w:rFonts w:ascii="Arial" w:hAnsi="Arial" w:cs="Arial"/>
+          <w:color w:val="000000"/>
+          <w:sz w:val="24"/>
+        </w:rPr>
+        <w:t>“órgão expedidor”</w:t>
+      </w:r>
+      <w:r>
+        <w:rPr>
+          <w:rFonts w:ascii="Arial" w:hAnsi="Arial" w:cs="Arial"/>
+          <w:color w:val="000000"/>
+          <w:sz w:val="24"/>
+        </w:rPr>
+        <w:t xml:space="preserve">, e inscrito no CPF/MF nº </w:t>
+      </w:r>
+      <w:r>
+        <w:rPr>
+          <w:rFonts w:ascii="Arial" w:hAnsi="Arial" w:cs="Arial"/>
+          <w:color w:val="000000"/>
+          <w:sz w:val="24"/>
+        </w:rPr>
+        <w:t>“CPF”</w:t>
+      </w:r>
+      <w:r>
+        <w:rPr>
+          <w:rFonts w:ascii="Arial" w:hAnsi="Arial" w:cs="Arial"/>
+          <w:color w:val="000000"/>
+          <w:sz w:val="24"/>
+        </w:rPr>
+        <w:t>, “</w:t>
+      </w:r>
+      <w:r>
+        <w:rPr>
+          <w:rFonts w:ascii="Arial" w:hAnsi="Arial" w:cs="Arial"/>
+          <w:bCs/>
+          <w:sz w:val="24"/>
+          <w:szCs w:val="24"/>
+        </w:rPr>
+        <w:t>casado</w:t>
+      </w:r>
+      <w:r>
+        <w:rPr>
+          <w:rFonts w:ascii="Arial" w:hAnsi="Arial" w:cs="Arial"/>
+          <w:bCs/>
+          <w:sz w:val="24"/>
+          <w:szCs w:val="24"/>
+        </w:rPr>
+        <w:t>” ou “convivente em união estável”</w:t>
+      </w:r>
+      <w:r>
+        <w:rPr>
+          <w:rFonts w:ascii="Arial" w:hAnsi="Arial" w:cs="Arial"/>
+          <w:bCs/>
+          <w:sz w:val="24"/>
+          <w:szCs w:val="24"/>
+        </w:rPr>
+        <w:t xml:space="preserve"> sob o regime da </w:t>
+      </w:r>
+      <w:r>
+        <w:rPr>
+          <w:rFonts w:ascii="Arial" w:hAnsi="Arial" w:cs="Arial"/>
+          <w:bCs/>
+          <w:sz w:val="24"/>
+          <w:szCs w:val="24"/>
+        </w:rPr>
+        <w:t>“regime</w:t>
+      </w:r>
+      <w:r>
+        <w:rPr>
+          <w:rFonts w:ascii="Arial" w:hAnsi="Arial" w:cs="Arial"/>
+          <w:bCs/>
+          <w:sz w:val="24"/>
+          <w:szCs w:val="24"/>
+        </w:rPr>
+        <w:t xml:space="preserve"> de bens</w:t>
+      </w:r>
+      <w:r>
+        <w:rPr>
+          <w:rFonts w:ascii="Arial" w:hAnsi="Arial" w:cs="Arial"/>
+          <w:bCs/>
+          <w:sz w:val="24"/>
+          <w:szCs w:val="24"/>
+        </w:rPr>
+        <w:t>”</w:t>
+      </w:r>
+      <w:r>
+        <w:rPr>
+          <w:rFonts w:ascii="Arial" w:hAnsi="Arial" w:cs="Arial"/>
+          <w:bCs/>
+          <w:sz w:val="24"/>
+          <w:szCs w:val="24"/>
+        </w:rPr>
+        <w:t xml:space="preserve">, </w:t>
+      </w:r>
+      <w:r>
+        <w:rPr>
+          <w:rFonts w:ascii="Arial" w:hAnsi="Arial" w:cs="Arial"/>
+          <w:bCs/>
+          <w:sz w:val="24"/>
+          <w:szCs w:val="24"/>
+        </w:rPr>
+        <w:t>na vigência da</w:t>
+      </w:r>
+      <w:r>
+        <w:rPr>
+          <w:rFonts w:ascii="Arial" w:hAnsi="Arial" w:cs="Arial"/>
+          <w:bCs/>
+          <w:sz w:val="24"/>
+          <w:szCs w:val="24"/>
+        </w:rPr>
+        <w:t xml:space="preserve"> Lei Federal nº 6.515/77, conforme certidão de casamento expedida pelo Oficial de Registro Civil das Pessoas Naturais d</w:t>
+      </w:r>
+      <w:r>
+        <w:rPr>
+          <w:rFonts w:ascii="Arial" w:hAnsi="Arial" w:cs="Arial"/>
+          <w:bCs/>
+          <w:sz w:val="24"/>
+          <w:szCs w:val="24"/>
+        </w:rPr>
+        <w:t>o ___ Subdistrito da</w:t>
+      </w:r>
+      <w:r>
+        <w:rPr>
+          <w:rFonts w:ascii="Arial" w:hAnsi="Arial" w:cs="Arial"/>
+          <w:bCs/>
+          <w:sz w:val="24"/>
+          <w:szCs w:val="24"/>
+        </w:rPr>
+        <w:t xml:space="preserve"> Comarca de </w:t>
+      </w:r>
+      <w:r>
+        <w:rPr>
+          <w:rFonts w:ascii="Arial" w:hAnsi="Arial" w:cs="Arial"/>
+          <w:bCs/>
+          <w:sz w:val="24"/>
+          <w:szCs w:val="24"/>
+        </w:rPr>
+        <w:t>____</w:t>
+      </w:r>
+      <w:r>
+        <w:rPr>
+          <w:rFonts w:ascii="Arial" w:hAnsi="Arial" w:cs="Arial"/>
+          <w:bCs/>
+          <w:sz w:val="24"/>
+          <w:szCs w:val="24"/>
+        </w:rPr>
+        <w:t xml:space="preserve"> – SP, livro B-</w:t>
+      </w:r>
+      <w:r>
+        <w:rPr>
+          <w:rFonts w:ascii="Arial" w:hAnsi="Arial" w:cs="Arial"/>
+          <w:bCs/>
+          <w:sz w:val="24"/>
+          <w:szCs w:val="24"/>
+        </w:rPr>
+        <w:t>__</w:t>
+      </w:r>
+      <w:r>
+        <w:rPr>
+          <w:rFonts w:ascii="Arial" w:hAnsi="Arial" w:cs="Arial"/>
+          <w:bCs/>
+          <w:sz w:val="24"/>
+          <w:szCs w:val="24"/>
+        </w:rPr>
+        <w:t xml:space="preserve">, fls </w:t>
+      </w:r>
+      <w:r>
+        <w:rPr>
+          <w:rFonts w:ascii="Arial" w:hAnsi="Arial" w:cs="Arial"/>
+          <w:bCs/>
+          <w:sz w:val="24"/>
+          <w:szCs w:val="24"/>
+        </w:rPr>
+        <w:t>__</w:t>
+      </w:r>
+      <w:r>
+        <w:rPr>
+          <w:rFonts w:ascii="Arial" w:hAnsi="Arial" w:cs="Arial"/>
+          <w:bCs/>
+          <w:sz w:val="24"/>
+          <w:szCs w:val="24"/>
+        </w:rPr>
+        <w:t xml:space="preserve">, termo </w:t>
+      </w:r>
+      <w:r>
+        <w:rPr>
+          <w:rFonts w:ascii="Arial" w:hAnsi="Arial" w:cs="Arial"/>
+          <w:bCs/>
+          <w:sz w:val="24"/>
+          <w:szCs w:val="24"/>
+        </w:rPr>
+        <w:t>___, com</w:t>
+      </w:r>
+      <w:r>
+        <w:rPr>
+          <w:rFonts w:ascii="Arial" w:hAnsi="Arial" w:cs="Arial"/>
+          <w:color w:val="000000"/>
+          <w:sz w:val="24"/>
+        </w:rPr>
+        <w:t xml:space="preserve"> </w:t>
+      </w:r>
+      <w:r>
+        <w:rPr>
+          <w:rFonts w:ascii="Arial" w:hAnsi="Arial" w:cs="Arial"/>
+          <w:b/>
+          <w:bCs/>
+          <w:color w:val="000000"/>
+          <w:sz w:val="24"/>
+        </w:rPr>
+        <w:t>NOME_</w:t>
+      </w:r>
+      <w:r>
+        <w:rPr>
+          <w:rFonts w:ascii="Arial" w:hAnsi="Arial" w:cs="Arial"/>
+          <w:b/>
+          <w:bCs/>
+          <w:color w:val="000000"/>
+          <w:sz w:val="24"/>
+        </w:rPr>
+        <w:t>CÔNJUGE</w:t>
+      </w:r>
+      <w:r>
+        <w:rPr>
+          <w:rFonts w:ascii="Arial" w:hAnsi="Arial" w:cs="Arial"/>
+          <w:color w:val="000000"/>
+          <w:sz w:val="24"/>
+        </w:rPr>
+        <w:t xml:space="preserve">, </w:t>
+      </w:r>
+      <w:r>
+        <w:rPr>
+          <w:rFonts w:ascii="Arial" w:hAnsi="Arial" w:cs="Arial"/>
+          <w:color w:val="000000"/>
+          <w:sz w:val="24"/>
+        </w:rPr>
+        <w:t>“nacionalidade”</w:t>
+      </w:r>
+      <w:r>
+        <w:rPr>
+          <w:rFonts w:ascii="Arial" w:hAnsi="Arial" w:cs="Arial"/>
+          <w:color w:val="000000"/>
+          <w:sz w:val="24"/>
+        </w:rPr>
+        <w:t xml:space="preserve">, </w:t>
+      </w:r>
+      <w:r>
+        <w:rPr>
+          <w:rFonts w:ascii="Arial" w:hAnsi="Arial" w:cs="Arial"/>
+          <w:color w:val="000000"/>
+          <w:sz w:val="24"/>
+        </w:rPr>
+        <w:t xml:space="preserve">“profissão”, </w:t>
+      </w:r>
+      <w:r>
+        <w:rPr>
+          <w:rFonts w:ascii="Arial" w:hAnsi="Arial" w:cs="Arial"/>
+          <w:color w:val="000000"/>
+          <w:sz w:val="24"/>
+        </w:rPr>
+        <w:t xml:space="preserve">portador da cédula de identidade RG nº </w:t>
+      </w:r>
+      <w:r>
+        <w:rPr>
+          <w:rFonts w:ascii="Arial" w:hAnsi="Arial" w:cs="Arial"/>
+          <w:color w:val="000000"/>
+          <w:sz w:val="24"/>
+        </w:rPr>
+        <w:t>“RG”</w:t>
+      </w:r>
+      <w:r>
+        <w:rPr>
+          <w:rFonts w:ascii="Arial" w:hAnsi="Arial" w:cs="Arial"/>
+          <w:color w:val="000000"/>
+          <w:sz w:val="24"/>
+        </w:rPr>
+        <w:t>-</w:t>
+      </w:r>
+      <w:r>
+        <w:rPr>
+          <w:rFonts w:ascii="Arial" w:hAnsi="Arial" w:cs="Arial"/>
+          <w:color w:val="000000"/>
+          <w:sz w:val="24"/>
+        </w:rPr>
+        <w:t xml:space="preserve"> </w:t>
+      </w:r>
+      <w:r>
+        <w:rPr>
+          <w:rFonts w:ascii="Arial" w:hAnsi="Arial" w:cs="Arial"/>
+          <w:color w:val="000000"/>
+          <w:sz w:val="24"/>
+        </w:rPr>
+        <w:t>“órgão expedidor”,</w:t>
+      </w:r>
+      <w:r>
+        <w:rPr>
+          <w:rFonts w:ascii="Arial" w:hAnsi="Arial" w:cs="Arial"/>
+          <w:bCs/>
+          <w:sz w:val="24"/>
+          <w:szCs w:val="24"/>
+        </w:rPr>
+        <w:t xml:space="preserve"> </w:t>
+      </w:r>
+      <w:r>
+        <w:rPr>
+          <w:rFonts w:ascii="Arial" w:hAnsi="Arial" w:cs="Arial"/>
+          <w:color w:val="000000"/>
+          <w:sz w:val="24"/>
+        </w:rPr>
+        <w:t xml:space="preserve">e inscrito no CPF/MF nº </w:t>
+      </w:r>
+      <w:r>
+        <w:rPr>
+          <w:rFonts w:ascii="Arial" w:hAnsi="Arial" w:cs="Arial"/>
+          <w:color w:val="000000"/>
+          <w:sz w:val="24"/>
+        </w:rPr>
+        <w:t>“CPF”</w:t>
+      </w:r>
+      <w:r>
+        <w:rPr>
+          <w:rFonts w:ascii="Arial" w:hAnsi="Arial" w:cs="Arial"/>
+          <w:color w:val="000000"/>
+          <w:sz w:val="24"/>
+        </w:rPr>
+        <w:t xml:space="preserve">, residente e domiciliado na </w:t>
+      </w:r>
+      <w:r>
+        <w:rPr>
+          <w:rFonts w:ascii="Arial" w:hAnsi="Arial" w:cs="Arial"/>
+          <w:color w:val="000000"/>
+          <w:sz w:val="24"/>
+        </w:rPr>
+        <w:t>“endereço”.</w:t>
+      </w:r>
+    </w:p>
+    <w:p>
+      <w:pPr>
+        <w:rPr>
+          <w:rFonts w:ascii="Arial" w:hAnsi="Arial" w:cs="Arial"/>
+          <w:sz w:val="24"/>
+          <w:szCs w:val="24"/>
+        </w:rPr>
+      </w:pPr>
+      <w:r>
+        <w:rPr>
+          <w:rFonts w:ascii="Arial" w:hAnsi="Arial" w:cs="Arial"/>
+          <w:sz w:val="24"/>
+          <w:szCs w:val="24"/>
+        </w:rPr>
+        <w:t>Obs: toda a concordância pronominal deverá ser feita utilizando a quantidade de outorgados</w:t>
+      </w:r>
+      <w:r>
+        <w:rPr>
+          <w:rFonts w:ascii="Arial" w:hAnsi="Arial" w:cs="Arial"/>
+          <w:sz w:val="24"/>
+          <w:szCs w:val="24"/>
+        </w:rPr>
+        <w:t xml:space="preserve"> e cônjuges</w:t>
+      </w:r>
+      <w:r>
+        <w:rPr>
+          <w:rFonts w:ascii="Arial" w:hAnsi="Arial" w:cs="Arial"/>
+          <w:sz w:val="24"/>
+          <w:szCs w:val="24"/>
+        </w:rPr>
+        <w:t>, ou credores fiduciários, e também a opção do sexo escolhido no cadastro.</w:t>
+      </w:r>
+    </w:p>
+    <w:p>
+      <w:pPr>
+        <w:rPr>
+          <w:rFonts w:ascii="Arial" w:hAnsi="Arial" w:cs="Arial"/>
+          <w:sz w:val="24"/>
+          <w:szCs w:val="24"/>
+        </w:rPr>
+      </w:pPr>
+    </w:p>
+    <w:p>
+      <w:pPr>
+        <w:rPr>
+          <w:rFonts w:ascii="Arial" w:hAnsi="Arial" w:cs="Arial"/>
+          <w:sz w:val="24"/>
+          <w:szCs w:val="24"/>
+        </w:rPr>
+      </w:pPr>
+      <w:r>
+        <w:rPr>
+          <w:rFonts w:ascii="Arial" w:hAnsi="Arial" w:cs="Arial"/>
+          <w:sz w:val="24"/>
+          <w:szCs w:val="24"/>
+        </w:rPr>
+        <w:t xml:space="preserve">Caso seja escolhida a opção </w:t>
+      </w:r>
+      <w:r>
+        <w:rPr>
+          <w:rFonts w:ascii="Arial" w:hAnsi="Arial" w:cs="Arial"/>
+          <w:sz w:val="24"/>
+          <w:szCs w:val="24"/>
+        </w:rPr>
+        <w:t>advogado</w:t>
+      </w:r>
+      <w:r>
+        <w:rPr>
+          <w:rFonts w:ascii="Arial" w:hAnsi="Arial" w:cs="Arial"/>
+          <w:sz w:val="24"/>
+          <w:szCs w:val="24"/>
+        </w:rPr>
+        <w:t>, o texto ficará assim:</w:t>
+      </w:r>
+    </w:p>
+    <w:p>
+      <w:pPr>
+        <w:rPr>
+          <w:rFonts w:ascii="Arial" w:hAnsi="Arial" w:cs="Arial"/>
+          <w:sz w:val="24"/>
+          <w:szCs w:val="24"/>
+        </w:rPr>
+      </w:pPr>
+    </w:p>
+    <w:p>
+      <w:pPr>
+        <w:pBdr>
+          <w:top w:val="single" w:sz="4" w:space="0" w:color="auto"/>
+          <w:left w:val="single" w:sz="4" w:space="4" w:color="auto"/>
+          <w:bottom w:val="single" w:sz="4" w:space="1" w:color="auto"/>
+          <w:right w:val="single" w:sz="4" w:space="4" w:color="auto"/>
+        </w:pBdr>
+        <w:jc w:val="both"/>
+        <w:rPr>
+          <w:rFonts w:ascii="Arial" w:hAnsi="Arial" w:cs="Arial"/>
+          <w:sz w:val="24"/>
+          <w:szCs w:val="24"/>
+        </w:rPr>
+      </w:pPr>
+      <w:r>
+        <w:rPr>
+          <w:rFonts w:ascii="Arial" w:hAnsi="Arial" w:cs="Arial"/>
+          <w:b/>
+          <w:bCs/>
+          <w:color w:val="000000"/>
+          <w:sz w:val="24"/>
+        </w:rPr>
+        <w:t>NOME_</w:t>
+      </w:r>
+      <w:r>
+        <w:rPr>
+          <w:rFonts w:ascii="Arial" w:hAnsi="Arial" w:cs="Arial"/>
+          <w:b/>
+          <w:bCs/>
+          <w:color w:val="000000"/>
+          <w:sz w:val="24"/>
+        </w:rPr>
+        <w:t>ADVOGADO</w:t>
+      </w:r>
+      <w:r>
+        <w:rPr>
+          <w:rFonts w:ascii="Arial" w:hAnsi="Arial" w:cs="Arial"/>
+          <w:color w:val="000000"/>
+          <w:sz w:val="24"/>
+        </w:rPr>
+        <w:t xml:space="preserve">, </w:t>
+      </w:r>
+      <w:r>
+        <w:rPr>
+          <w:rFonts w:ascii="Arial" w:hAnsi="Arial" w:cs="Arial"/>
+          <w:color w:val="000000"/>
+          <w:sz w:val="24"/>
+        </w:rPr>
+        <w:t>“nacionalidade”</w:t>
+      </w:r>
+      <w:r>
+        <w:rPr>
+          <w:rFonts w:ascii="Arial" w:hAnsi="Arial" w:cs="Arial"/>
+          <w:color w:val="000000"/>
+          <w:sz w:val="24"/>
+        </w:rPr>
+        <w:t xml:space="preserve">, </w:t>
+      </w:r>
+      <w:r>
+        <w:rPr>
+          <w:rFonts w:ascii="Arial" w:hAnsi="Arial" w:cs="Arial"/>
+          <w:color w:val="000000"/>
+          <w:sz w:val="24"/>
+        </w:rPr>
+        <w:t>“estado civil”</w:t>
+      </w:r>
+      <w:r>
+        <w:rPr>
+          <w:rFonts w:ascii="Arial" w:hAnsi="Arial" w:cs="Arial"/>
+          <w:color w:val="000000"/>
+          <w:sz w:val="24"/>
+        </w:rPr>
+        <w:t>,</w:t>
+      </w:r>
+      <w:r>
+        <w:rPr>
+          <w:rFonts w:ascii="Arial" w:hAnsi="Arial" w:cs="Arial"/>
+          <w:color w:val="000000"/>
+          <w:sz w:val="24"/>
+        </w:rPr>
+        <w:t xml:space="preserve"> “profissão”, </w:t>
+      </w:r>
+      <w:r>
+        <w:rPr>
+          <w:rFonts w:ascii="Arial" w:hAnsi="Arial" w:cs="Arial"/>
+          <w:color w:val="000000"/>
+          <w:sz w:val="24"/>
+        </w:rPr>
+        <w:t>inscrito na OAB/SP</w:t>
+      </w:r>
+      <w:r>
+        <w:rPr>
+          <w:rFonts w:ascii="Arial" w:hAnsi="Arial" w:cs="Arial"/>
+          <w:color w:val="000000"/>
+          <w:sz w:val="24"/>
+        </w:rPr>
+        <w:t xml:space="preserve"> nº </w:t>
+      </w:r>
+      <w:r>
+        <w:rPr>
+          <w:rFonts w:ascii="Arial" w:hAnsi="Arial" w:cs="Arial"/>
+          <w:color w:val="000000"/>
+          <w:sz w:val="24"/>
+        </w:rPr>
+        <w:t>“</w:t>
+      </w:r>
+      <w:r>
+        <w:rPr>
+          <w:rFonts w:ascii="Arial" w:hAnsi="Arial" w:cs="Arial"/>
+          <w:color w:val="000000"/>
+          <w:sz w:val="24"/>
+        </w:rPr>
+        <w:t>OAB</w:t>
+      </w:r>
+      <w:r>
+        <w:rPr>
+          <w:rFonts w:ascii="Arial" w:hAnsi="Arial" w:cs="Arial"/>
+          <w:color w:val="000000"/>
+          <w:sz w:val="24"/>
+        </w:rPr>
+        <w:t>”</w:t>
+      </w:r>
+      <w:r>
+        <w:rPr>
+          <w:rFonts w:ascii="Arial" w:hAnsi="Arial" w:cs="Arial"/>
+          <w:color w:val="000000"/>
+          <w:sz w:val="24"/>
+        </w:rPr>
+        <w:t xml:space="preserve">, e inscrito no CPF/MF nº </w:t>
+      </w:r>
+      <w:r>
+        <w:rPr>
+          <w:rFonts w:ascii="Arial" w:hAnsi="Arial" w:cs="Arial"/>
+          <w:color w:val="000000"/>
+          <w:sz w:val="24"/>
+        </w:rPr>
+        <w:t>“CPF”</w:t>
+      </w:r>
+      <w:r>
+        <w:rPr>
+          <w:rFonts w:ascii="Arial" w:hAnsi="Arial" w:cs="Arial"/>
+          <w:color w:val="000000"/>
+          <w:sz w:val="24"/>
+        </w:rPr>
+        <w:t xml:space="preserve">, </w:t>
+      </w:r>
+      <w:r>
+        <w:rPr>
+          <w:rFonts w:ascii="Arial" w:hAnsi="Arial" w:cs="Arial"/>
+          <w:color w:val="000000"/>
+          <w:sz w:val="24"/>
+        </w:rPr>
+        <w:t>com endereço profissional</w:t>
+      </w:r>
+      <w:r>
+        <w:rPr>
+          <w:rFonts w:ascii="Arial" w:hAnsi="Arial" w:cs="Arial"/>
+          <w:color w:val="000000"/>
+          <w:sz w:val="24"/>
+        </w:rPr>
+        <w:t xml:space="preserve"> na </w:t>
+      </w:r>
+      <w:r>
+        <w:rPr>
+          <w:rFonts w:ascii="Arial" w:hAnsi="Arial" w:cs="Arial"/>
+          <w:color w:val="000000"/>
+          <w:sz w:val="24"/>
+        </w:rPr>
+        <w:t>“endereço”.</w:t>
+      </w:r>
+    </w:p>
+    <w:p>
+      <w:pPr>
+        <w:rPr>
+          <w:rFonts w:ascii="Arial" w:hAnsi="Arial" w:cs="Arial"/>
+          <w:sz w:val="24"/>
+          <w:szCs w:val="24"/>
+        </w:rPr>
+      </w:pPr>
+      <w:r>
+        <w:rPr>
+          <w:rFonts w:ascii="Arial" w:hAnsi="Arial" w:cs="Arial"/>
+          <w:sz w:val="24"/>
+          <w:szCs w:val="24"/>
+        </w:rPr>
+        <w:t xml:space="preserve">Obs: toda a concordância pronominal deverá ser feita utilizando </w:t>
+      </w:r>
+      <w:r>
+        <w:rPr>
+          <w:rFonts w:ascii="Arial" w:hAnsi="Arial" w:cs="Arial"/>
+          <w:sz w:val="24"/>
+          <w:szCs w:val="24"/>
+        </w:rPr>
+        <w:t xml:space="preserve">a </w:t>
+      </w:r>
+      <w:r>
+        <w:rPr>
+          <w:rFonts w:ascii="Arial" w:hAnsi="Arial" w:cs="Arial"/>
+          <w:sz w:val="24"/>
+          <w:szCs w:val="24"/>
+        </w:rPr>
+        <w:t>opção do sexo escolhido no cadastro.</w:t>
+      </w:r>
+    </w:p>
+    <w:p>
+      <w:pPr>
+        <w:rPr>
+          <w:rFonts w:ascii="Arial" w:hAnsi="Arial" w:cs="Arial"/>
+          <w:sz w:val="24"/>
+          <w:szCs w:val="24"/>
+        </w:rPr>
+      </w:pPr>
+    </w:p>
+    <w:p>
+      <w:pPr>
+        <w:rPr>
+          <w:rFonts w:ascii="Arial" w:hAnsi="Arial" w:cs="Arial"/>
+          <w:sz w:val="24"/>
+          <w:szCs w:val="24"/>
+        </w:rPr>
+      </w:pPr>
+      <w:r>
+        <w:rPr>
+          <w:rFonts w:ascii="Arial" w:hAnsi="Arial" w:cs="Arial"/>
+          <w:sz w:val="24"/>
+          <w:szCs w:val="24"/>
+        </w:rPr>
+        <w:t xml:space="preserve">Caso seja escolhida a opção </w:t>
+      </w:r>
+      <w:r>
+        <w:rPr>
+          <w:rFonts w:ascii="Arial" w:hAnsi="Arial" w:cs="Arial"/>
+          <w:sz w:val="24"/>
+          <w:szCs w:val="24"/>
+        </w:rPr>
+        <w:t>representante</w:t>
+      </w:r>
+      <w:r>
+        <w:rPr>
+          <w:rFonts w:ascii="Arial" w:hAnsi="Arial" w:cs="Arial"/>
+          <w:sz w:val="24"/>
+          <w:szCs w:val="24"/>
+        </w:rPr>
+        <w:t>, o texto ficará assim:</w:t>
+      </w:r>
+    </w:p>
+    <w:p>
+      <w:pPr>
+        <w:rPr>
+          <w:rFonts w:ascii="Arial" w:hAnsi="Arial" w:cs="Arial"/>
+          <w:sz w:val="24"/>
+          <w:szCs w:val="24"/>
+        </w:rPr>
+      </w:pPr>
+    </w:p>
+    <w:p>
+      <w:pPr>
+        <w:pBdr>
+          <w:top w:val="single" w:sz="4" w:space="0" w:color="auto"/>
+          <w:left w:val="single" w:sz="4" w:space="4" w:color="auto"/>
+          <w:bottom w:val="single" w:sz="4" w:space="1" w:color="auto"/>
+          <w:right w:val="single" w:sz="4" w:space="4" w:color="auto"/>
+        </w:pBdr>
+        <w:jc w:val="both"/>
+        <w:rPr>
+          <w:rFonts w:ascii="Arial" w:hAnsi="Arial" w:cs="Arial"/>
+          <w:sz w:val="24"/>
+          <w:szCs w:val="24"/>
+        </w:rPr>
+      </w:pPr>
+      <w:r>
+        <w:rPr>
+          <w:rFonts w:ascii="Arial" w:hAnsi="Arial" w:cs="Arial"/>
+          <w:b/>
+          <w:bCs/>
+          <w:color w:val="000000"/>
+          <w:sz w:val="24"/>
+        </w:rPr>
+        <w:t>NOME_</w:t>
+      </w:r>
+      <w:r>
+        <w:rPr>
+          <w:rFonts w:ascii="Arial" w:hAnsi="Arial" w:cs="Arial"/>
+          <w:b/>
+          <w:bCs/>
+          <w:color w:val="000000"/>
+          <w:sz w:val="24"/>
+        </w:rPr>
+        <w:t>REPRESENTANTE</w:t>
+      </w:r>
+      <w:r>
+        <w:rPr>
+          <w:rFonts w:ascii="Arial" w:hAnsi="Arial" w:cs="Arial"/>
+          <w:color w:val="000000"/>
+          <w:sz w:val="24"/>
+        </w:rPr>
+        <w:t xml:space="preserve">, </w:t>
+      </w:r>
+      <w:r>
+        <w:rPr>
+          <w:rFonts w:ascii="Arial" w:hAnsi="Arial" w:cs="Arial"/>
+          <w:color w:val="000000"/>
+          <w:sz w:val="24"/>
+        </w:rPr>
+        <w:t>“nacionalidade”</w:t>
+      </w:r>
+      <w:r>
+        <w:rPr>
+          <w:rFonts w:ascii="Arial" w:hAnsi="Arial" w:cs="Arial"/>
+          <w:color w:val="000000"/>
+          <w:sz w:val="24"/>
+        </w:rPr>
+        <w:t xml:space="preserve">, </w:t>
+      </w:r>
+      <w:r>
+        <w:rPr>
+          <w:rFonts w:ascii="Arial" w:hAnsi="Arial" w:cs="Arial"/>
+          <w:color w:val="000000"/>
+          <w:sz w:val="24"/>
+        </w:rPr>
+        <w:t>“estado civil”</w:t>
+      </w:r>
+      <w:r>
+        <w:rPr>
+          <w:rFonts w:ascii="Arial" w:hAnsi="Arial" w:cs="Arial"/>
+          <w:color w:val="000000"/>
+          <w:sz w:val="24"/>
+        </w:rPr>
+        <w:t>,</w:t>
+      </w:r>
+      <w:r>
+        <w:rPr>
+          <w:rFonts w:ascii="Arial" w:hAnsi="Arial" w:cs="Arial"/>
+          <w:color w:val="000000"/>
+          <w:sz w:val="24"/>
+        </w:rPr>
+        <w:t xml:space="preserve"> </w:t>
+      </w:r>
+      <w:r>
+        <w:rPr>
+          <w:rFonts w:ascii="Arial" w:hAnsi="Arial" w:cs="Arial"/>
+          <w:color w:val="000000"/>
+          <w:sz w:val="24"/>
+        </w:rPr>
+        <w:t xml:space="preserve">maior, </w:t>
+      </w:r>
+      <w:r>
+        <w:rPr>
+          <w:rFonts w:ascii="Arial" w:hAnsi="Arial" w:cs="Arial"/>
+          <w:color w:val="000000"/>
+          <w:sz w:val="24"/>
+        </w:rPr>
+        <w:t xml:space="preserve">“profissão”, </w:t>
+      </w:r>
+      <w:r>
+        <w:rPr>
+          <w:rFonts w:ascii="Arial" w:hAnsi="Arial" w:cs="Arial"/>
+          <w:color w:val="000000"/>
+          <w:sz w:val="24"/>
+        </w:rPr>
+        <w:t xml:space="preserve">portador da cédula de identidade RG nº </w:t>
+      </w:r>
+      <w:r>
+        <w:rPr>
+          <w:rFonts w:ascii="Arial" w:hAnsi="Arial" w:cs="Arial"/>
+          <w:color w:val="000000"/>
+          <w:sz w:val="24"/>
+        </w:rPr>
+        <w:t>“RG”</w:t>
+      </w:r>
+      <w:r>
+        <w:rPr>
+          <w:rFonts w:ascii="Arial" w:hAnsi="Arial" w:cs="Arial"/>
+          <w:color w:val="000000"/>
+          <w:sz w:val="24"/>
+        </w:rPr>
+        <w:t>-</w:t>
+      </w:r>
+      <w:r>
+        <w:rPr>
+          <w:rFonts w:ascii="Arial" w:hAnsi="Arial" w:cs="Arial"/>
+          <w:color w:val="000000"/>
+          <w:sz w:val="24"/>
+        </w:rPr>
+        <w:t xml:space="preserve"> </w:t>
+      </w:r>
+      <w:r>
+        <w:rPr>
+          <w:rFonts w:ascii="Arial" w:hAnsi="Arial" w:cs="Arial"/>
+          <w:color w:val="000000"/>
+          <w:sz w:val="24"/>
+        </w:rPr>
+        <w:t>“órgão expedidor”,</w:t>
+      </w:r>
+      <w:r>
+        <w:rPr>
+          <w:rFonts w:ascii="Arial" w:hAnsi="Arial" w:cs="Arial"/>
+          <w:bCs/>
+          <w:sz w:val="24"/>
+          <w:szCs w:val="24"/>
+        </w:rPr>
+        <w:t xml:space="preserve"> </w:t>
+      </w:r>
+      <w:r>
+        <w:rPr>
+          <w:rFonts w:ascii="Arial" w:hAnsi="Arial" w:cs="Arial"/>
+          <w:color w:val="000000"/>
+          <w:sz w:val="24"/>
+        </w:rPr>
+        <w:t xml:space="preserve">e inscrito no CPF/MF nº </w:t>
+      </w:r>
+      <w:r>
+        <w:rPr>
+          <w:rFonts w:ascii="Arial" w:hAnsi="Arial" w:cs="Arial"/>
+          <w:color w:val="000000"/>
+          <w:sz w:val="24"/>
+        </w:rPr>
+        <w:t>“CPF”</w:t>
+      </w:r>
+      <w:r>
+        <w:rPr>
+          <w:rFonts w:ascii="Arial" w:hAnsi="Arial" w:cs="Arial"/>
+          <w:color w:val="000000"/>
+          <w:sz w:val="24"/>
+        </w:rPr>
+        <w:t xml:space="preserve">, </w:t>
+      </w:r>
+      <w:r>
+        <w:rPr>
+          <w:rFonts w:ascii="Arial" w:hAnsi="Arial" w:cs="Arial"/>
+          <w:color w:val="000000"/>
+          <w:sz w:val="24"/>
+        </w:rPr>
+        <w:t>com endereço profissional</w:t>
+      </w:r>
+      <w:r>
+        <w:rPr>
+          <w:rFonts w:ascii="Arial" w:hAnsi="Arial" w:cs="Arial"/>
+          <w:color w:val="000000"/>
+          <w:sz w:val="24"/>
+        </w:rPr>
+        <w:t xml:space="preserve"> na </w:t>
+      </w:r>
+      <w:r>
+        <w:rPr>
+          <w:rFonts w:ascii="Arial" w:hAnsi="Arial" w:cs="Arial"/>
+          <w:color w:val="000000"/>
+          <w:sz w:val="24"/>
+        </w:rPr>
+        <w:t>“endereço”</w:t>
+      </w:r>
+      <w:r>
+        <w:rPr>
+          <w:rFonts w:ascii="Arial" w:hAnsi="Arial" w:cs="Arial"/>
+          <w:color w:val="000000"/>
+          <w:sz w:val="24"/>
+        </w:rPr>
+        <w:t xml:space="preserve">; </w:t>
+      </w:r>
+      <w:r>
+        <w:rPr>
+          <w:rFonts w:ascii="Arial" w:hAnsi="Arial" w:cs="Arial"/>
+          <w:color w:val="000000"/>
+          <w:sz w:val="24"/>
+        </w:rPr>
+        <w:t xml:space="preserve">nos termos da procuração pública lavrada no Oficial de Registro Civil das Pessoas Naturais </w:t>
+      </w:r>
+      <w:r>
+        <w:rPr>
+          <w:rFonts w:ascii="Arial" w:hAnsi="Arial" w:cs="Arial"/>
+          <w:color w:val="000000"/>
+          <w:sz w:val="24"/>
+        </w:rPr>
+        <w:t xml:space="preserve">e Tabelionato de Notas </w:t>
+      </w:r>
+      <w:r>
+        <w:rPr>
+          <w:rFonts w:ascii="Arial" w:hAnsi="Arial" w:cs="Arial"/>
+          <w:color w:val="000000"/>
+          <w:sz w:val="24"/>
+        </w:rPr>
+        <w:t xml:space="preserve">do </w:t>
+      </w:r>
+      <w:r>
+        <w:rPr>
+          <w:rFonts w:ascii="Arial" w:hAnsi="Arial" w:cs="Arial"/>
+          <w:color w:val="000000"/>
+          <w:sz w:val="24"/>
+        </w:rPr>
+        <w:t>__</w:t>
+      </w:r>
+      <w:r>
+        <w:rPr>
+          <w:rFonts w:ascii="Arial" w:hAnsi="Arial" w:cs="Arial"/>
+          <w:color w:val="000000"/>
+          <w:sz w:val="24"/>
+        </w:rPr>
+        <w:t xml:space="preserve">º Subdistrito </w:t>
+      </w:r>
+      <w:r>
+        <w:rPr>
+          <w:rFonts w:ascii="Arial" w:hAnsi="Arial" w:cs="Arial"/>
+          <w:color w:val="000000"/>
+          <w:sz w:val="24"/>
+        </w:rPr>
+        <w:t>da</w:t>
+      </w:r>
+      <w:r>
+        <w:rPr>
+          <w:rFonts w:ascii="Arial" w:hAnsi="Arial" w:cs="Arial"/>
+          <w:color w:val="000000"/>
+          <w:sz w:val="24"/>
+        </w:rPr>
+        <w:t xml:space="preserve"> </w:t>
+      </w:r>
+      <w:r>
+        <w:rPr>
+          <w:rFonts w:ascii="Arial" w:hAnsi="Arial" w:cs="Arial"/>
+          <w:color w:val="000000"/>
+          <w:sz w:val="24"/>
+        </w:rPr>
+        <w:t>C</w:t>
+      </w:r>
+      <w:r>
+        <w:rPr>
+          <w:rFonts w:ascii="Arial" w:hAnsi="Arial" w:cs="Arial"/>
+          <w:color w:val="000000"/>
+          <w:sz w:val="24"/>
+        </w:rPr>
+        <w:t xml:space="preserve">omarca de </w:t>
+      </w:r>
+      <w:r>
+        <w:rPr>
+          <w:rFonts w:ascii="Arial" w:hAnsi="Arial" w:cs="Arial"/>
+          <w:color w:val="000000"/>
+          <w:sz w:val="24"/>
+        </w:rPr>
+        <w:t>___</w:t>
+      </w:r>
+      <w:r>
+        <w:rPr>
+          <w:rFonts w:ascii="Arial" w:hAnsi="Arial" w:cs="Arial"/>
+          <w:color w:val="000000"/>
+          <w:sz w:val="24"/>
+        </w:rPr>
+        <w:t xml:space="preserve"> - SP, aos </w:t>
+      </w:r>
+      <w:r>
+        <w:rPr>
+          <w:rFonts w:ascii="Arial" w:hAnsi="Arial" w:cs="Arial"/>
+          <w:color w:val="000000"/>
+          <w:sz w:val="24"/>
+        </w:rPr>
+        <w:t>__</w:t>
+      </w:r>
+      <w:r>
+        <w:rPr>
+          <w:rFonts w:ascii="Arial" w:hAnsi="Arial" w:cs="Arial"/>
+          <w:color w:val="000000"/>
+          <w:sz w:val="24"/>
+        </w:rPr>
+        <w:t xml:space="preserve"> de </w:t>
+      </w:r>
+      <w:r>
+        <w:rPr>
+          <w:rFonts w:ascii="Arial" w:hAnsi="Arial" w:cs="Arial"/>
+          <w:color w:val="000000"/>
+          <w:sz w:val="24"/>
+        </w:rPr>
+        <w:t>___</w:t>
+      </w:r>
+      <w:r>
+        <w:rPr>
+          <w:rFonts w:ascii="Arial" w:hAnsi="Arial" w:cs="Arial"/>
+          <w:color w:val="000000"/>
+          <w:sz w:val="24"/>
+        </w:rPr>
+        <w:t xml:space="preserve"> de </w:t>
+      </w:r>
+      <w:r>
+        <w:rPr>
+          <w:rFonts w:ascii="Arial" w:hAnsi="Arial" w:cs="Arial"/>
+          <w:color w:val="000000"/>
+          <w:sz w:val="24"/>
+        </w:rPr>
+        <w:t>__</w:t>
+      </w:r>
+      <w:r>
+        <w:rPr>
+          <w:rFonts w:ascii="Arial" w:hAnsi="Arial" w:cs="Arial"/>
+          <w:color w:val="000000"/>
+          <w:sz w:val="24"/>
+        </w:rPr>
+        <w:t xml:space="preserve">, no livro </w:t>
+      </w:r>
+      <w:r>
+        <w:rPr>
+          <w:rFonts w:ascii="Arial" w:hAnsi="Arial" w:cs="Arial"/>
+          <w:color w:val="000000"/>
+          <w:sz w:val="24"/>
+        </w:rPr>
+        <w:t>__</w:t>
+      </w:r>
+      <w:r>
+        <w:rPr>
+          <w:rFonts w:ascii="Arial" w:hAnsi="Arial" w:cs="Arial"/>
+          <w:color w:val="000000"/>
+          <w:sz w:val="24"/>
+        </w:rPr>
+        <w:t xml:space="preserve">, às páginas </w:t>
+      </w:r>
+      <w:r>
+        <w:rPr>
+          <w:rFonts w:ascii="Arial" w:hAnsi="Arial" w:cs="Arial"/>
+          <w:color w:val="000000"/>
+          <w:sz w:val="24"/>
+        </w:rPr>
+        <w:t>__</w:t>
+      </w:r>
+      <w:r>
+        <w:rPr>
+          <w:rFonts w:ascii="Arial" w:hAnsi="Arial" w:cs="Arial"/>
+          <w:color w:val="000000"/>
+          <w:sz w:val="24"/>
+        </w:rPr>
+        <w:t xml:space="preserve">, apresentada por certidão datada de ___, devidamente arquivada nestas notas em pasta própria nº </w:t>
+      </w:r>
+      <w:r>
+        <w:rPr>
+          <w:rFonts w:ascii="Arial" w:hAnsi="Arial" w:cs="Arial"/>
+          <w:color w:val="000000"/>
+          <w:sz w:val="24"/>
+        </w:rPr>
+        <w:t>___</w:t>
+      </w:r>
+      <w:r>
+        <w:rPr>
+          <w:rFonts w:ascii="Arial" w:hAnsi="Arial" w:cs="Arial"/>
+          <w:color w:val="000000"/>
+          <w:sz w:val="24"/>
+        </w:rPr>
+        <w:t xml:space="preserve">, sob o número de ordem </w:t>
+      </w:r>
+      <w:r>
+        <w:rPr>
+          <w:rFonts w:ascii="Arial" w:hAnsi="Arial" w:cs="Arial"/>
+          <w:color w:val="000000"/>
+          <w:sz w:val="24"/>
+        </w:rPr>
+        <w:t>___</w:t>
+      </w:r>
+      <w:r>
+        <w:rPr>
+          <w:rFonts w:ascii="Arial" w:hAnsi="Arial" w:cs="Arial"/>
+          <w:color w:val="000000"/>
+          <w:sz w:val="24"/>
+        </w:rPr>
+        <w:t>.</w:t>
+      </w:r>
+    </w:p>
+    <w:p>
+      <w:pPr>
+        <w:rPr>
+          <w:rFonts w:ascii="Arial" w:hAnsi="Arial" w:cs="Arial"/>
+          <w:sz w:val="24"/>
+          <w:szCs w:val="24"/>
+        </w:rPr>
+      </w:pPr>
+      <w:r>
+        <w:rPr>
+          <w:rFonts w:ascii="Arial" w:hAnsi="Arial" w:cs="Arial"/>
+          <w:sz w:val="24"/>
+          <w:szCs w:val="24"/>
+        </w:rPr>
+        <w:t>Obs: toda a concordância pronominal deverá ser feita utilizando a opção do sexo escolhido no cadastro.</w:t>
+      </w:r>
+    </w:p>
+    <w:p>
+      <w:pPr>
+        <w:rPr>
+          <w:rFonts w:ascii="Arial" w:hAnsi="Arial" w:cs="Arial"/>
+          <w:sz w:val="24"/>
+          <w:szCs w:val="24"/>
+        </w:rPr>
+      </w:pPr>
+      <w:r>
+        <w:rPr>
+          <w:rFonts w:ascii="Arial" w:hAnsi="Arial" w:cs="Arial"/>
+          <w:sz w:val="24"/>
+          <w:szCs w:val="24"/>
+        </w:rPr>
+        <w:t xml:space="preserve">Caso seja escolhida a opção </w:t>
+      </w:r>
+      <w:r>
+        <w:rPr>
+          <w:rFonts w:ascii="Arial" w:hAnsi="Arial" w:cs="Arial"/>
+          <w:sz w:val="24"/>
+          <w:szCs w:val="24"/>
+        </w:rPr>
+        <w:t xml:space="preserve">herdeiro, e escolhido o estado civil </w:t>
+      </w:r>
+      <w:r>
+        <w:rPr>
+          <w:rFonts w:ascii="Arial" w:hAnsi="Arial" w:cs="Arial"/>
+          <w:sz w:val="24"/>
+          <w:szCs w:val="24"/>
+        </w:rPr>
+        <w:t>solteiro, separado, divorciado ou viúvo, o texto ficará assim:</w:t>
+      </w:r>
+    </w:p>
+    <w:p>
+      <w:pPr>
+        <w:rPr>
+          <w:rFonts w:ascii="Arial" w:hAnsi="Arial" w:cs="Arial"/>
+          <w:sz w:val="24"/>
+          <w:szCs w:val="24"/>
+        </w:rPr>
+      </w:pPr>
+    </w:p>
+    <w:p>
+      <w:pPr>
+        <w:pBdr>
+          <w:top w:val="single" w:sz="4" w:space="0" w:color="auto"/>
+          <w:left w:val="single" w:sz="4" w:space="4" w:color="auto"/>
+          <w:bottom w:val="single" w:sz="4" w:space="1" w:color="auto"/>
+          <w:right w:val="single" w:sz="4" w:space="4" w:color="auto"/>
+        </w:pBdr>
+        <w:jc w:val="both"/>
+        <w:rPr>
+          <w:rFonts w:ascii="Arial" w:hAnsi="Arial" w:cs="Arial"/>
+          <w:sz w:val="24"/>
+          <w:szCs w:val="24"/>
+        </w:rPr>
+      </w:pPr>
+      <w:r>
+        <w:rPr>
+          <w:rFonts w:ascii="Arial" w:hAnsi="Arial" w:cs="Arial"/>
+          <w:b/>
+          <w:bCs/>
+          <w:color w:val="000000"/>
+          <w:sz w:val="24"/>
+        </w:rPr>
+        <w:t>NOME_</w:t>
+      </w:r>
+      <w:r>
+        <w:rPr>
+          <w:rFonts w:ascii="Arial" w:hAnsi="Arial" w:cs="Arial"/>
+          <w:b/>
+          <w:bCs/>
+          <w:color w:val="000000"/>
+          <w:sz w:val="24"/>
+        </w:rPr>
+        <w:t>HERDEIRO</w:t>
+      </w:r>
+      <w:r>
+        <w:rPr>
+          <w:rFonts w:ascii="Arial" w:hAnsi="Arial" w:cs="Arial"/>
+          <w:color w:val="000000"/>
+          <w:sz w:val="24"/>
+        </w:rPr>
+        <w:t xml:space="preserve">, </w:t>
+      </w:r>
+      <w:r>
+        <w:rPr>
+          <w:rFonts w:ascii="Arial" w:hAnsi="Arial" w:cs="Arial"/>
+          <w:color w:val="000000"/>
+          <w:sz w:val="24"/>
+        </w:rPr>
+        <w:t>“nacionalidade”</w:t>
+      </w:r>
+      <w:r>
+        <w:rPr>
+          <w:rFonts w:ascii="Arial" w:hAnsi="Arial" w:cs="Arial"/>
+          <w:color w:val="000000"/>
+          <w:sz w:val="24"/>
+        </w:rPr>
+        <w:t xml:space="preserve">, </w:t>
+      </w:r>
+      <w:r>
+        <w:rPr>
+          <w:rFonts w:ascii="Arial" w:hAnsi="Arial" w:cs="Arial"/>
+          <w:color w:val="000000"/>
+          <w:sz w:val="24"/>
+        </w:rPr>
+        <w:t>“profissão”</w:t>
+      </w:r>
+      <w:r>
+        <w:rPr>
+          <w:rFonts w:ascii="Arial" w:hAnsi="Arial" w:cs="Arial"/>
+          <w:color w:val="000000"/>
+          <w:sz w:val="24"/>
+        </w:rPr>
+        <w:t>, “idade”, filho de “nome do pai”, e de “nome da mãe”</w:t>
+      </w:r>
+      <w:r>
+        <w:rPr>
+          <w:rFonts w:ascii="Arial" w:hAnsi="Arial" w:cs="Arial"/>
+          <w:color w:val="000000"/>
+          <w:sz w:val="24"/>
+        </w:rPr>
+        <w:t xml:space="preserve">, declara não conviver em união estável, </w:t>
+      </w:r>
+      <w:r>
+        <w:rPr>
+          <w:rFonts w:ascii="Arial" w:hAnsi="Arial" w:cs="Arial"/>
+          <w:color w:val="000000"/>
+          <w:sz w:val="24"/>
+        </w:rPr>
+        <w:t xml:space="preserve">portador da cédula de identidade RG nº </w:t>
+      </w:r>
+      <w:r>
+        <w:rPr>
+          <w:rFonts w:ascii="Arial" w:hAnsi="Arial" w:cs="Arial"/>
+          <w:color w:val="000000"/>
+          <w:sz w:val="24"/>
+        </w:rPr>
+        <w:t>“RG”</w:t>
+      </w:r>
+      <w:r>
+        <w:rPr>
+          <w:rFonts w:ascii="Arial" w:hAnsi="Arial" w:cs="Arial"/>
+          <w:color w:val="000000"/>
+          <w:sz w:val="24"/>
+        </w:rPr>
+        <w:t>-</w:t>
+      </w:r>
+      <w:r>
+        <w:rPr>
+          <w:rFonts w:ascii="Arial" w:hAnsi="Arial" w:cs="Arial"/>
+          <w:color w:val="000000"/>
+          <w:sz w:val="24"/>
+        </w:rPr>
+        <w:t xml:space="preserve"> </w:t>
+      </w:r>
+      <w:r>
+        <w:rPr>
+          <w:rFonts w:ascii="Arial" w:hAnsi="Arial" w:cs="Arial"/>
+          <w:color w:val="000000"/>
+          <w:sz w:val="24"/>
+        </w:rPr>
+        <w:t>“órgão expedidor”,</w:t>
+      </w:r>
+      <w:r>
+        <w:rPr>
+          <w:rFonts w:ascii="Arial" w:hAnsi="Arial" w:cs="Arial"/>
+          <w:bCs/>
+          <w:sz w:val="24"/>
+          <w:szCs w:val="24"/>
+        </w:rPr>
+        <w:t xml:space="preserve"> </w:t>
+      </w:r>
+      <w:r>
+        <w:rPr>
+          <w:rFonts w:ascii="Arial" w:hAnsi="Arial" w:cs="Arial"/>
+          <w:color w:val="000000"/>
+          <w:sz w:val="24"/>
+        </w:rPr>
+        <w:t xml:space="preserve">e inscrito no CPF/MF nº </w:t>
+      </w:r>
+      <w:r>
+        <w:rPr>
+          <w:rFonts w:ascii="Arial" w:hAnsi="Arial" w:cs="Arial"/>
+          <w:color w:val="000000"/>
+          <w:sz w:val="24"/>
+        </w:rPr>
+        <w:t>“CPF”</w:t>
+      </w:r>
+      <w:r>
+        <w:rPr>
+          <w:rFonts w:ascii="Arial" w:hAnsi="Arial" w:cs="Arial"/>
+          <w:color w:val="000000"/>
+          <w:sz w:val="24"/>
+        </w:rPr>
+        <w:t xml:space="preserve">, </w:t>
+      </w:r>
+      <w:r>
+        <w:rPr>
+          <w:rFonts w:ascii="Arial" w:hAnsi="Arial" w:cs="Arial"/>
+          <w:color w:val="000000"/>
+          <w:sz w:val="24"/>
+        </w:rPr>
+        <w:t>“estado civil”</w:t>
+      </w:r>
+      <w:r>
+        <w:rPr>
+          <w:rFonts w:ascii="Arial" w:hAnsi="Arial" w:cs="Arial"/>
+          <w:color w:val="000000"/>
+          <w:sz w:val="24"/>
+        </w:rPr>
+        <w:t>,</w:t>
+      </w:r>
+      <w:r>
+        <w:rPr>
+          <w:rFonts w:ascii="Arial" w:hAnsi="Arial" w:cs="Arial"/>
+          <w:color w:val="000000"/>
+          <w:sz w:val="24"/>
+        </w:rPr>
+        <w:t xml:space="preserve"> </w:t>
+      </w:r>
+      <w:r>
+        <w:rPr>
+          <w:rFonts w:ascii="Arial" w:hAnsi="Arial" w:cs="Arial"/>
+          <w:sz w:val="24"/>
+          <w:szCs w:val="24"/>
+        </w:rPr>
+        <w:t xml:space="preserve">conforme certidão de </w:t>
+      </w:r>
+      <w:r>
+        <w:rPr>
+          <w:rFonts w:ascii="Arial" w:hAnsi="Arial" w:cs="Arial"/>
+          <w:sz w:val="24"/>
+          <w:szCs w:val="24"/>
+        </w:rPr>
+        <w:t>______</w:t>
+      </w:r>
+      <w:r>
+        <w:rPr>
+          <w:rFonts w:ascii="Arial" w:hAnsi="Arial" w:cs="Arial"/>
+          <w:sz w:val="24"/>
+          <w:szCs w:val="24"/>
+        </w:rPr>
+        <w:t xml:space="preserve"> expedida pelo Oficial de Registro Civil das Pessoas Naturais do _________ Subdistrito da Comarca de São Paulo – SP, matriculada sob o nº ______</w:t>
+      </w:r>
+      <w:r>
+        <w:rPr>
+          <w:rFonts w:ascii="Arial" w:hAnsi="Arial" w:cs="Arial"/>
+          <w:color w:val="000000"/>
+          <w:sz w:val="24"/>
+        </w:rPr>
+        <w:t xml:space="preserve">, residente e domiciliado na </w:t>
+      </w:r>
+      <w:r>
+        <w:rPr>
+          <w:rFonts w:ascii="Arial" w:hAnsi="Arial" w:cs="Arial"/>
+          <w:color w:val="000000"/>
+          <w:sz w:val="24"/>
+        </w:rPr>
+        <w:t>“endereço”.</w:t>
+      </w:r>
+    </w:p>
+    <w:p>
+      <w:pPr>
+        <w:rPr>
+          <w:rFonts w:ascii="Arial" w:hAnsi="Arial" w:cs="Arial"/>
+          <w:sz w:val="24"/>
+          <w:szCs w:val="24"/>
+        </w:rPr>
+      </w:pPr>
+      <w:r>
+        <w:rPr>
+          <w:rFonts w:ascii="Arial" w:hAnsi="Arial" w:cs="Arial"/>
+          <w:sz w:val="24"/>
+          <w:szCs w:val="24"/>
+        </w:rPr>
+        <w:t>Obs: toda a concordância pronominal deverá ser feita utilizando a opção do sexo escolhido no cadastro.</w:t>
+      </w:r>
+    </w:p>
+    <w:p>
+      <w:pPr>
+        <w:rPr>
+          <w:rFonts w:ascii="Arial" w:hAnsi="Arial" w:cs="Arial"/>
+          <w:sz w:val="24"/>
+          <w:szCs w:val="24"/>
+        </w:rPr>
+      </w:pPr>
+    </w:p>
+    <w:p>
+      <w:pPr>
+        <w:rPr>
+          <w:rFonts w:ascii="Arial" w:hAnsi="Arial" w:cs="Arial"/>
+          <w:sz w:val="24"/>
+          <w:szCs w:val="24"/>
+        </w:rPr>
+      </w:pPr>
+      <w:r>
+        <w:rPr>
+          <w:rFonts w:ascii="Arial" w:hAnsi="Arial" w:cs="Arial"/>
+          <w:sz w:val="24"/>
+          <w:szCs w:val="24"/>
+        </w:rPr>
+        <w:t xml:space="preserve">Caso seja escolhida a opção </w:t>
+      </w:r>
+      <w:r>
+        <w:rPr>
+          <w:rFonts w:ascii="Arial" w:hAnsi="Arial" w:cs="Arial"/>
+          <w:sz w:val="24"/>
+          <w:szCs w:val="24"/>
+        </w:rPr>
+        <w:t>herdeiro</w:t>
+      </w:r>
+      <w:r>
+        <w:rPr>
+          <w:rFonts w:ascii="Arial" w:hAnsi="Arial" w:cs="Arial"/>
+          <w:sz w:val="24"/>
+          <w:szCs w:val="24"/>
+        </w:rPr>
+        <w:t>, e o estado civil for casado ou união estável, o texto ficará assim:</w:t>
+      </w:r>
+    </w:p>
+    <w:p>
+      <w:pPr>
+        <w:rPr>
+          <w:rFonts w:ascii="Arial" w:hAnsi="Arial" w:cs="Arial"/>
+          <w:sz w:val="24"/>
+          <w:szCs w:val="24"/>
+        </w:rPr>
+      </w:pPr>
+    </w:p>
+    <w:p>
+      <w:pPr>
+        <w:pBdr>
+          <w:top w:val="single" w:sz="4" w:space="0" w:color="auto"/>
+          <w:left w:val="single" w:sz="4" w:space="4" w:color="auto"/>
+          <w:bottom w:val="single" w:sz="4" w:space="1" w:color="auto"/>
+          <w:right w:val="single" w:sz="4" w:space="4" w:color="auto"/>
+        </w:pBdr>
+        <w:jc w:val="both"/>
+        <w:rPr>
+          <w:rFonts w:ascii="Arial" w:hAnsi="Arial" w:cs="Arial"/>
+          <w:sz w:val="24"/>
+          <w:szCs w:val="24"/>
+        </w:rPr>
+      </w:pPr>
+      <w:r>
+        <w:rPr>
+          <w:rFonts w:ascii="Arial" w:hAnsi="Arial" w:cs="Arial"/>
+          <w:b/>
+          <w:bCs/>
+          <w:color w:val="000000"/>
+          <w:sz w:val="24"/>
+        </w:rPr>
+        <w:t>NOME_HERDEIRO</w:t>
+      </w:r>
+      <w:r>
+        <w:rPr>
+          <w:rFonts w:ascii="Arial" w:hAnsi="Arial" w:cs="Arial"/>
+          <w:color w:val="000000"/>
+          <w:sz w:val="24"/>
+        </w:rPr>
+        <w:t xml:space="preserve">, </w:t>
+      </w:r>
+      <w:r>
+        <w:rPr>
+          <w:rFonts w:ascii="Arial" w:hAnsi="Arial" w:cs="Arial"/>
+          <w:color w:val="000000"/>
+          <w:sz w:val="24"/>
+        </w:rPr>
+        <w:t>“nacionalidade”</w:t>
+      </w:r>
+      <w:r>
+        <w:rPr>
+          <w:rFonts w:ascii="Arial" w:hAnsi="Arial" w:cs="Arial"/>
+          <w:color w:val="000000"/>
+          <w:sz w:val="24"/>
+        </w:rPr>
+        <w:t xml:space="preserve">, </w:t>
+      </w:r>
+      <w:r>
+        <w:rPr>
+          <w:rFonts w:ascii="Arial" w:hAnsi="Arial" w:cs="Arial"/>
+          <w:color w:val="000000"/>
+          <w:sz w:val="24"/>
+        </w:rPr>
+        <w:t xml:space="preserve">“profissão”, “idade”, filho de “nome do pai”, e de “nome da mãe”, </w:t>
+      </w:r>
+      <w:r>
+        <w:rPr>
+          <w:rFonts w:ascii="Arial" w:hAnsi="Arial" w:cs="Arial"/>
+          <w:color w:val="000000"/>
+          <w:sz w:val="24"/>
+        </w:rPr>
+        <w:t xml:space="preserve">portador da cédula de identidade RG nº </w:t>
+      </w:r>
+      <w:r>
+        <w:rPr>
+          <w:rFonts w:ascii="Arial" w:hAnsi="Arial" w:cs="Arial"/>
+          <w:color w:val="000000"/>
+          <w:sz w:val="24"/>
+        </w:rPr>
+        <w:t>“RG”</w:t>
+      </w:r>
+      <w:r>
+        <w:rPr>
+          <w:rFonts w:ascii="Arial" w:hAnsi="Arial" w:cs="Arial"/>
+          <w:color w:val="000000"/>
+          <w:sz w:val="24"/>
+        </w:rPr>
+        <w:t>-</w:t>
+      </w:r>
+      <w:r>
+        <w:rPr>
+          <w:rFonts w:ascii="Arial" w:hAnsi="Arial" w:cs="Arial"/>
+          <w:color w:val="000000"/>
+          <w:sz w:val="24"/>
+        </w:rPr>
+        <w:t xml:space="preserve"> </w:t>
+      </w:r>
+      <w:r>
+        <w:rPr>
+          <w:rFonts w:ascii="Arial" w:hAnsi="Arial" w:cs="Arial"/>
+          <w:color w:val="000000"/>
+          <w:sz w:val="24"/>
+        </w:rPr>
+        <w:t>“órgão expedidor”,</w:t>
+      </w:r>
+      <w:r>
+        <w:rPr>
+          <w:rFonts w:ascii="Arial" w:hAnsi="Arial" w:cs="Arial"/>
+          <w:bCs/>
+          <w:sz w:val="24"/>
+          <w:szCs w:val="24"/>
+        </w:rPr>
+        <w:t xml:space="preserve"> </w:t>
+      </w:r>
+      <w:r>
+        <w:rPr>
+          <w:rFonts w:ascii="Arial" w:hAnsi="Arial" w:cs="Arial"/>
+          <w:color w:val="000000"/>
+          <w:sz w:val="24"/>
+        </w:rPr>
+        <w:t xml:space="preserve">e inscrito no CPF/MF nº </w:t>
+      </w:r>
+      <w:r>
+        <w:rPr>
+          <w:rFonts w:ascii="Arial" w:hAnsi="Arial" w:cs="Arial"/>
+          <w:color w:val="000000"/>
+          <w:sz w:val="24"/>
+        </w:rPr>
+        <w:t>“CPF”, “</w:t>
+      </w:r>
+      <w:r>
+        <w:rPr>
+          <w:rFonts w:ascii="Arial" w:hAnsi="Arial" w:cs="Arial"/>
+          <w:bCs/>
+          <w:sz w:val="24"/>
+          <w:szCs w:val="24"/>
+        </w:rPr>
+        <w:t xml:space="preserve">casado” ou “convivente em união estável” </w:t>
+      </w:r>
+      <w:r>
+        <w:rPr>
+          <w:rFonts w:ascii="Arial" w:hAnsi="Arial" w:cs="Arial"/>
+          <w:bCs/>
+          <w:sz w:val="24"/>
+          <w:szCs w:val="24"/>
+        </w:rPr>
+        <w:t xml:space="preserve">em ____, </w:t>
+      </w:r>
+      <w:r>
+        <w:rPr>
+          <w:rFonts w:ascii="Arial" w:hAnsi="Arial" w:cs="Arial"/>
+          <w:bCs/>
+          <w:sz w:val="24"/>
+          <w:szCs w:val="24"/>
+        </w:rPr>
+        <w:t xml:space="preserve">sob o regime da “regime de bens”, na vigência da Lei Federal nº 6.515/77, conforme certidão de casamento expedida </w:t>
+      </w:r>
+      <w:r>
+        <w:rPr>
+          <w:rFonts w:ascii="Arial" w:hAnsi="Arial" w:cs="Arial"/>
+          <w:bCs/>
+          <w:sz w:val="24"/>
+          <w:szCs w:val="24"/>
+        </w:rPr>
+        <w:t xml:space="preserve">em _____, </w:t>
+      </w:r>
+      <w:r>
+        <w:rPr>
+          <w:rFonts w:ascii="Arial" w:hAnsi="Arial" w:cs="Arial"/>
+          <w:bCs/>
+          <w:sz w:val="24"/>
+          <w:szCs w:val="24"/>
+        </w:rPr>
+        <w:t>pelo Oficial de Registro Civil das Pessoas Naturais do ___ Subdistrito da Comarca de ____ – SP, livro B-__, fls __, termo ___, com</w:t>
+      </w:r>
+      <w:r>
+        <w:rPr>
+          <w:rFonts w:ascii="Arial" w:hAnsi="Arial" w:cs="Arial"/>
+          <w:color w:val="000000"/>
+          <w:sz w:val="24"/>
+        </w:rPr>
+        <w:t xml:space="preserve"> </w:t>
+      </w:r>
+      <w:r>
+        <w:rPr>
+          <w:rFonts w:ascii="Arial" w:hAnsi="Arial" w:cs="Arial"/>
+          <w:b/>
+          <w:bCs/>
+          <w:color w:val="000000"/>
+          <w:sz w:val="24"/>
+        </w:rPr>
+        <w:t>NOME_CÔNJUGE</w:t>
+      </w:r>
+      <w:r>
+        <w:rPr>
+          <w:rFonts w:ascii="Arial" w:hAnsi="Arial" w:cs="Arial"/>
+          <w:color w:val="000000"/>
+          <w:sz w:val="24"/>
+        </w:rPr>
+        <w:t xml:space="preserve">, </w:t>
+      </w:r>
+      <w:r>
+        <w:rPr>
+          <w:rFonts w:ascii="Arial" w:hAnsi="Arial" w:cs="Arial"/>
+          <w:color w:val="000000"/>
+          <w:sz w:val="24"/>
+        </w:rPr>
+        <w:t>“nacionalidade”</w:t>
+      </w:r>
+      <w:r>
+        <w:rPr>
+          <w:rFonts w:ascii="Arial" w:hAnsi="Arial" w:cs="Arial"/>
+          <w:color w:val="000000"/>
+          <w:sz w:val="24"/>
+        </w:rPr>
+        <w:t xml:space="preserve">, </w:t>
+      </w:r>
+      <w:r>
+        <w:rPr>
+          <w:rFonts w:ascii="Arial" w:hAnsi="Arial" w:cs="Arial"/>
+          <w:color w:val="000000"/>
+          <w:sz w:val="24"/>
+        </w:rPr>
+        <w:t xml:space="preserve">“profissão”, “idade”, filho de “nome do pai”, e de “nome da mãe”, </w:t>
+      </w:r>
+      <w:r>
+        <w:rPr>
+          <w:rFonts w:ascii="Arial" w:hAnsi="Arial" w:cs="Arial"/>
+          <w:color w:val="000000"/>
+          <w:sz w:val="24"/>
+        </w:rPr>
+        <w:t xml:space="preserve">portador da cédula de identidade RG nº </w:t>
+      </w:r>
+      <w:r>
+        <w:rPr>
+          <w:rFonts w:ascii="Arial" w:hAnsi="Arial" w:cs="Arial"/>
+          <w:color w:val="000000"/>
+          <w:sz w:val="24"/>
+        </w:rPr>
+        <w:t>“RG”</w:t>
+      </w:r>
+      <w:r>
+        <w:rPr>
+          <w:rFonts w:ascii="Arial" w:hAnsi="Arial" w:cs="Arial"/>
+          <w:color w:val="000000"/>
+          <w:sz w:val="24"/>
+        </w:rPr>
+        <w:t>-</w:t>
+      </w:r>
+      <w:r>
+        <w:rPr>
+          <w:rFonts w:ascii="Arial" w:hAnsi="Arial" w:cs="Arial"/>
+          <w:color w:val="000000"/>
+          <w:sz w:val="24"/>
+        </w:rPr>
+        <w:t xml:space="preserve"> </w:t>
+      </w:r>
+      <w:r>
+        <w:rPr>
+          <w:rFonts w:ascii="Arial" w:hAnsi="Arial" w:cs="Arial"/>
+          <w:color w:val="000000"/>
+          <w:sz w:val="24"/>
+        </w:rPr>
+        <w:t>“órgão expedidor”,</w:t>
+      </w:r>
+      <w:r>
+        <w:rPr>
+          <w:rFonts w:ascii="Arial" w:hAnsi="Arial" w:cs="Arial"/>
+          <w:bCs/>
+          <w:sz w:val="24"/>
+          <w:szCs w:val="24"/>
+        </w:rPr>
+        <w:t xml:space="preserve"> </w:t>
+      </w:r>
+      <w:r>
+        <w:rPr>
+          <w:rFonts w:ascii="Arial" w:hAnsi="Arial" w:cs="Arial"/>
+          <w:color w:val="000000"/>
+          <w:sz w:val="24"/>
+        </w:rPr>
+        <w:t xml:space="preserve">e inscrito no CPF/MF nº </w:t>
+      </w:r>
+      <w:r>
+        <w:rPr>
+          <w:rFonts w:ascii="Arial" w:hAnsi="Arial" w:cs="Arial"/>
+          <w:color w:val="000000"/>
+          <w:sz w:val="24"/>
+        </w:rPr>
+        <w:t>“CPF”</w:t>
+      </w:r>
+      <w:r>
+        <w:rPr>
+          <w:rFonts w:ascii="Arial" w:hAnsi="Arial" w:cs="Arial"/>
+          <w:color w:val="000000"/>
+          <w:sz w:val="24"/>
+        </w:rPr>
+        <w:t xml:space="preserve">, residente e domiciliado na </w:t>
+      </w:r>
+      <w:r>
+        <w:rPr>
+          <w:rFonts w:ascii="Arial" w:hAnsi="Arial" w:cs="Arial"/>
+          <w:color w:val="000000"/>
+          <w:sz w:val="24"/>
+        </w:rPr>
+        <w:t>“endereço”.</w:t>
+      </w:r>
+    </w:p>
+    <w:p>
+      <w:pPr>
+        <w:rPr>
+          <w:rFonts w:ascii="Arial" w:hAnsi="Arial" w:cs="Arial"/>
+          <w:sz w:val="24"/>
+          <w:szCs w:val="24"/>
+        </w:rPr>
+      </w:pPr>
+      <w:r>
+        <w:rPr>
+          <w:rFonts w:ascii="Arial" w:hAnsi="Arial" w:cs="Arial"/>
+          <w:sz w:val="24"/>
+          <w:szCs w:val="24"/>
+        </w:rPr>
+        <w:t>A concordância pronominal dependerá do sexo das partes.</w:t>
+      </w:r>
+    </w:p>
+    <w:p>
+      <w:pPr>
+        <w:rPr>
+          <w:rFonts w:ascii="Arial" w:hAnsi="Arial" w:cs="Arial"/>
+          <w:sz w:val="24"/>
+          <w:szCs w:val="24"/>
+        </w:rPr>
+      </w:pPr>
+    </w:p>
+    <w:p>
+      <w:pPr>
+        <w:rPr>
+          <w:rFonts w:ascii="Arial" w:hAnsi="Arial" w:cs="Arial"/>
+          <w:sz w:val="24"/>
+          <w:szCs w:val="24"/>
+        </w:rPr>
+      </w:pPr>
+      <w:r>
+        <w:rPr>
+          <w:rFonts w:ascii="Arial" w:hAnsi="Arial" w:cs="Arial"/>
+          <w:sz w:val="24"/>
+          <w:szCs w:val="24"/>
+        </w:rPr>
+        <w:lastRenderedPageBreak/>
+        <w:t xml:space="preserve">Caso seja escolhida a opção </w:t>
+      </w:r>
+      <w:r>
+        <w:rPr>
+          <w:rFonts w:ascii="Arial" w:hAnsi="Arial" w:cs="Arial"/>
+          <w:sz w:val="24"/>
+          <w:szCs w:val="24"/>
+        </w:rPr>
+        <w:t>viúvo/meeiro</w:t>
+      </w:r>
+      <w:r>
+        <w:rPr>
+          <w:rFonts w:ascii="Arial" w:hAnsi="Arial" w:cs="Arial"/>
+          <w:sz w:val="24"/>
+          <w:szCs w:val="24"/>
+        </w:rPr>
+        <w:t>, com o estado civil solteiro, separado, divorciado ou viúvo</w:t>
+      </w:r>
+      <w:r>
+        <w:rPr>
+          <w:rFonts w:ascii="Arial" w:hAnsi="Arial" w:cs="Arial"/>
+          <w:sz w:val="24"/>
+          <w:szCs w:val="24"/>
+        </w:rPr>
+        <w:t>, o texto ficará assim:</w:t>
+      </w:r>
+    </w:p>
+    <w:p>
+      <w:pPr>
+        <w:rPr>
+          <w:rFonts w:ascii="Arial" w:hAnsi="Arial" w:cs="Arial"/>
+          <w:sz w:val="24"/>
+          <w:szCs w:val="24"/>
+        </w:rPr>
+      </w:pPr>
+    </w:p>
+    <w:p>
+      <w:pPr>
+        <w:pBdr>
+          <w:top w:val="single" w:sz="4" w:space="1" w:color="auto"/>
+          <w:left w:val="single" w:sz="4" w:space="4" w:color="auto"/>
+          <w:bottom w:val="single" w:sz="4" w:space="1" w:color="auto"/>
+          <w:right w:val="single" w:sz="4" w:space="4" w:color="auto"/>
+        </w:pBdr>
+        <w:jc w:val="both"/>
+        <w:rPr>
+          <w:rFonts w:ascii="Arial" w:hAnsi="Arial" w:cs="Arial"/>
+          <w:sz w:val="24"/>
+          <w:szCs w:val="24"/>
+        </w:rPr>
+      </w:pPr>
+      <w:r>
+        <w:rPr>
+          <w:rFonts w:ascii="Arial" w:hAnsi="Arial" w:cs="Arial"/>
+          <w:b/>
+          <w:bCs/>
+          <w:sz w:val="24"/>
+          <w:szCs w:val="24"/>
+        </w:rPr>
+        <w:t>NOME_</w:t>
+      </w:r>
+      <w:r>
+        <w:rPr>
+          <w:rFonts w:ascii="Arial" w:hAnsi="Arial" w:cs="Arial"/>
+          <w:b/>
+          <w:bCs/>
+          <w:sz w:val="24"/>
+          <w:szCs w:val="24"/>
+        </w:rPr>
+        <w:t>VIUVO/MEEIRO</w:t>
+      </w:r>
+      <w:r>
+        <w:rPr>
+          <w:rFonts w:ascii="Arial" w:hAnsi="Arial" w:cs="Arial"/>
+          <w:sz w:val="24"/>
+          <w:szCs w:val="24"/>
+        </w:rPr>
+        <w:t>, “nacionalidade”, “profissão”, portador da cédula de identidade RG nº “RG”-</w:t>
+      </w:r>
+      <w:r>
+        <w:rPr>
+          <w:rFonts w:ascii="Arial" w:hAnsi="Arial" w:cs="Arial"/>
+          <w:color w:val="000000"/>
+          <w:sz w:val="24"/>
+        </w:rPr>
+        <w:t xml:space="preserve"> </w:t>
+      </w:r>
+      <w:r>
+        <w:rPr>
+          <w:rFonts w:ascii="Arial" w:hAnsi="Arial" w:cs="Arial"/>
+          <w:color w:val="000000"/>
+          <w:sz w:val="24"/>
+        </w:rPr>
+        <w:t>“órgão expedidor”,</w:t>
+      </w:r>
+      <w:r>
+        <w:rPr>
+          <w:rFonts w:ascii="Arial" w:hAnsi="Arial" w:cs="Arial"/>
+          <w:bCs/>
+          <w:sz w:val="24"/>
+          <w:szCs w:val="24"/>
+        </w:rPr>
+        <w:t xml:space="preserve"> </w:t>
+      </w:r>
+      <w:r>
+        <w:rPr>
+          <w:rFonts w:ascii="Arial" w:hAnsi="Arial" w:cs="Arial"/>
+          <w:sz w:val="24"/>
+          <w:szCs w:val="24"/>
+        </w:rPr>
+        <w:t>e inscrito no CPF/MF nº “CPF”, com endereço profissional na “endereço”; nos termos da procuração pública lavrada no Oficial de Registro Civil das Pessoas Naturais e Tabelionato de Notas do __º Subdistrito da Comarca de ___ - SP, aos __ de ___ de __, no livro __, às páginas __, apresentada por certidão datada de ___, devidamente arquivada nestas notas em pasta própria nº ___, sob o número de ordem ___.</w:t>
+      </w:r>
+    </w:p>
+    <w:p>
+      <w:pPr>
+        <w:rPr>
+          <w:rFonts w:ascii="Arial" w:hAnsi="Arial" w:cs="Arial"/>
+          <w:sz w:val="24"/>
+          <w:szCs w:val="24"/>
+        </w:rPr>
+      </w:pPr>
+      <w:r>
+        <w:rPr>
+          <w:rFonts w:ascii="Arial" w:hAnsi="Arial" w:cs="Arial"/>
+          <w:sz w:val="24"/>
+          <w:szCs w:val="24"/>
+        </w:rPr>
+        <w:t>Obs: toda a concordância pronominal deverá ser feita utilizando a opção do sexo escolhido no cadastro.</w:t>
+      </w:r>
+    </w:p>
+    <w:p>
+      <w:pPr>
+        <w:rPr>
+          <w:rFonts w:ascii="Arial" w:hAnsi="Arial" w:cs="Arial"/>
+          <w:sz w:val="24"/>
+          <w:szCs w:val="24"/>
+        </w:rPr>
+      </w:pPr>
+    </w:p>
+    <w:p>
+      <w:pPr>
+        <w:rPr>
+          <w:rFonts w:ascii="Arial" w:hAnsi="Arial" w:cs="Arial"/>
+          <w:sz w:val="24"/>
+          <w:szCs w:val="24"/>
+        </w:rPr>
+      </w:pPr>
+      <w:r>
+        <w:rPr>
+          <w:rFonts w:ascii="Arial" w:hAnsi="Arial" w:cs="Arial"/>
+          <w:sz w:val="24"/>
+          <w:szCs w:val="24"/>
+        </w:rPr>
+        <w:t xml:space="preserve">Caso seja escolhida a opção </w:t>
+      </w:r>
+      <w:r>
+        <w:rPr>
+          <w:rFonts w:ascii="Arial" w:hAnsi="Arial" w:cs="Arial"/>
+          <w:sz w:val="24"/>
+          <w:szCs w:val="24"/>
+        </w:rPr>
+        <w:t>viúvo/meeiro</w:t>
+      </w:r>
+      <w:r>
+        <w:rPr>
+          <w:rFonts w:ascii="Arial" w:hAnsi="Arial" w:cs="Arial"/>
+          <w:sz w:val="24"/>
+          <w:szCs w:val="24"/>
+        </w:rPr>
+        <w:t>, e o estado civil for casado ou união estável, o texto ficará assim:</w:t>
+      </w:r>
+    </w:p>
+    <w:p>
+      <w:pPr>
+        <w:rPr>
+          <w:rFonts w:ascii="Arial" w:hAnsi="Arial" w:cs="Arial"/>
+          <w:sz w:val="24"/>
+          <w:szCs w:val="24"/>
+        </w:rPr>
+      </w:pPr>
+    </w:p>
+    <w:p>
+      <w:pPr>
+        <w:pBdr>
+          <w:top w:val="single" w:sz="4" w:space="0" w:color="auto"/>
+          <w:left w:val="single" w:sz="4" w:space="4" w:color="auto"/>
+          <w:bottom w:val="single" w:sz="4" w:space="1" w:color="auto"/>
+          <w:right w:val="single" w:sz="4" w:space="4" w:color="auto"/>
+        </w:pBdr>
+        <w:rPr>
+          <w:rFonts w:ascii="Arial" w:hAnsi="Arial" w:cs="Arial"/>
+          <w:sz w:val="24"/>
+          <w:szCs w:val="24"/>
+        </w:rPr>
+      </w:pPr>
+      <w:r>
+        <w:rPr>
+          <w:rFonts w:ascii="Arial" w:hAnsi="Arial" w:cs="Arial"/>
+          <w:b/>
+          <w:bCs/>
+          <w:color w:val="000000"/>
+          <w:sz w:val="24"/>
+        </w:rPr>
+        <w:t>NOME_</w:t>
+      </w:r>
+      <w:r>
+        <w:rPr>
+          <w:rFonts w:ascii="Arial" w:hAnsi="Arial" w:cs="Arial"/>
+          <w:b/>
+          <w:bCs/>
+          <w:sz w:val="24"/>
+          <w:szCs w:val="24"/>
+        </w:rPr>
+        <w:t xml:space="preserve"> </w:t>
+      </w:r>
+      <w:r>
+        <w:rPr>
+          <w:rFonts w:ascii="Arial" w:hAnsi="Arial" w:cs="Arial"/>
+          <w:b/>
+          <w:bCs/>
+          <w:sz w:val="24"/>
+          <w:szCs w:val="24"/>
+        </w:rPr>
+        <w:t>VIUVO/MEEIRO</w:t>
+      </w:r>
+      <w:r>
+        <w:rPr>
+          <w:rFonts w:ascii="Arial" w:hAnsi="Arial" w:cs="Arial"/>
+          <w:color w:val="000000"/>
+          <w:sz w:val="24"/>
+        </w:rPr>
+        <w:t xml:space="preserve">, </w:t>
+      </w:r>
+      <w:r>
+        <w:rPr>
+          <w:rFonts w:ascii="Arial" w:hAnsi="Arial" w:cs="Arial"/>
+          <w:color w:val="000000"/>
+          <w:sz w:val="24"/>
+        </w:rPr>
+        <w:t>“nacionalidade”</w:t>
+      </w:r>
+      <w:r>
+        <w:rPr>
+          <w:rFonts w:ascii="Arial" w:hAnsi="Arial" w:cs="Arial"/>
+          <w:color w:val="000000"/>
+          <w:sz w:val="24"/>
+        </w:rPr>
+        <w:t xml:space="preserve">, </w:t>
+      </w:r>
+      <w:r>
+        <w:rPr>
+          <w:rFonts w:ascii="Arial" w:hAnsi="Arial" w:cs="Arial"/>
+          <w:color w:val="000000"/>
+          <w:sz w:val="24"/>
+        </w:rPr>
+        <w:t xml:space="preserve">“profissão”, “idade”, filho de “nome do pai”, e de “nome da mãe”, </w:t>
+      </w:r>
+      <w:r>
+        <w:rPr>
+          <w:rFonts w:ascii="Arial" w:hAnsi="Arial" w:cs="Arial"/>
+          <w:color w:val="000000"/>
+          <w:sz w:val="24"/>
+        </w:rPr>
+        <w:t xml:space="preserve">portador da cédula de identidade RG nº </w:t>
+      </w:r>
+      <w:r>
+        <w:rPr>
+          <w:rFonts w:ascii="Arial" w:hAnsi="Arial" w:cs="Arial"/>
+          <w:color w:val="000000"/>
+          <w:sz w:val="24"/>
+        </w:rPr>
+        <w:t>“RG”</w:t>
+      </w:r>
+      <w:r>
+        <w:rPr>
+          <w:rFonts w:ascii="Arial" w:hAnsi="Arial" w:cs="Arial"/>
+          <w:color w:val="000000"/>
+          <w:sz w:val="24"/>
+        </w:rPr>
+        <w:t>-</w:t>
+      </w:r>
+      <w:r>
+        <w:rPr>
+          <w:rFonts w:ascii="Arial" w:hAnsi="Arial" w:cs="Arial"/>
+          <w:color w:val="000000"/>
+          <w:sz w:val="24"/>
+        </w:rPr>
+        <w:t xml:space="preserve"> </w:t>
+      </w:r>
+      <w:r>
+        <w:rPr>
+          <w:rFonts w:ascii="Arial" w:hAnsi="Arial" w:cs="Arial"/>
+          <w:color w:val="000000"/>
+          <w:sz w:val="24"/>
+        </w:rPr>
+        <w:t>“órgão expedidor”,</w:t>
+      </w:r>
+      <w:r>
+        <w:rPr>
+          <w:rFonts w:ascii="Arial" w:hAnsi="Arial" w:cs="Arial"/>
+          <w:bCs/>
+          <w:sz w:val="24"/>
+          <w:szCs w:val="24"/>
+        </w:rPr>
+        <w:t xml:space="preserve"> </w:t>
+      </w:r>
+      <w:r>
+        <w:rPr>
+          <w:rFonts w:ascii="Arial" w:hAnsi="Arial" w:cs="Arial"/>
+          <w:color w:val="000000"/>
+          <w:sz w:val="24"/>
+        </w:rPr>
+        <w:t xml:space="preserve">e inscrito no CPF/MF nº </w:t>
+      </w:r>
+      <w:r>
+        <w:rPr>
+          <w:rFonts w:ascii="Arial" w:hAnsi="Arial" w:cs="Arial"/>
+          <w:color w:val="000000"/>
+          <w:sz w:val="24"/>
+        </w:rPr>
+        <w:t>“CPF”, “</w:t>
+      </w:r>
+      <w:r>
+        <w:rPr>
+          <w:rFonts w:ascii="Arial" w:hAnsi="Arial" w:cs="Arial"/>
+          <w:bCs/>
+          <w:sz w:val="24"/>
+          <w:szCs w:val="24"/>
+        </w:rPr>
+        <w:t>casado” ou “convivente em união estável” em ____, sob o regime da “regime de bens”, na vigência da Lei Federal nº 6.515/77, conforme certidão de casamento expedida em _____, pelo Oficial de Registro Civil das Pessoas Naturais do ___ Subdistrito da Comarca de ____ – SP, livro B-__, fls __, termo ___, com</w:t>
+      </w:r>
+      <w:r>
+        <w:rPr>
+          <w:rFonts w:ascii="Arial" w:hAnsi="Arial" w:cs="Arial"/>
+          <w:color w:val="000000"/>
+          <w:sz w:val="24"/>
+        </w:rPr>
+        <w:t xml:space="preserve"> </w:t>
+      </w:r>
+      <w:r>
+        <w:rPr>
+          <w:rFonts w:ascii="Arial" w:hAnsi="Arial" w:cs="Arial"/>
+          <w:b/>
+          <w:bCs/>
+          <w:color w:val="000000"/>
+          <w:sz w:val="24"/>
+        </w:rPr>
+        <w:t>NOME_CÔNJUGE</w:t>
+      </w:r>
+      <w:r>
+        <w:rPr>
+          <w:rFonts w:ascii="Arial" w:hAnsi="Arial" w:cs="Arial"/>
+          <w:color w:val="000000"/>
+          <w:sz w:val="24"/>
+        </w:rPr>
+        <w:t xml:space="preserve">, </w:t>
+      </w:r>
+      <w:r>
+        <w:rPr>
+          <w:rFonts w:ascii="Arial" w:hAnsi="Arial" w:cs="Arial"/>
+          <w:color w:val="000000"/>
+          <w:sz w:val="24"/>
+        </w:rPr>
+        <w:t>“nacionalidade”</w:t>
+      </w:r>
+      <w:r>
+        <w:rPr>
+          <w:rFonts w:ascii="Arial" w:hAnsi="Arial" w:cs="Arial"/>
+          <w:color w:val="000000"/>
+          <w:sz w:val="24"/>
+        </w:rPr>
+        <w:t xml:space="preserve">, </w:t>
+      </w:r>
+      <w:r>
+        <w:rPr>
+          <w:rFonts w:ascii="Arial" w:hAnsi="Arial" w:cs="Arial"/>
+          <w:color w:val="000000"/>
+          <w:sz w:val="24"/>
+        </w:rPr>
+        <w:t xml:space="preserve">“profissão”, “idade”, filho de “nome do pai”, e de “nome da mãe”, </w:t>
+      </w:r>
+      <w:r>
+        <w:rPr>
+          <w:rFonts w:ascii="Arial" w:hAnsi="Arial" w:cs="Arial"/>
+          <w:color w:val="000000"/>
+          <w:sz w:val="24"/>
+        </w:rPr>
+        <w:t xml:space="preserve">portador da cédula de identidade RG nº </w:t>
+      </w:r>
+      <w:r>
+        <w:rPr>
+          <w:rFonts w:ascii="Arial" w:hAnsi="Arial" w:cs="Arial"/>
+          <w:color w:val="000000"/>
+          <w:sz w:val="24"/>
+        </w:rPr>
+        <w:t>“RG”</w:t>
+      </w:r>
+      <w:r>
+        <w:rPr>
+          <w:rFonts w:ascii="Arial" w:hAnsi="Arial" w:cs="Arial"/>
+          <w:color w:val="000000"/>
+          <w:sz w:val="24"/>
+        </w:rPr>
+        <w:t>-</w:t>
+      </w:r>
+      <w:r>
+        <w:rPr>
+          <w:rFonts w:ascii="Arial" w:hAnsi="Arial" w:cs="Arial"/>
+          <w:color w:val="000000"/>
+          <w:sz w:val="24"/>
+        </w:rPr>
+        <w:t xml:space="preserve"> </w:t>
+      </w:r>
+      <w:r>
+        <w:rPr>
+          <w:rFonts w:ascii="Arial" w:hAnsi="Arial" w:cs="Arial"/>
+          <w:color w:val="000000"/>
+          <w:sz w:val="24"/>
+        </w:rPr>
+        <w:t>“órgão expedidor”,</w:t>
+      </w:r>
+      <w:r>
+        <w:rPr>
+          <w:rFonts w:ascii="Arial" w:hAnsi="Arial" w:cs="Arial"/>
+          <w:bCs/>
+          <w:sz w:val="24"/>
+          <w:szCs w:val="24"/>
+        </w:rPr>
+        <w:t xml:space="preserve"> </w:t>
+      </w:r>
+      <w:r>
+        <w:rPr>
+          <w:rFonts w:ascii="Arial" w:hAnsi="Arial" w:cs="Arial"/>
+          <w:color w:val="000000"/>
+          <w:sz w:val="24"/>
+        </w:rPr>
+        <w:t xml:space="preserve">e inscrito no CPF/MF nº </w:t>
+      </w:r>
+      <w:r>
+        <w:rPr>
+          <w:rFonts w:ascii="Arial" w:hAnsi="Arial" w:cs="Arial"/>
+          <w:color w:val="000000"/>
+          <w:sz w:val="24"/>
+        </w:rPr>
+        <w:t>“CPF”</w:t>
+      </w:r>
+      <w:r>
+        <w:rPr>
+          <w:rFonts w:ascii="Arial" w:hAnsi="Arial" w:cs="Arial"/>
+          <w:color w:val="000000"/>
+          <w:sz w:val="24"/>
+        </w:rPr>
+        <w:t xml:space="preserve">, residente e domiciliado na </w:t>
+      </w:r>
+      <w:r>
+        <w:rPr>
+          <w:rFonts w:ascii="Arial" w:hAnsi="Arial" w:cs="Arial"/>
+          <w:color w:val="000000"/>
+          <w:sz w:val="24"/>
+        </w:rPr>
+        <w:t>“endereço”.</w:t>
+      </w:r>
+    </w:p>
+    <w:p>
+      <w:pPr>
+        <w:rPr>
+          <w:rFonts w:ascii="Arial" w:hAnsi="Arial" w:cs="Arial"/>
+          <w:sz w:val="24"/>
+          <w:szCs w:val="24"/>
+        </w:rPr>
+      </w:pPr>
+      <w:r>
+        <w:rPr>
+          <w:rFonts w:ascii="Arial" w:hAnsi="Arial" w:cs="Arial"/>
+          <w:sz w:val="24"/>
+          <w:szCs w:val="24"/>
+        </w:rPr>
+        <w:t>A concordância pronominal dependerá do sexo das partes.</w:t>
+      </w:r>
+    </w:p>
+    <w:p>
+      <w:pPr>
+        <w:rPr>
+          <w:rFonts w:ascii="Arial" w:hAnsi="Arial" w:cs="Arial"/>
+          <w:sz w:val="24"/>
+          <w:szCs w:val="24"/>
+        </w:rPr>
+      </w:pPr>
+    </w:p>
+    <w:p>
+      <w:pPr>
+        <w:rPr>
+          <w:rFonts w:ascii="Arial" w:hAnsi="Arial" w:cs="Arial"/>
+          <w:sz w:val="24"/>
+          <w:szCs w:val="24"/>
+        </w:rPr>
+      </w:pPr>
+      <w:r>
+        <w:rPr>
+          <w:rFonts w:ascii="Arial" w:hAnsi="Arial" w:cs="Arial"/>
+          <w:sz w:val="24"/>
+          <w:szCs w:val="24"/>
+        </w:rPr>
+        <w:t>Se as partes forem representadas deverá aparecer no final de suas informações a seguinte redação: “representados neste ato seu procurador:”.</w:t>
+      </w:r>
+    </w:p>
+    <w:p>
+      <w:pPr>
+        <w:rPr>
+          <w:rFonts w:ascii="Arial" w:hAnsi="Arial" w:cs="Arial"/>
+          <w:sz w:val="24"/>
+          <w:szCs w:val="24"/>
+        </w:rPr>
+      </w:pPr>
+      <w:r>
+        <w:rPr>
+          <w:rFonts w:ascii="Arial" w:hAnsi="Arial" w:cs="Arial"/>
+          <w:sz w:val="24"/>
+          <w:szCs w:val="24"/>
+        </w:rPr>
+        <w:t xml:space="preserve">A concordância pronominal dependerá da quantidade de partes, do sexo das partes e também do procurador. </w:t>
+      </w:r>
+    </w:p>
+    <w:p>
+      <w:pPr>
+        <w:rPr>
+          <w:rFonts w:ascii="Arial" w:hAnsi="Arial" w:cs="Arial"/>
+          <w:sz w:val="24"/>
+          <w:szCs w:val="24"/>
+        </w:rPr>
+      </w:pPr>
+      <w:r>
+        <w:rPr>
+          <w:rFonts w:ascii="Arial" w:hAnsi="Arial" w:cs="Arial"/>
+          <w:sz w:val="24"/>
+          <w:szCs w:val="24"/>
+        </w:rPr>
+        <w:t>Caso seja escolhida a opção “CIN”, em vez do texto (</w:t>
+      </w:r>
+      <w:r>
+        <w:rPr>
+          <w:rFonts w:ascii="Arial" w:hAnsi="Arial" w:cs="Arial"/>
+          <w:sz w:val="24"/>
+          <w:szCs w:val="24"/>
+        </w:rPr>
+        <w:t>portador da cédula de identidade RG nº “RG”-SSP/SP, e inscrito no CPF/MF nº “CPF”</w:t>
+      </w:r>
+      <w:r>
+        <w:rPr>
+          <w:rFonts w:ascii="Arial" w:hAnsi="Arial" w:cs="Arial"/>
+          <w:sz w:val="24"/>
+          <w:szCs w:val="24"/>
+        </w:rPr>
+        <w:t xml:space="preserve">), deverá aparecer o texto </w:t>
+      </w:r>
+      <w:r>
+        <w:rPr>
+          <w:rFonts w:ascii="Arial" w:hAnsi="Arial" w:cs="Arial"/>
+          <w:sz w:val="24"/>
+          <w:szCs w:val="24"/>
+        </w:rPr>
+        <w:t>(</w:t>
+      </w:r>
+      <w:r>
+        <w:rPr>
+          <w:rFonts w:ascii="Arial" w:hAnsi="Arial" w:cs="Arial"/>
+          <w:sz w:val="24"/>
+          <w:szCs w:val="24"/>
+        </w:rPr>
+        <w:t xml:space="preserve">portador da cédula de identidade </w:t>
+      </w:r>
+      <w:r>
+        <w:rPr>
+          <w:rFonts w:ascii="Arial" w:hAnsi="Arial" w:cs="Arial"/>
+          <w:sz w:val="24"/>
+          <w:szCs w:val="24"/>
+        </w:rPr>
+        <w:t>nacional emitida em ____, pela Secretaria de Segurança Pública de São Paulo</w:t>
+      </w:r>
+      <w:r>
+        <w:rPr>
+          <w:rFonts w:ascii="Arial" w:hAnsi="Arial" w:cs="Arial"/>
+          <w:sz w:val="24"/>
+          <w:szCs w:val="24"/>
+        </w:rPr>
+        <w:t xml:space="preserve">, </w:t>
+      </w:r>
+      <w:r>
+        <w:rPr>
+          <w:rFonts w:ascii="Arial" w:hAnsi="Arial" w:cs="Arial"/>
+          <w:sz w:val="24"/>
+          <w:szCs w:val="24"/>
+        </w:rPr>
+        <w:t xml:space="preserve">na qual consta </w:t>
+      </w:r>
+      <w:r>
+        <w:rPr>
+          <w:rFonts w:ascii="Arial" w:hAnsi="Arial" w:cs="Arial"/>
+          <w:sz w:val="24"/>
+          <w:szCs w:val="24"/>
+        </w:rPr>
+        <w:t>o CPF/MF nº “CPF”</w:t>
+      </w:r>
+      <w:r>
+        <w:rPr>
+          <w:rFonts w:ascii="Arial" w:hAnsi="Arial" w:cs="Arial"/>
+          <w:sz w:val="24"/>
+          <w:szCs w:val="24"/>
+        </w:rPr>
+        <w:t>)</w:t>
+      </w:r>
+      <w:r>
+        <w:rPr>
+          <w:rFonts w:ascii="Arial" w:hAnsi="Arial" w:cs="Arial"/>
+          <w:sz w:val="24"/>
+          <w:szCs w:val="24"/>
+        </w:rPr>
+        <w:t>.</w:t>
+      </w:r>
+    </w:p>
+    <w:p>
+      <w:pPr>
+        <w:rPr>
+          <w:rFonts w:ascii="Arial" w:hAnsi="Arial" w:cs="Arial"/>
+          <w:sz w:val="24"/>
+          <w:szCs w:val="24"/>
+        </w:rPr>
+      </w:pPr>
+    </w:p>
+    <w:p>
+      <w:pPr>
+        <w:rPr>
+          <w:rFonts w:ascii="Arial" w:hAnsi="Arial" w:cs="Arial"/>
+          <w:sz w:val="24"/>
+          <w:szCs w:val="24"/>
+        </w:rPr>
+      </w:pPr>
+      <w:r>
+        <w:rPr>
+          <w:rFonts w:ascii="Arial" w:hAnsi="Arial" w:cs="Arial"/>
+          <w:sz w:val="24"/>
+          <w:szCs w:val="24"/>
+          <w:u w:val="single"/>
+        </w:rPr>
+        <w:t xml:space="preserve">Cadastrar, consultar, editar, e excluir </w:t>
+      </w:r>
+      <w:r>
+        <w:rPr>
+          <w:rFonts w:ascii="Arial" w:hAnsi="Arial" w:cs="Arial"/>
+          <w:sz w:val="24"/>
+          <w:szCs w:val="24"/>
+          <w:u w:val="single"/>
+        </w:rPr>
+        <w:t>imóvel</w:t>
+      </w:r>
+      <w:r>
+        <w:rPr>
+          <w:rFonts w:ascii="Arial" w:hAnsi="Arial" w:cs="Arial"/>
+          <w:sz w:val="24"/>
+          <w:szCs w:val="24"/>
+        </w:rPr>
+        <w:t>:</w:t>
+      </w:r>
+    </w:p>
+    <w:p>
+      <w:pPr>
+        <w:rPr>
+          <w:rFonts w:ascii="Arial" w:hAnsi="Arial" w:cs="Arial"/>
+          <w:sz w:val="24"/>
+          <w:szCs w:val="24"/>
+        </w:rPr>
+      </w:pPr>
+    </w:p>
+    <w:p>
+      <w:pPr>
+        <w:rPr>
+          <w:rFonts w:ascii="Arial" w:hAnsi="Arial" w:cs="Arial"/>
+          <w:sz w:val="24"/>
+          <w:szCs w:val="24"/>
+        </w:rPr>
+      </w:pPr>
+      <w:r>
+        <w:rPr>
+          <w:rFonts w:ascii="Arial" w:hAnsi="Arial" w:cs="Arial"/>
+          <w:sz w:val="24"/>
+          <w:szCs w:val="24"/>
+        </w:rPr>
+        <w:t xml:space="preserve">Deverá ter um combobox “tipo de </w:t>
+      </w:r>
+      <w:r>
+        <w:rPr>
+          <w:rFonts w:ascii="Arial" w:hAnsi="Arial" w:cs="Arial"/>
+          <w:sz w:val="24"/>
+          <w:szCs w:val="24"/>
+        </w:rPr>
+        <w:t>imóvel</w:t>
+      </w:r>
+      <w:r>
+        <w:rPr>
+          <w:rFonts w:ascii="Arial" w:hAnsi="Arial" w:cs="Arial"/>
+          <w:sz w:val="24"/>
+          <w:szCs w:val="24"/>
+        </w:rPr>
+        <w:t xml:space="preserve">” com as opções: </w:t>
+      </w:r>
+      <w:r>
+        <w:rPr>
+          <w:rFonts w:ascii="Arial" w:hAnsi="Arial" w:cs="Arial"/>
+          <w:sz w:val="24"/>
+          <w:szCs w:val="24"/>
+        </w:rPr>
+        <w:t>apartamento</w:t>
+      </w:r>
+      <w:r>
+        <w:rPr>
+          <w:rFonts w:ascii="Arial" w:hAnsi="Arial" w:cs="Arial"/>
+          <w:sz w:val="24"/>
+          <w:szCs w:val="24"/>
+        </w:rPr>
+        <w:t xml:space="preserve">, </w:t>
+      </w:r>
+      <w:r>
+        <w:rPr>
+          <w:rFonts w:ascii="Arial" w:hAnsi="Arial" w:cs="Arial"/>
+          <w:sz w:val="24"/>
+          <w:szCs w:val="24"/>
+        </w:rPr>
+        <w:t>casa, terreno</w:t>
+      </w:r>
+    </w:p>
+    <w:p>
+      <w:pPr>
+        <w:rPr>
+          <w:rFonts w:ascii="Arial" w:hAnsi="Arial" w:cs="Arial"/>
+          <w:sz w:val="24"/>
+          <w:szCs w:val="24"/>
+        </w:rPr>
+      </w:pPr>
+    </w:p>
+    <w:p>
+      <w:pPr>
+        <w:rPr>
+          <w:rFonts w:ascii="Arial" w:hAnsi="Arial" w:cs="Arial"/>
+          <w:sz w:val="24"/>
+          <w:szCs w:val="24"/>
+        </w:rPr>
+      </w:pPr>
+      <w:r>
+        <w:rPr>
+          <w:rFonts w:ascii="Arial" w:hAnsi="Arial" w:cs="Arial"/>
+          <w:b/>
+          <w:bCs/>
+          <w:sz w:val="24"/>
+          <w:szCs w:val="24"/>
+        </w:rPr>
+        <w:t>MÓDULO</w:t>
+      </w:r>
+      <w:r>
+        <w:rPr>
+          <w:rFonts w:ascii="Arial" w:hAnsi="Arial" w:cs="Arial"/>
+          <w:b/>
+          <w:bCs/>
+          <w:sz w:val="24"/>
+          <w:szCs w:val="24"/>
+        </w:rPr>
+        <w:t xml:space="preserve"> DE CÁLCULO</w:t>
+      </w:r>
+      <w:r>
+        <w:rPr>
+          <w:rFonts w:ascii="Arial" w:hAnsi="Arial" w:cs="Arial"/>
+          <w:sz w:val="24"/>
+          <w:szCs w:val="24"/>
+        </w:rPr>
+        <w:t>:</w:t>
+      </w:r>
+    </w:p>
+    <w:p>
+      <w:pPr>
         <w:rPr>
           <w:rFonts w:ascii="Arial" w:hAnsi="Arial" w:cs="Arial"/>
           <w:sz w:val="24"/>
@@ -456,6 +6688,7 @@
           <w:sz w:val="24"/>
           <w:szCs w:val="24"/>
         </w:rPr>
+        <w:lastRenderedPageBreak/>
         <w:t>Total com Registro: R$ 13.000,53</w:t>
       </w:r>
       <w:r>
@@ -531,7 +6764,6 @@
           <w:sz w:val="24"/>
           <w:szCs w:val="24"/>
         </w:rPr>
-        <w:lastRenderedPageBreak/>
         <w:t>ITBI: R$ 4.025,00</w:t>
       </w:r>
     </w:p>
@@ -853,6 +7085,7 @@
           <w:sz w:val="24"/>
           <w:szCs w:val="24"/>
         </w:rPr>
+        <w:lastRenderedPageBreak/>
         <w:t>Total: R$ 2.996,89</w:t>
       </w:r>
     </w:p>
@@ -900,16 +7133,7 @@
           <w:sz w:val="24"/>
           <w:szCs w:val="24"/>
         </w:rPr>
-        <w:t xml:space="preserve">o valor de um registro com </w:t>
-      </w:r>
-      <w:r>
-        <w:rPr>
-          <w:rFonts w:ascii="Arial" w:hAnsi="Arial" w:cs="Arial"/>
-          <w:sz w:val="24"/>
-          <w:szCs w:val="24"/>
-        </w:rPr>
-        <w:lastRenderedPageBreak/>
-        <w:t>base no valor de 1/3 do valor digitado no valor base, ou seja, se foi digitado R$ 200.000,00, o valor para cálculo do registro será R$ R$ 66.666,67, e então o valor do registro do usufruto será R$ 1.537,03</w:t>
+        <w:t>o valor de um registro com base no valor de 1/3 do valor digitado no valor base, ou seja, se foi digitado R$ 200.000,00, o valor para cálculo do registro será R$ R$ 66.666,67, e então o valor do registro do usufruto será R$ 1.537,03</w:t>
       </w:r>
       <w:r>
         <w:rPr>
@@ -1262,6 +7486,7 @@
           <w:sz w:val="24"/>
           <w:szCs w:val="24"/>
         </w:rPr>
+        <w:lastRenderedPageBreak/>
         <w:t>Total com Registro: R$ 14.000,53</w:t>
       </w:r>
     </w:p>
@@ -1290,9 +7515,6 @@
       </w:r>
       <w:r>
         <w:br/>
-      </w:r>
-      <w:r>
-        <w:lastRenderedPageBreak/>
         <w:t>regra:</w:t>
       </w:r>
       <w:r>
@@ -1624,6 +7846,7 @@
           <w:sz w:val="24"/>
           <w:szCs w:val="24"/>
         </w:rPr>
+        <w:lastRenderedPageBreak/>
         <w:t>Matrícula: R$ 78,01</w:t>
       </w:r>
     </w:p>
@@ -2056,6 +8279,7 @@
   <w:style w:type="paragraph" w:default="1" w:styleId="Normal">
     <w:name w:val="Normal"/>
     <w:qFormat/>
+    <w:rsid w:val="00817EEA"/>
   </w:style>
   <w:style w:type="paragraph" w:styleId="Ttulo1">
     <w:name w:val="heading 1"/>

--- a/Prompt para sistema de cálculo.docx
+++ b/Prompt para sistema de cálculo.docx
@@ -114,20 +114,8 @@
           <w:bCs/>
           <w:sz w:val="24"/>
           <w:szCs w:val="24"/>
-          <w:lang w:val="en-US"/>
-        </w:rPr>
-      </w:pPr>
-      <w:r>
-        <w:rPr>
-          <w:rFonts w:ascii="Arial" w:eastAsia="Arial" w:hAnsi="Arial" w:cs="Arial"/>
-          <w:b/>
-          <w:bCs/>
-          <w:sz w:val="24"/>
-          <w:szCs w:val="24"/>
-          <w:lang w:val="en-US"/>
-        </w:rPr>
-        <w:t>git pull origin main (</w:t>
-      </w:r>
+        </w:rPr>
+      </w:pPr>
       <w:proofErr w:type="spellStart"/>
       <w:r>
         <w:rPr>
@@ -136,9 +124,8 @@
           <w:bCs/>
           <w:sz w:val="24"/>
           <w:szCs w:val="24"/>
-          <w:lang w:val="en-US"/>
-        </w:rPr>
-        <w:t>garante</w:t>
+        </w:rPr>
+        <w:t>git</w:t>
       </w:r>
       <w:proofErr w:type="spellEnd"/>
       <w:r>
@@ -148,9 +135,8 @@
           <w:bCs/>
           <w:sz w:val="24"/>
           <w:szCs w:val="24"/>
-          <w:lang w:val="en-US"/>
-        </w:rPr>
-        <w:t xml:space="preserve"> q </w:t>
+        </w:rPr>
+        <w:t xml:space="preserve"> </w:t>
       </w:r>
       <w:proofErr w:type="spellStart"/>
       <w:r>
@@ -160,9 +146,8 @@
           <w:bCs/>
           <w:sz w:val="24"/>
           <w:szCs w:val="24"/>
-          <w:lang w:val="en-US"/>
-        </w:rPr>
-        <w:t>está</w:t>
+        </w:rPr>
+        <w:t>pull</w:t>
       </w:r>
       <w:proofErr w:type="spellEnd"/>
       <w:r>
@@ -172,7 +157,6 @@
           <w:bCs/>
           <w:sz w:val="24"/>
           <w:szCs w:val="24"/>
-          <w:lang w:val="en-US"/>
         </w:rPr>
         <w:t xml:space="preserve"> </w:t>
       </w:r>
@@ -184,9 +168,8 @@
           <w:bCs/>
           <w:sz w:val="24"/>
           <w:szCs w:val="24"/>
-          <w:lang w:val="en-US"/>
-        </w:rPr>
-        <w:t>atualizado</w:t>
+        </w:rPr>
+        <w:t>origin</w:t>
       </w:r>
       <w:proofErr w:type="spellEnd"/>
       <w:r>
@@ -196,9 +179,52 @@
           <w:bCs/>
           <w:sz w:val="24"/>
           <w:szCs w:val="24"/>
-          <w:lang w:val="en-US"/>
-        </w:rPr>
-        <w:t>)</w:t>
+        </w:rPr>
+        <w:t xml:space="preserve"> </w:t>
+      </w:r>
+      <w:proofErr w:type="spellStart"/>
+      <w:r>
+        <w:rPr>
+          <w:rFonts w:ascii="Arial" w:eastAsia="Arial" w:hAnsi="Arial" w:cs="Arial"/>
+          <w:b/>
+          <w:bCs/>
+          <w:sz w:val="24"/>
+          <w:szCs w:val="24"/>
+        </w:rPr>
+        <w:t>main</w:t>
+      </w:r>
+      <w:proofErr w:type="spellEnd"/>
+      <w:r>
+        <w:rPr>
+          <w:rFonts w:ascii="Arial" w:eastAsia="Arial" w:hAnsi="Arial" w:cs="Arial"/>
+          <w:b/>
+          <w:bCs/>
+          <w:sz w:val="24"/>
+          <w:szCs w:val="24"/>
+        </w:rPr>
+        <w:t xml:space="preserve"> (garante </w:t>
+      </w:r>
+      <w:proofErr w:type="gramStart"/>
+      <w:r>
+        <w:rPr>
+          <w:rFonts w:ascii="Arial" w:eastAsia="Arial" w:hAnsi="Arial" w:cs="Arial"/>
+          <w:b/>
+          <w:bCs/>
+          <w:sz w:val="24"/>
+          <w:szCs w:val="24"/>
+        </w:rPr>
+        <w:t>q</w:t>
+      </w:r>
+      <w:proofErr w:type="gramEnd"/>
+      <w:r>
+        <w:rPr>
+          <w:rFonts w:ascii="Arial" w:eastAsia="Arial" w:hAnsi="Arial" w:cs="Arial"/>
+          <w:b/>
+          <w:bCs/>
+          <w:sz w:val="24"/>
+          <w:szCs w:val="24"/>
+        </w:rPr>
+        <w:t xml:space="preserve"> está atualizado)</w:t>
       </w:r>
     </w:p>
     <w:p>
@@ -368,7 +394,27 @@
           <w:sz w:val="24"/>
           <w:szCs w:val="24"/>
         </w:rPr>
-        <w:t xml:space="preserve"> -m "ajuste cálculo + tabela registro"</w:t>
+        <w:t xml:space="preserve"> -m "ajuste cálculo</w:t>
+      </w:r>
+      <w:r>
+        <w:rPr>
+          <w:rFonts w:ascii="Arial" w:eastAsia="Arial" w:hAnsi="Arial" w:cs="Arial"/>
+          <w:b/>
+          <w:bCs/>
+          <w:sz w:val="24"/>
+          <w:szCs w:val="24"/>
+        </w:rPr>
+        <w:t xml:space="preserve"> </w:t>
+      </w:r>
+      <w:r>
+        <w:rPr>
+          <w:rFonts w:ascii="Arial" w:eastAsia="Arial" w:hAnsi="Arial" w:cs="Arial"/>
+          <w:b/>
+          <w:bCs/>
+          <w:sz w:val="24"/>
+          <w:szCs w:val="24"/>
+        </w:rPr>
+        <w:t>"</w:t>
       </w:r>
     </w:p>
     <w:p>
@@ -5430,6 +5476,7 @@
   <w:style w:type="character" w:default="1" w:styleId="Fontepargpadro">
     <w:name w:val="Default Paragraph Font"/>
     <w:uiPriority w:val="1"/>
+    <w:semiHidden/>
     <w:unhideWhenUsed/>
   </w:style>
   <w:style w:type="table" w:default="1" w:styleId="Tabelanormal">
